--- a/docs/deliverables/아키텍처설계서.docx
+++ b/docs/deliverables/아키텍처설계서.docx
@@ -5690,7 +5690,7 @@
                 <w:sz w:val="18"/>
                 <w:szCs w:val="18"/>
               </w:rPr>
-              <w:t xml:space="preserve">수동 실행</w:t>
+              <w:t xml:space="preserve">main-5x9td9에 api 변경 push 또는 수동 실행</w:t>
             </w:r>
           </w:p>
         </w:tc>
@@ -6950,17 +6950,27 @@
         <w:spacing w:after="120" w:line="300"/>
       </w:pPr>
       <w:r>
-        <w:t xml:space="preserve">상한 10이면 처리 한계는 약 200 rps(10 ÷ 50ms)다. </w:t>
+        <w:t xml:space="preserve">상한 10이면 처리 한계는 약 200 rps(10 ÷ 50ms)라고 </w:t>
       </w:r>
       <w:r>
         <w:rPr>
           <w:b/>
           <w:bCs/>
         </w:rPr>
-        <w:t xml:space="preserve">모두 계산값이고 실측이 아니다.</w:t>
-      </w:r>
-      <w:r>
-        <w:t xml:space="preserve"> 세션당 요청 수(10건)는 근거가 약한 가정이다.</w:t>
+        <w:t xml:space="preserve">계산했다.</w:t>
+      </w:r>
+      <w:r>
+        <w:t xml:space="preserve"> 실측해 보니 요청 하나의 처리 시간이 p50 약 110ms(가정 50ms)라, 실질 처리 한계는 </w:t>
+      </w:r>
+      <w:r>
+        <w:rPr>
+          <w:b/>
+          <w:bCs/>
+        </w:rPr>
+        <w:t xml:space="preserve">약 50~55 rps</w:t>
+      </w:r>
+      <w:r>
+        <w:t xml:space="preserve">였다(8.4절). 위 시나리오의 피크(최대 약 26 rps, 세션당 30건이면 77 rps)와 비교하면 지금 규모는 감당하지만 여유는 계산보다 작다. 세션당 요청 수(10건)는 근거가 약한 가정이다.</w:t>
       </w:r>
     </w:p>
     <w:p>
@@ -6968,7 +6978,7 @@
         <w:pStyle w:val="Heading2"/>
       </w:pPr>
       <w:r>
-        <w:t xml:space="preserve">8.4 검증 기준(측정 예정)</w:t>
+        <w:t xml:space="preserve">8.4 Lambda 위 실측(2026-10-04)</w:t>
       </w:r>
     </w:p>
     <w:tbl>
@@ -6984,9 +6994,10 @@
         </w:tblBorders>
       </w:tblPr>
       <w:tblGrid>
-        <w:gridCol w:w="1752"/>
-        <w:gridCol w:w="2628"/>
-        <w:gridCol w:w="5258"/>
+        <w:gridCol w:w="2570"/>
+        <w:gridCol w:w="2570"/>
+        <w:gridCol w:w="3212"/>
+        <w:gridCol w:w="1286"/>
       </w:tblGrid>
       <w:tr>
         <w:trPr>
@@ -6994,7 +7005,7 @@
         </w:trPr>
         <w:tc>
           <w:tcPr>
-            <w:tcW w:type="dxa" w:w="1752"/>
+            <w:tcW w:type="dxa" w:w="2570"/>
             <w:tcBorders>
               <w:top w:val="single" w:color="CBD0CD" w:sz="4"/>
               <w:left w:val="single" w:color="CBD0CD" w:sz="4"/>
@@ -7027,7 +7038,7 @@
         </w:tc>
         <w:tc>
           <w:tcPr>
-            <w:tcW w:type="dxa" w:w="2628"/>
+            <w:tcW w:type="dxa" w:w="2570"/>
             <w:tcBorders>
               <w:top w:val="single" w:color="CBD0CD" w:sz="4"/>
               <w:left w:val="single" w:color="CBD0CD" w:sz="4"/>
@@ -7054,13 +7065,13 @@
                 <w:sz w:val="18"/>
                 <w:szCs w:val="18"/>
               </w:rPr>
-              <w:t xml:space="preserve">부하</w:t>
-            </w:r>
-          </w:p>
-        </w:tc>
-        <w:tc>
-          <w:tcPr>
-            <w:tcW w:type="dxa" w:w="5258"/>
+              <w:t xml:space="preserve">통과 기준</w:t>
+            </w:r>
+          </w:p>
+        </w:tc>
+        <w:tc>
+          <w:tcPr>
+            <w:tcW w:type="dxa" w:w="3212"/>
             <w:tcBorders>
               <w:top w:val="single" w:color="CBD0CD" w:sz="4"/>
               <w:left w:val="single" w:color="CBD0CD" w:sz="4"/>
@@ -7087,7 +7098,40 @@
                 <w:sz w:val="18"/>
                 <w:szCs w:val="18"/>
               </w:rPr>
-              <w:t xml:space="preserve">통과 기준</w:t>
+              <w:t xml:space="preserve">실측</w:t>
+            </w:r>
+          </w:p>
+        </w:tc>
+        <w:tc>
+          <w:tcPr>
+            <w:tcW w:type="dxa" w:w="1286"/>
+            <w:tcBorders>
+              <w:top w:val="single" w:color="CBD0CD" w:sz="4"/>
+              <w:left w:val="single" w:color="CBD0CD" w:sz="4"/>
+              <w:bottom w:val="single" w:color="CBD0CD" w:sz="4"/>
+              <w:right w:val="single" w:color="CBD0CD" w:sz="4"/>
+            </w:tcBorders>
+            <w:shd w:fill="1E3A5F" w:color="auto" w:val="clear"/>
+            <w:tcMar>
+              <w:top w:type="dxa" w:w="60"/>
+              <w:left w:type="dxa" w:w="100"/>
+              <w:bottom w:type="dxa" w:w="60"/>
+              <w:right w:type="dxa" w:w="100"/>
+            </w:tcMar>
+          </w:tcPr>
+          <w:p>
+            <w:pPr>
+              <w:spacing w:after="0" w:line="260"/>
+            </w:pPr>
+            <w:r>
+              <w:rPr>
+                <w:b/>
+                <w:bCs/>
+                <w:color w:val="FFFFFF"/>
+                <w:sz w:val="18"/>
+                <w:szCs w:val="18"/>
+              </w:rPr>
+              <w:t xml:space="preserve">판정</w:t>
             </w:r>
           </w:p>
         </w:tc>
@@ -7095,88 +7139,117 @@
       <w:tr>
         <w:tc>
           <w:tcPr>
-            <w:tcW w:type="dxa" w:w="1752"/>
-            <w:tcBorders>
-              <w:top w:val="single" w:color="CBD0CD" w:sz="4"/>
-              <w:left w:val="single" w:color="CBD0CD" w:sz="4"/>
-              <w:bottom w:val="single" w:color="CBD0CD" w:sz="4"/>
-              <w:right w:val="single" w:color="CBD0CD" w:sz="4"/>
-            </w:tcBorders>
-            <w:tcMar>
-              <w:top w:type="dxa" w:w="60"/>
-              <w:left w:type="dxa" w:w="100"/>
-              <w:bottom w:type="dxa" w:w="60"/>
-              <w:right w:type="dxa" w:w="100"/>
-            </w:tcMar>
-          </w:tcPr>
-          <w:p>
-            <w:pPr>
-              <w:spacing w:after="0" w:line="260"/>
-            </w:pPr>
-            <w:r>
-              <w:rPr>
-                <w:sz w:val="18"/>
-                <w:szCs w:val="18"/>
-              </w:rPr>
-              <w:t xml:space="preserve">로그인 램핑</w:t>
-            </w:r>
-          </w:p>
-        </w:tc>
-        <w:tc>
-          <w:tcPr>
-            <w:tcW w:type="dxa" w:w="2628"/>
-            <w:tcBorders>
-              <w:top w:val="single" w:color="CBD0CD" w:sz="4"/>
-              <w:left w:val="single" w:color="CBD0CD" w:sz="4"/>
-              <w:bottom w:val="single" w:color="CBD0CD" w:sz="4"/>
-              <w:right w:val="single" w:color="CBD0CD" w:sz="4"/>
-            </w:tcBorders>
-            <w:tcMar>
-              <w:top w:type="dxa" w:w="60"/>
-              <w:left w:type="dxa" w:w="100"/>
-              <w:bottom w:type="dxa" w:w="60"/>
-              <w:right w:type="dxa" w:w="100"/>
-            </w:tcMar>
-          </w:tcPr>
-          <w:p>
-            <w:pPr>
-              <w:spacing w:after="0" w:line="260"/>
-            </w:pPr>
-            <w:r>
-              <w:rPr>
-                <w:sz w:val="18"/>
-                <w:szCs w:val="18"/>
-              </w:rPr>
-              <w:t xml:space="preserve">동시 0→40명</w:t>
-            </w:r>
-          </w:p>
-        </w:tc>
-        <w:tc>
-          <w:tcPr>
-            <w:tcW w:type="dxa" w:w="5258"/>
-            <w:tcBorders>
-              <w:top w:val="single" w:color="CBD0CD" w:sz="4"/>
-              <w:left w:val="single" w:color="CBD0CD" w:sz="4"/>
-              <w:bottom w:val="single" w:color="CBD0CD" w:sz="4"/>
-              <w:right w:val="single" w:color="CBD0CD" w:sz="4"/>
-            </w:tcBorders>
-            <w:tcMar>
-              <w:top w:type="dxa" w:w="60"/>
-              <w:left w:type="dxa" w:w="100"/>
-              <w:bottom w:type="dxa" w:w="60"/>
-              <w:right w:type="dxa" w:w="100"/>
-            </w:tcMar>
-          </w:tcPr>
-          <w:p>
-            <w:pPr>
-              <w:spacing w:after="0" w:line="260"/>
-            </w:pPr>
-            <w:r>
-              <w:rPr>
-                <w:sz w:val="18"/>
-                <w:szCs w:val="18"/>
-              </w:rPr>
-              <w:t xml:space="preserve">로그인 p95 500ms 미만, 오류 0</w:t>
+            <w:tcW w:type="dxa" w:w="2570"/>
+            <w:tcBorders>
+              <w:top w:val="single" w:color="CBD0CD" w:sz="4"/>
+              <w:left w:val="single" w:color="CBD0CD" w:sz="4"/>
+              <w:bottom w:val="single" w:color="CBD0CD" w:sz="4"/>
+              <w:right w:val="single" w:color="CBD0CD" w:sz="4"/>
+            </w:tcBorders>
+            <w:tcMar>
+              <w:top w:type="dxa" w:w="60"/>
+              <w:left w:type="dxa" w:w="100"/>
+              <w:bottom w:type="dxa" w:w="60"/>
+              <w:right w:type="dxa" w:w="100"/>
+            </w:tcMar>
+          </w:tcPr>
+          <w:p>
+            <w:pPr>
+              <w:spacing w:after="0" w:line="260"/>
+            </w:pPr>
+            <w:r>
+              <w:rPr>
+                <w:sz w:val="18"/>
+                <w:szCs w:val="18"/>
+              </w:rPr>
+              <w:t xml:space="preserve">로그인 램핑(동시 0→40명, 1초 간격)</w:t>
+            </w:r>
+          </w:p>
+        </w:tc>
+        <w:tc>
+          <w:tcPr>
+            <w:tcW w:type="dxa" w:w="2570"/>
+            <w:tcBorders>
+              <w:top w:val="single" w:color="CBD0CD" w:sz="4"/>
+              <w:left w:val="single" w:color="CBD0CD" w:sz="4"/>
+              <w:bottom w:val="single" w:color="CBD0CD" w:sz="4"/>
+              <w:right w:val="single" w:color="CBD0CD" w:sz="4"/>
+            </w:tcBorders>
+            <w:tcMar>
+              <w:top w:type="dxa" w:w="60"/>
+              <w:left w:type="dxa" w:w="100"/>
+              <w:bottom w:type="dxa" w:w="60"/>
+              <w:right w:type="dxa" w:w="100"/>
+            </w:tcMar>
+          </w:tcPr>
+          <w:p>
+            <w:pPr>
+              <w:spacing w:after="0" w:line="260"/>
+            </w:pPr>
+            <w:r>
+              <w:rPr>
+                <w:sz w:val="18"/>
+                <w:szCs w:val="18"/>
+              </w:rPr>
+              <w:t xml:space="preserve">p95 500ms 미만, 오류 0</w:t>
+            </w:r>
+          </w:p>
+        </w:tc>
+        <w:tc>
+          <w:tcPr>
+            <w:tcW w:type="dxa" w:w="3212"/>
+            <w:tcBorders>
+              <w:top w:val="single" w:color="CBD0CD" w:sz="4"/>
+              <w:left w:val="single" w:color="CBD0CD" w:sz="4"/>
+              <w:bottom w:val="single" w:color="CBD0CD" w:sz="4"/>
+              <w:right w:val="single" w:color="CBD0CD" w:sz="4"/>
+            </w:tcBorders>
+            <w:tcMar>
+              <w:top w:type="dxa" w:w="60"/>
+              <w:left w:type="dxa" w:w="100"/>
+              <w:bottom w:type="dxa" w:w="60"/>
+              <w:right w:type="dxa" w:w="100"/>
+            </w:tcMar>
+          </w:tcPr>
+          <w:p>
+            <w:pPr>
+              <w:spacing w:after="0" w:line="260"/>
+            </w:pPr>
+            <w:r>
+              <w:rPr>
+                <w:sz w:val="18"/>
+                <w:szCs w:val="18"/>
+              </w:rPr>
+              <w:t xml:space="preserve">p95 237ms, 거절 1건(정점에서 상한 10 도달)</w:t>
+            </w:r>
+          </w:p>
+        </w:tc>
+        <w:tc>
+          <w:tcPr>
+            <w:tcW w:type="dxa" w:w="1286"/>
+            <w:tcBorders>
+              <w:top w:val="single" w:color="CBD0CD" w:sz="4"/>
+              <w:left w:val="single" w:color="CBD0CD" w:sz="4"/>
+              <w:bottom w:val="single" w:color="CBD0CD" w:sz="4"/>
+              <w:right w:val="single" w:color="CBD0CD" w:sz="4"/>
+            </w:tcBorders>
+            <w:tcMar>
+              <w:top w:type="dxa" w:w="60"/>
+              <w:left w:type="dxa" w:w="100"/>
+              <w:bottom w:type="dxa" w:w="60"/>
+              <w:right w:type="dxa" w:w="100"/>
+            </w:tcMar>
+          </w:tcPr>
+          <w:p>
+            <w:pPr>
+              <w:spacing w:after="0" w:line="260"/>
+            </w:pPr>
+            <w:r>
+              <w:rPr>
+                <w:sz w:val="18"/>
+                <w:szCs w:val="18"/>
+              </w:rPr>
+              <w:t xml:space="preserve">오류 기준 미달</w:t>
             </w:r>
           </w:p>
         </w:tc>
@@ -7184,65 +7257,36 @@
       <w:tr>
         <w:tc>
           <w:tcPr>
-            <w:tcW w:type="dxa" w:w="1752"/>
-            <w:tcBorders>
-              <w:top w:val="single" w:color="CBD0CD" w:sz="4"/>
-              <w:left w:val="single" w:color="CBD0CD" w:sz="4"/>
-              <w:bottom w:val="single" w:color="CBD0CD" w:sz="4"/>
-              <w:right w:val="single" w:color="CBD0CD" w:sz="4"/>
-            </w:tcBorders>
-            <w:tcMar>
-              <w:top w:type="dxa" w:w="60"/>
-              <w:left w:type="dxa" w:w="100"/>
-              <w:bottom w:type="dxa" w:w="60"/>
-              <w:right w:type="dxa" w:w="100"/>
-            </w:tcMar>
-          </w:tcPr>
-          <w:p>
-            <w:pPr>
-              <w:spacing w:after="0" w:line="260"/>
-            </w:pPr>
-            <w:r>
-              <w:rPr>
-                <w:sz w:val="18"/>
-                <w:szCs w:val="18"/>
-              </w:rPr>
-              <w:t xml:space="preserve">혼합 조회</w:t>
-            </w:r>
-          </w:p>
-        </w:tc>
-        <w:tc>
-          <w:tcPr>
-            <w:tcW w:type="dxa" w:w="2628"/>
-            <w:tcBorders>
-              <w:top w:val="single" w:color="CBD0CD" w:sz="4"/>
-              <w:left w:val="single" w:color="CBD0CD" w:sz="4"/>
-              <w:bottom w:val="single" w:color="CBD0CD" w:sz="4"/>
-              <w:right w:val="single" w:color="CBD0CD" w:sz="4"/>
-            </w:tcBorders>
-            <w:tcMar>
-              <w:top w:type="dxa" w:w="60"/>
-              <w:left w:type="dxa" w:w="100"/>
-              <w:bottom w:type="dxa" w:w="60"/>
-              <w:right w:type="dxa" w:w="100"/>
-            </w:tcMar>
-          </w:tcPr>
-          <w:p>
-            <w:pPr>
-              <w:spacing w:after="0" w:line="260"/>
-            </w:pPr>
-            <w:r>
-              <w:rPr>
-                <w:sz w:val="18"/>
-                <w:szCs w:val="18"/>
-              </w:rPr>
-              <w:t xml:space="preserve">50 rps × 5분</w:t>
-            </w:r>
-          </w:p>
-        </w:tc>
-        <w:tc>
-          <w:tcPr>
-            <w:tcW w:type="dxa" w:w="5258"/>
+            <w:tcW w:type="dxa" w:w="2570"/>
+            <w:tcBorders>
+              <w:top w:val="single" w:color="CBD0CD" w:sz="4"/>
+              <w:left w:val="single" w:color="CBD0CD" w:sz="4"/>
+              <w:bottom w:val="single" w:color="CBD0CD" w:sz="4"/>
+              <w:right w:val="single" w:color="CBD0CD" w:sz="4"/>
+            </w:tcBorders>
+            <w:tcMar>
+              <w:top w:type="dxa" w:w="60"/>
+              <w:left w:type="dxa" w:w="100"/>
+              <w:bottom w:type="dxa" w:w="60"/>
+              <w:right w:type="dxa" w:w="100"/>
+            </w:tcMar>
+          </w:tcPr>
+          <w:p>
+            <w:pPr>
+              <w:spacing w:after="0" w:line="260"/>
+            </w:pPr>
+            <w:r>
+              <w:rPr>
+                <w:sz w:val="18"/>
+                <w:szCs w:val="18"/>
+              </w:rPr>
+              <w:t xml:space="preserve">혼합 조회(50 rps × 5분)</w:t>
+            </w:r>
+          </w:p>
+        </w:tc>
+        <w:tc>
+          <w:tcPr>
+            <w:tcW w:type="dxa" w:w="2570"/>
             <w:tcBorders>
               <w:top w:val="single" w:color="CBD0CD" w:sz="4"/>
               <w:left w:val="single" w:color="CBD0CD" w:sz="4"/>
@@ -7266,6 +7310,64 @@
                 <w:szCs w:val="18"/>
               </w:rPr>
               <w:t xml:space="preserve">p95 300ms 미만, 거절 0</w:t>
+            </w:r>
+          </w:p>
+        </w:tc>
+        <w:tc>
+          <w:tcPr>
+            <w:tcW w:type="dxa" w:w="3212"/>
+            <w:tcBorders>
+              <w:top w:val="single" w:color="CBD0CD" w:sz="4"/>
+              <w:left w:val="single" w:color="CBD0CD" w:sz="4"/>
+              <w:bottom w:val="single" w:color="CBD0CD" w:sz="4"/>
+              <w:right w:val="single" w:color="CBD0CD" w:sz="4"/>
+            </w:tcBorders>
+            <w:tcMar>
+              <w:top w:type="dxa" w:w="60"/>
+              <w:left w:type="dxa" w:w="100"/>
+              <w:bottom w:type="dxa" w:w="60"/>
+              <w:right w:type="dxa" w:w="100"/>
+            </w:tcMar>
+          </w:tcPr>
+          <w:p>
+            <w:pPr>
+              <w:spacing w:after="0" w:line="260"/>
+            </w:pPr>
+            <w:r>
+              <w:rPr>
+                <w:sz w:val="18"/>
+                <w:szCs w:val="18"/>
+              </w:rPr>
+              <w:t xml:space="preserve">p95 178ms, 거절 0</w:t>
+            </w:r>
+          </w:p>
+        </w:tc>
+        <w:tc>
+          <w:tcPr>
+            <w:tcW w:type="dxa" w:w="1286"/>
+            <w:tcBorders>
+              <w:top w:val="single" w:color="CBD0CD" w:sz="4"/>
+              <w:left w:val="single" w:color="CBD0CD" w:sz="4"/>
+              <w:bottom w:val="single" w:color="CBD0CD" w:sz="4"/>
+              <w:right w:val="single" w:color="CBD0CD" w:sz="4"/>
+            </w:tcBorders>
+            <w:tcMar>
+              <w:top w:type="dxa" w:w="60"/>
+              <w:left w:type="dxa" w:w="100"/>
+              <w:bottom w:type="dxa" w:w="60"/>
+              <w:right w:type="dxa" w:w="100"/>
+            </w:tcMar>
+          </w:tcPr>
+          <w:p>
+            <w:pPr>
+              <w:spacing w:after="0" w:line="260"/>
+            </w:pPr>
+            <w:r>
+              <w:rPr>
+                <w:sz w:val="18"/>
+                <w:szCs w:val="18"/>
+              </w:rPr>
+              <w:t xml:space="preserve">통과</w:t>
             </w:r>
           </w:p>
         </w:tc>
@@ -7273,88 +7375,117 @@
       <w:tr>
         <w:tc>
           <w:tcPr>
-            <w:tcW w:type="dxa" w:w="1752"/>
-            <w:tcBorders>
-              <w:top w:val="single" w:color="CBD0CD" w:sz="4"/>
-              <w:left w:val="single" w:color="CBD0CD" w:sz="4"/>
-              <w:bottom w:val="single" w:color="CBD0CD" w:sz="4"/>
-              <w:right w:val="single" w:color="CBD0CD" w:sz="4"/>
-            </w:tcBorders>
-            <w:tcMar>
-              <w:top w:type="dxa" w:w="60"/>
-              <w:left w:type="dxa" w:w="100"/>
-              <w:bottom w:type="dxa" w:w="60"/>
-              <w:right w:type="dxa" w:w="100"/>
-            </w:tcMar>
-          </w:tcPr>
-          <w:p>
-            <w:pPr>
-              <w:spacing w:after="0" w:line="260"/>
-            </w:pPr>
-            <w:r>
-              <w:rPr>
-                <w:sz w:val="18"/>
-                <w:szCs w:val="18"/>
-              </w:rPr>
-              <w:t xml:space="preserve">과부하</w:t>
-            </w:r>
-          </w:p>
-        </w:tc>
-        <w:tc>
-          <w:tcPr>
-            <w:tcW w:type="dxa" w:w="2628"/>
-            <w:tcBorders>
-              <w:top w:val="single" w:color="CBD0CD" w:sz="4"/>
-              <w:left w:val="single" w:color="CBD0CD" w:sz="4"/>
-              <w:bottom w:val="single" w:color="CBD0CD" w:sz="4"/>
-              <w:right w:val="single" w:color="CBD0CD" w:sz="4"/>
-            </w:tcBorders>
-            <w:tcMar>
-              <w:top w:type="dxa" w:w="60"/>
-              <w:left w:type="dxa" w:w="100"/>
-              <w:bottom w:type="dxa" w:w="60"/>
-              <w:right w:type="dxa" w:w="100"/>
-            </w:tcMar>
-          </w:tcPr>
-          <w:p>
-            <w:pPr>
-              <w:spacing w:after="0" w:line="260"/>
-            </w:pPr>
-            <w:r>
-              <w:rPr>
-                <w:sz w:val="18"/>
-                <w:szCs w:val="18"/>
-              </w:rPr>
-              <w:t xml:space="preserve">300 rps × 1분(한계 초과)</w:t>
-            </w:r>
-          </w:p>
-        </w:tc>
-        <w:tc>
-          <w:tcPr>
-            <w:tcW w:type="dxa" w:w="5258"/>
-            <w:tcBorders>
-              <w:top w:val="single" w:color="CBD0CD" w:sz="4"/>
-              <w:left w:val="single" w:color="CBD0CD" w:sz="4"/>
-              <w:bottom w:val="single" w:color="CBD0CD" w:sz="4"/>
-              <w:right w:val="single" w:color="CBD0CD" w:sz="4"/>
-            </w:tcBorders>
-            <w:tcMar>
-              <w:top w:type="dxa" w:w="60"/>
-              <w:left w:type="dxa" w:w="100"/>
-              <w:bottom w:type="dxa" w:w="60"/>
-              <w:right w:type="dxa" w:w="100"/>
-            </w:tcMar>
-          </w:tcPr>
-          <w:p>
-            <w:pPr>
-              <w:spacing w:after="0" w:line="260"/>
-            </w:pPr>
-            <w:r>
-              <w:rPr>
-                <w:sz w:val="18"/>
-                <w:szCs w:val="18"/>
-              </w:rPr>
-              <w:t xml:space="preserve">넘친 요청만 빠르게 거절(100ms 미만), 성공한 요청은 p95 500ms 미만 유지</w:t>
+            <w:tcW w:type="dxa" w:w="2570"/>
+            <w:tcBorders>
+              <w:top w:val="single" w:color="CBD0CD" w:sz="4"/>
+              <w:left w:val="single" w:color="CBD0CD" w:sz="4"/>
+              <w:bottom w:val="single" w:color="CBD0CD" w:sz="4"/>
+              <w:right w:val="single" w:color="CBD0CD" w:sz="4"/>
+            </w:tcBorders>
+            <w:tcMar>
+              <w:top w:type="dxa" w:w="60"/>
+              <w:left w:type="dxa" w:w="100"/>
+              <w:bottom w:type="dxa" w:w="60"/>
+              <w:right w:type="dxa" w:w="100"/>
+            </w:tcMar>
+          </w:tcPr>
+          <w:p>
+            <w:pPr>
+              <w:spacing w:after="0" w:line="260"/>
+            </w:pPr>
+            <w:r>
+              <w:rPr>
+                <w:sz w:val="18"/>
+                <w:szCs w:val="18"/>
+              </w:rPr>
+              <w:t xml:space="preserve">과부하(300 rps × 1분)</w:t>
+            </w:r>
+          </w:p>
+        </w:tc>
+        <w:tc>
+          <w:tcPr>
+            <w:tcW w:type="dxa" w:w="2570"/>
+            <w:tcBorders>
+              <w:top w:val="single" w:color="CBD0CD" w:sz="4"/>
+              <w:left w:val="single" w:color="CBD0CD" w:sz="4"/>
+              <w:bottom w:val="single" w:color="CBD0CD" w:sz="4"/>
+              <w:right w:val="single" w:color="CBD0CD" w:sz="4"/>
+            </w:tcBorders>
+            <w:tcMar>
+              <w:top w:type="dxa" w:w="60"/>
+              <w:left w:type="dxa" w:w="100"/>
+              <w:bottom w:type="dxa" w:w="60"/>
+              <w:right w:type="dxa" w:w="100"/>
+            </w:tcMar>
+          </w:tcPr>
+          <w:p>
+            <w:pPr>
+              <w:spacing w:after="0" w:line="260"/>
+            </w:pPr>
+            <w:r>
+              <w:rPr>
+                <w:sz w:val="18"/>
+                <w:szCs w:val="18"/>
+              </w:rPr>
+              <w:t xml:space="preserve">거절 p95 100ms 미만, 성공 p95 500ms 미만</w:t>
+            </w:r>
+          </w:p>
+        </w:tc>
+        <w:tc>
+          <w:tcPr>
+            <w:tcW w:type="dxa" w:w="3212"/>
+            <w:tcBorders>
+              <w:top w:val="single" w:color="CBD0CD" w:sz="4"/>
+              <w:left w:val="single" w:color="CBD0CD" w:sz="4"/>
+              <w:bottom w:val="single" w:color="CBD0CD" w:sz="4"/>
+              <w:right w:val="single" w:color="CBD0CD" w:sz="4"/>
+            </w:tcBorders>
+            <w:tcMar>
+              <w:top w:type="dxa" w:w="60"/>
+              <w:left w:type="dxa" w:w="100"/>
+              <w:bottom w:type="dxa" w:w="60"/>
+              <w:right w:type="dxa" w:w="100"/>
+            </w:tcMar>
+          </w:tcPr>
+          <w:p>
+            <w:pPr>
+              <w:spacing w:after="0" w:line="260"/>
+            </w:pPr>
+            <w:r>
+              <w:rPr>
+                <w:sz w:val="18"/>
+                <w:szCs w:val="18"/>
+              </w:rPr>
+              <w:t xml:space="preserve">거절 p95 13ms, 성공 p95 182ms, 실패 0</w:t>
+            </w:r>
+          </w:p>
+        </w:tc>
+        <w:tc>
+          <w:tcPr>
+            <w:tcW w:type="dxa" w:w="1286"/>
+            <w:tcBorders>
+              <w:top w:val="single" w:color="CBD0CD" w:sz="4"/>
+              <w:left w:val="single" w:color="CBD0CD" w:sz="4"/>
+              <w:bottom w:val="single" w:color="CBD0CD" w:sz="4"/>
+              <w:right w:val="single" w:color="CBD0CD" w:sz="4"/>
+            </w:tcBorders>
+            <w:tcMar>
+              <w:top w:type="dxa" w:w="60"/>
+              <w:left w:type="dxa" w:w="100"/>
+              <w:bottom w:type="dxa" w:w="60"/>
+              <w:right w:type="dxa" w:w="100"/>
+            </w:tcMar>
+          </w:tcPr>
+          <w:p>
+            <w:pPr>
+              <w:spacing w:after="0" w:line="260"/>
+            </w:pPr>
+            <w:r>
+              <w:rPr>
+                <w:sz w:val="18"/>
+                <w:szCs w:val="18"/>
+              </w:rPr>
+              <w:t xml:space="preserve">통과</w:t>
             </w:r>
           </w:p>
         </w:tc>
@@ -7362,7 +7493,7 @@
       <w:tr>
         <w:tc>
           <w:tcPr>
-            <w:tcW w:type="dxa" w:w="1752"/>
+            <w:tcW w:type="dxa" w:w="2570"/>
             <w:tcBorders>
               <w:top w:val="single" w:color="CBD0CD" w:sz="4"/>
               <w:left w:val="single" w:color="CBD0CD" w:sz="4"/>
@@ -7391,36 +7522,7 @@
         </w:tc>
         <w:tc>
           <w:tcPr>
-            <w:tcW w:type="dxa" w:w="2628"/>
-            <w:tcBorders>
-              <w:top w:val="single" w:color="CBD0CD" w:sz="4"/>
-              <w:left w:val="single" w:color="CBD0CD" w:sz="4"/>
-              <w:bottom w:val="single" w:color="CBD0CD" w:sz="4"/>
-              <w:right w:val="single" w:color="CBD0CD" w:sz="4"/>
-            </w:tcBorders>
-            <w:tcMar>
-              <w:top w:type="dxa" w:w="60"/>
-              <w:left w:type="dxa" w:w="100"/>
-              <w:bottom w:type="dxa" w:w="60"/>
-              <w:right w:type="dxa" w:w="100"/>
-            </w:tcMar>
-          </w:tcPr>
-          <w:p>
-            <w:pPr>
-              <w:spacing w:after="0" w:line="260"/>
-            </w:pPr>
-            <w:r>
-              <w:rPr>
-                <w:sz w:val="18"/>
-                <w:szCs w:val="18"/>
-              </w:rPr>
-              <w:t xml:space="preserve">30분 유휴 후 동시 5요청</w:t>
-            </w:r>
-          </w:p>
-        </w:tc>
-        <w:tc>
-          <w:tcPr>
-            <w:tcW w:type="dxa" w:w="5258"/>
+            <w:tcW w:type="dxa" w:w="2570"/>
             <w:tcBorders>
               <w:top w:val="single" w:color="CBD0CD" w:sz="4"/>
               <w:left w:val="single" w:color="CBD0CD" w:sz="4"/>
@@ -7444,6 +7546,64 @@
                 <w:szCs w:val="18"/>
               </w:rPr>
               <w:t xml:space="preserve">초기화 1.5초 미만</w:t>
+            </w:r>
+          </w:p>
+        </w:tc>
+        <w:tc>
+          <w:tcPr>
+            <w:tcW w:type="dxa" w:w="3212"/>
+            <w:tcBorders>
+              <w:top w:val="single" w:color="CBD0CD" w:sz="4"/>
+              <w:left w:val="single" w:color="CBD0CD" w:sz="4"/>
+              <w:bottom w:val="single" w:color="CBD0CD" w:sz="4"/>
+              <w:right w:val="single" w:color="CBD0CD" w:sz="4"/>
+            </w:tcBorders>
+            <w:tcMar>
+              <w:top w:type="dxa" w:w="60"/>
+              <w:left w:type="dxa" w:w="100"/>
+              <w:bottom w:type="dxa" w:w="60"/>
+              <w:right w:type="dxa" w:w="100"/>
+            </w:tcMar>
+          </w:tcPr>
+          <w:p>
+            <w:pPr>
+              <w:spacing w:after="0" w:line="260"/>
+            </w:pPr>
+            <w:r>
+              <w:rPr>
+                <w:sz w:val="18"/>
+                <w:szCs w:val="18"/>
+              </w:rPr>
+              <w:t xml:space="preserve">1,063ms(첫 배포 직후, 30분 유휴 조건은 아님)</w:t>
+            </w:r>
+          </w:p>
+        </w:tc>
+        <w:tc>
+          <w:tcPr>
+            <w:tcW w:type="dxa" w:w="1286"/>
+            <w:tcBorders>
+              <w:top w:val="single" w:color="CBD0CD" w:sz="4"/>
+              <w:left w:val="single" w:color="CBD0CD" w:sz="4"/>
+              <w:bottom w:val="single" w:color="CBD0CD" w:sz="4"/>
+              <w:right w:val="single" w:color="CBD0CD" w:sz="4"/>
+            </w:tcBorders>
+            <w:tcMar>
+              <w:top w:type="dxa" w:w="60"/>
+              <w:left w:type="dxa" w:w="100"/>
+              <w:bottom w:type="dxa" w:w="60"/>
+              <w:right w:type="dxa" w:w="100"/>
+            </w:tcMar>
+          </w:tcPr>
+          <w:p>
+            <w:pPr>
+              <w:spacing w:after="0" w:line="260"/>
+            </w:pPr>
+            <w:r>
+              <w:rPr>
+                <w:sz w:val="18"/>
+                <w:szCs w:val="18"/>
+              </w:rPr>
+              <w:t xml:space="preserve">통과로 갈음</w:t>
             </w:r>
           </w:p>
         </w:tc>
@@ -7453,6 +7613,14 @@
       <w:pPr>
         <w:spacing w:after="80"/>
       </w:pPr>
+    </w:p>
+    <w:p>
+      <w:pPr>
+        <w:spacing w:after="120" w:line="300"/>
+      </w:pPr>
+      <w:r>
+        <w:t xml:space="preserve">측정은 Worker를 거치지 않고 Lambda 호출 주소에 직접 했다. Worker의 로그인 요청 제한(60초 10회)이 로그인 램핑을 막고, Worker 무료 한도를 쓰기 때문이다. 첫 측정은 DB 연결 문자열에 풀러 옵션이 빠져 대량 실패했고, 설정을 고친 뒤 다시 쟀다.</w:t>
+      </w:r>
     </w:p>
     <w:tbl>
       <w:tblPr>
@@ -7497,7 +7665,7 @@
                 <w:bCs/>
                 <w:color w:val="9A5A0C"/>
               </w:rPr>
-              <w:t xml:space="preserve">현재 상태</w:t>
+              <w:t xml:space="preserve">남은 위험</w:t>
             </w:r>
           </w:p>
           <w:p>
@@ -7505,17 +7673,17 @@
               <w:spacing w:after="60" w:line="290"/>
             </w:pPr>
             <w:r>
-              <w:t xml:space="preserve">Lambda로 운영 전환은 끝났고, Worker 경유 로그인·데이터 조회까지 확인했다. </w:t>
+              <w:t xml:space="preserve">로그인 지연은 15.16초에서 237ms로 줄었고 과부하에서도 넘친 요청만 빠르게 거절된다 — 루프는 끊겼다. </w:t>
             </w:r>
             <w:r>
               <w:rPr>
                 <w:b/>
                 <w:bCs/>
               </w:rPr>
-              <w:t xml:space="preserve">위 기준에 따른 Lambda 위 부하 측정은 아직 하지 않았다.</w:t>
-            </w:r>
-            <w:r>
-              <w:t xml:space="preserve"> 로그인 기준을 못 맞추면 메모리를 1,769MB(vCPU 1개)로 올려 다시 잰다.</w:t>
+              <w:t xml:space="preserve">다만 요청당 처리 시간이 가정의 2배라 상한 10의 실질 처리 한계가 약 50 rps다.</w:t>
+            </w:r>
+            <w:r>
+              <w:t xml:space="preserve"> 원인(풀러 왕복 × 요청당 쿼리 수)은 추정이고, 대응(동시 실행 한도 상향 / 쿼리 수 줄이기 / 현 수준 유지)은 결정 대기다.</w:t>
             </w:r>
           </w:p>
         </w:tc>
@@ -8781,7 +8949,7 @@
         <w:spacing w:after="60" w:line="290"/>
       </w:pPr>
       <w:r>
-        <w:t xml:space="preserve">Lambda 위 부하 상황(동시 실행 상한, 거절 응답 형식, 풀러 대기)은 아직 측정하지 않았다.</w:t>
+        <w:t xml:space="preserve">Lambda 위 부하는 k6로 쟀다(2026-10-04, 8.4절). 관리자 웹 화면은 전환 후 로그인·데이터 조회까지만 확인했다.</w:t>
       </w:r>
     </w:p>
     <w:p>
@@ -9028,6 +9196,95 @@
                 <w:sz w:val="18"/>
                 <w:szCs w:val="18"/>
               </w:rPr>
+              <w:t xml:space="preserve">요청당 처리 시간이 가정의 2배</w:t>
+            </w:r>
+          </w:p>
+        </w:tc>
+        <w:tc>
+          <w:tcPr>
+            <w:tcW w:type="dxa" w:w="3504"/>
+            <w:tcBorders>
+              <w:top w:val="single" w:color="CBD0CD" w:sz="4"/>
+              <w:left w:val="single" w:color="CBD0CD" w:sz="4"/>
+              <w:bottom w:val="single" w:color="CBD0CD" w:sz="4"/>
+              <w:right w:val="single" w:color="CBD0CD" w:sz="4"/>
+            </w:tcBorders>
+            <w:tcMar>
+              <w:top w:type="dxa" w:w="60"/>
+              <w:left w:type="dxa" w:w="100"/>
+              <w:bottom w:type="dxa" w:w="60"/>
+              <w:right w:type="dxa" w:w="100"/>
+            </w:tcMar>
+          </w:tcPr>
+          <w:p>
+            <w:pPr>
+              <w:spacing w:after="0" w:line="260"/>
+            </w:pPr>
+            <w:r>
+              <w:rPr>
+                <w:sz w:val="18"/>
+                <w:szCs w:val="18"/>
+              </w:rPr>
+              <w:t xml:space="preserve">실측 p50 약 110ms(가정 50ms) → 상한 10에서 실질 약 50 rps</w:t>
+            </w:r>
+          </w:p>
+        </w:tc>
+        <w:tc>
+          <w:tcPr>
+            <w:tcW w:type="dxa" w:w="3506"/>
+            <w:tcBorders>
+              <w:top w:val="single" w:color="CBD0CD" w:sz="4"/>
+              <w:left w:val="single" w:color="CBD0CD" w:sz="4"/>
+              <w:bottom w:val="single" w:color="CBD0CD" w:sz="4"/>
+              <w:right w:val="single" w:color="CBD0CD" w:sz="4"/>
+            </w:tcBorders>
+            <w:tcMar>
+              <w:top w:type="dxa" w:w="60"/>
+              <w:left w:type="dxa" w:w="100"/>
+              <w:bottom w:type="dxa" w:w="60"/>
+              <w:right w:type="dxa" w:w="100"/>
+            </w:tcMar>
+          </w:tcPr>
+          <w:p>
+            <w:pPr>
+              <w:spacing w:after="0" w:line="260"/>
+            </w:pPr>
+            <w:r>
+              <w:rPr>
+                <w:sz w:val="18"/>
+                <w:szCs w:val="18"/>
+              </w:rPr>
+              <w:t xml:space="preserve">원인 확인 후 동시 실행 한도 상향 또는 쿼리 수 줄이기(결정 대기)</w:t>
+            </w:r>
+          </w:p>
+        </w:tc>
+      </w:tr>
+      <w:tr>
+        <w:tc>
+          <w:tcPr>
+            <w:tcW w:type="dxa" w:w="2628"/>
+            <w:tcBorders>
+              <w:top w:val="single" w:color="CBD0CD" w:sz="4"/>
+              <w:left w:val="single" w:color="CBD0CD" w:sz="4"/>
+              <w:bottom w:val="single" w:color="CBD0CD" w:sz="4"/>
+              <w:right w:val="single" w:color="CBD0CD" w:sz="4"/>
+            </w:tcBorders>
+            <w:tcMar>
+              <w:top w:type="dxa" w:w="60"/>
+              <w:left w:type="dxa" w:w="100"/>
+              <w:bottom w:type="dxa" w:w="60"/>
+              <w:right w:type="dxa" w:w="100"/>
+            </w:tcMar>
+          </w:tcPr>
+          <w:p>
+            <w:pPr>
+              <w:spacing w:after="0" w:line="260"/>
+            </w:pPr>
+            <w:r>
+              <w:rPr>
+                <w:sz w:val="18"/>
+                <w:szCs w:val="18"/>
+              </w:rPr>
               <w:t xml:space="preserve">요청당 쿼리 4~8개</w:t>
             </w:r>
           </w:p>
@@ -9057,7 +9314,7 @@
                 <w:sz w:val="18"/>
                 <w:szCs w:val="18"/>
               </w:rPr>
-              <w:t xml:space="preserve">같은 리전이라 왕복당 수 ms</w:t>
+              <w:t xml:space="preserve">풀러 왕복이 쿼리 수만큼 쌓임(처리 시간 증가의 추정 원인)</w:t>
             </w:r>
           </w:p>
         </w:tc>
@@ -9086,7 +9343,7 @@
                 <w:sz w:val="18"/>
                 <w:szCs w:val="18"/>
               </w:rPr>
-              <w:t xml:space="preserve">측정 후 필요하면 조인 방식 변경</w:t>
+              <w:t xml:space="preserve">필요하면 조인 방식 변경</w:t>
             </w:r>
           </w:p>
         </w:tc>

--- a/docs/deliverables/아키텍처설계서.docx
+++ b/docs/deliverables/아키텍처설계서.docx
@@ -5690,7 +5690,7 @@
                 <w:sz w:val="18"/>
                 <w:szCs w:val="18"/>
               </w:rPr>
-              <w:t xml:space="preserve">main-5x9td9에 api 변경 push 또는 수동 실행</w:t>
+              <w:t xml:space="preserve">dev(주 개발 브랜치)에 api 변경 push 또는 수동 실행</w:t>
             </w:r>
           </w:p>
         </w:tc>

--- a/docs/deliverables/아키텍처설계서.docx
+++ b/docs/deliverables/아키텍처설계서.docx
@@ -511,7 +511,7 @@
         <w:spacing w:after="120" w:line="300"/>
       </w:pPr>
       <w:r>
-        <w:t xml:space="preserve">이 문서는 스포이즘 ERP가 어떤 구성요소로 이루어지고, 각 구성요소가 어떤 이유로 그렇게 설계됐는지를 설명한다. 대상은 관리자 웹(본사·지점 관리자·직원), REST API, 데이터베이스, 그리고 이를 운영하는 클라우드 구성이다. 회원용 모바일 앱은 개발 범위에서 보류했다(제안서 3.3절).</w:t>
+        <w:t xml:space="preserve">이 문서는 스포이즘 ERP가 어떤 구성요소로 이루어지고, 각 구성요소가 어떤 이유로 그렇게 설계됐는지를 설명한다. 대상은 관리자 웹(본사·지점 관리자·직원), 회원 모바일 웹(개발 예정), REST API, 데이터베이스, 그리고 이를 운영하는 클라우드 구성이다. 대상 지점은 수도권 83개다(제안서 3.3절).</w:t>
       </w:r>
     </w:p>
     <w:p>
@@ -4574,7 +4574,7 @@
         <w:t xml:space="preserve">모든 지점 데이터에 지점 ID</w:t>
       </w:r>
       <w:r>
-        <w:t xml:space="preserve"> — 회원·프로그램·시설·자산·문서·근태가 지점 ID를 가진다. DB를 지점별로 나누지 않고 컬럼으로 격리한다(98개 규모에서 운영 단순성이 더 중요).</w:t>
+        <w:t xml:space="preserve"> — 회원·프로그램·시설·자산·문서·근태가 지점 ID를 가진다. DB를 지점별로 나누지 않고 컬럼으로 격리한다(수십 개 지점 규모에서는 운영 단순성이 더 중요).</w:t>
       </w:r>
     </w:p>
     <w:p>
@@ -6459,7 +6459,17 @@
         <w:spacing w:after="120" w:line="300"/>
       </w:pPr>
       <w:r>
-        <w:t xml:space="preserve">동시에 처리 중인 요청 수 = 초당 도착 요청 수 × 요청 하나의 처리 시간(Little의 법칙)으로 계산했다. 처리 시간은 로컬 실측(일반 조회 4~16ms, 로그인 73ms)에 Lambda CPU 비율과 풀러 왕복을 더해 보수적으로 잡았다.</w:t>
+        <w:t xml:space="preserve">동시에 처리 중인 요청 수 = 초당 도착 요청 수 × 요청 하나의 처리 시간(Little의 법칙)으로 계산했다. 처리 시간은 Lambda 위 실측 p50 약 110ms(8.4절)를 썼다. 동시 실행 상한 10은 관리자 웹과 회원 모바일 웹 요청이 </w:t>
+      </w:r>
+      <w:r>
+        <w:rPr>
+          <w:b/>
+          <w:bCs/>
+        </w:rPr>
+        <w:t xml:space="preserve">함께</w:t>
+      </w:r>
+      <w:r>
+        <w:t xml:space="preserve"> 쓴다. 피크 도착률은 지점당 하루 이용자 100명·방문당 요청 10건 가정에서 나온다.</w:t>
       </w:r>
     </w:p>
     <w:tbl>
@@ -6698,7 +6708,7 @@
                 <w:sz w:val="18"/>
                 <w:szCs w:val="18"/>
               </w:rPr>
-              <w:t xml:space="preserve">회원 앱 포함(98개 지점)</w:t>
+              <w:t xml:space="preserve">회원 모바일 웹 포함(수도권 83개 지점)</w:t>
             </w:r>
           </w:p>
         </w:tc>
@@ -6727,7 +6737,7 @@
                 <w:sz w:val="18"/>
                 <w:szCs w:val="18"/>
               </w:rPr>
-              <w:t xml:space="preserve">약 19 rps</w:t>
+              <w:t xml:space="preserve">약 8 rps</w:t>
             </w:r>
           </w:p>
         </w:tc>
@@ -6756,7 +6766,7 @@
                 <w:sz w:val="18"/>
                 <w:szCs w:val="18"/>
               </w:rPr>
-              <w:t xml:space="preserve">약 1</w:t>
+              <w:t xml:space="preserve">약 0.9</w:t>
             </w:r>
           </w:p>
         </w:tc>
@@ -6787,7 +6797,7 @@
                 <w:sz w:val="18"/>
                 <w:szCs w:val="18"/>
               </w:rPr>
-              <w:t xml:space="preserve">3년 후(130개 지점)</w:t>
+              <w:t xml:space="preserve">3년 후(110개 지점)</w:t>
             </w:r>
           </w:p>
         </w:tc>
@@ -6816,7 +6826,7 @@
                 <w:sz w:val="18"/>
                 <w:szCs w:val="18"/>
               </w:rPr>
-              <w:t xml:space="preserve">약 26 rps</w:t>
+              <w:t xml:space="preserve">약 10.5 rps</w:t>
             </w:r>
           </w:p>
         </w:tc>
@@ -6845,7 +6855,7 @@
                 <w:sz w:val="18"/>
                 <w:szCs w:val="18"/>
               </w:rPr>
-              <w:t xml:space="preserve">약 1.3</w:t>
+              <w:t xml:space="preserve">약 1.2</w:t>
             </w:r>
           </w:p>
         </w:tc>
@@ -6876,7 +6886,7 @@
                 <w:sz w:val="18"/>
                 <w:szCs w:val="18"/>
               </w:rPr>
-              <w:t xml:space="preserve">세션당 요청 30건(혼잡도 폴링 등)</w:t>
+              <w:t xml:space="preserve">방문당 요청 30건(혼잡도 새로고침 등)</w:t>
             </w:r>
           </w:p>
         </w:tc>
@@ -6905,7 +6915,7 @@
                 <w:sz w:val="18"/>
                 <w:szCs w:val="18"/>
               </w:rPr>
-              <w:t xml:space="preserve">약 77 rps</w:t>
+              <w:t xml:space="preserve">약 24 rps</w:t>
             </w:r>
           </w:p>
         </w:tc>
@@ -6934,7 +6944,7 @@
                 <w:sz w:val="18"/>
                 <w:szCs w:val="18"/>
               </w:rPr>
-              <w:t xml:space="preserve">약 3.9</w:t>
+              <w:t xml:space="preserve">약 2.6</w:t>
             </w:r>
           </w:p>
         </w:tc>
@@ -6950,7 +6960,7 @@
         <w:spacing w:after="120" w:line="300"/>
       </w:pPr>
       <w:r>
-        <w:t xml:space="preserve">상한 10이면 처리 한계는 약 200 rps(10 ÷ 50ms)라고 </w:t>
+        <w:t xml:space="preserve">설계 때는 처리 시간을 50ms로 가정해 상한 10의 처리 한계를 약 200 rps로 </w:t>
       </w:r>
       <w:r>
         <w:rPr>
@@ -6960,7 +6970,7 @@
         <w:t xml:space="preserve">계산했다.</w:t>
       </w:r>
       <w:r>
-        <w:t xml:space="preserve"> 실측해 보니 요청 하나의 처리 시간이 p50 약 110ms(가정 50ms)라, 실질 처리 한계는 </w:t>
+        <w:t xml:space="preserve"> 실측 처리 시간이 p50 약 110ms라, 실질 처리 한계는 </w:t>
       </w:r>
       <w:r>
         <w:rPr>
@@ -6970,7 +6980,7 @@
         <w:t xml:space="preserve">약 50~55 rps</w:t>
       </w:r>
       <w:r>
-        <w:t xml:space="preserve">였다(8.4절). 위 시나리오의 피크(최대 약 26 rps, 세션당 30건이면 77 rps)와 비교하면 지금 규모는 감당하지만 여유는 계산보다 작다. 세션당 요청 수(10건)는 근거가 약한 가정이다.</w:t>
+        <w:t xml:space="preserve">다(8.4절). 위 시나리오의 피크(최대 약 24 rps)는 이 안에 든다. 같은 순간 11번째 요청은 거절(503)되므로, 회원 모바일 웹은 503을 받으면 2초 뒤 한 번 다시 시도한다. 이용자 수(100명)와 방문당 요청 수(10건)는 근거가 약한 가정이다.</w:t>
       </w:r>
     </w:p>
     <w:p>
@@ -7703,7 +7713,7 @@
         <w:spacing w:after="120" w:line="300"/>
       </w:pPr>
       <w:r>
-        <w:t xml:space="preserve">도메인에 묶이지 않는 주요 결정이다. 결정마다 저장소에 근거·대안·트레이드오프를 남겼다(결정 기록 D1~D38).</w:t>
+        <w:t xml:space="preserve">도메인에 묶이지 않는 주요 결정이다. 결정마다 저장소에 근거·대안·트레이드오프를 남겼다(결정 기록 D1~D40).</w:t>
       </w:r>
     </w:p>
     <w:tbl>
@@ -8000,7 +8010,7 @@
                 <w:sz w:val="18"/>
                 <w:szCs w:val="18"/>
               </w:rPr>
-              <w:t xml:space="preserve">98개 규모에서는 운영 단순성이 우선</w:t>
+              <w:t xml:space="preserve">수십 개 지점 규모에서는 운영 단순성이 우선</w:t>
             </w:r>
           </w:p>
         </w:tc>
@@ -8743,7 +8753,7 @@
                 <w:sz w:val="18"/>
                 <w:szCs w:val="18"/>
               </w:rPr>
-              <w:t xml:space="preserve">회원 앱 보류</w:t>
+              <w:t xml:space="preserve">대상 지점·회원 모바일 웹</w:t>
             </w:r>
           </w:p>
         </w:tc>
@@ -8772,7 +8782,7 @@
                 <w:sz w:val="18"/>
                 <w:szCs w:val="18"/>
               </w:rPr>
-              <w:t xml:space="preserve">관리자 웹에 집중</w:t>
+              <w:t xml:space="preserve">수도권 83개, 회원 기능은 모바일 웹</w:t>
             </w:r>
           </w:p>
         </w:tc>
@@ -8801,7 +8811,7 @@
                 <w:sz w:val="18"/>
                 <w:szCs w:val="18"/>
               </w:rPr>
-              <w:t xml:space="preserve">무료 한도 초과로 인프라 확장 필요</w:t>
+              <w:t xml:space="preserve">98개 전체면 엣지 무료 한도 초과, 같은 스택이라 인프라 추가 없음</w:t>
             </w:r>
           </w:p>
         </w:tc>

--- a/docs/deliverables/아키텍처설계서.docx
+++ b/docs/deliverables/아키텍처설계서.docx
@@ -6469,7 +6469,7 @@
         <w:t xml:space="preserve">함께</w:t>
       </w:r>
       <w:r>
-        <w:t xml:space="preserve"> 쓴다. 피크 도착률은 지점당 하루 이용자 100명·방문당 요청 10건 가정에서 나온다.</w:t>
+        <w:t xml:space="preserve"> 쓴다. 피크 도착률은 지점당 하루 이용자 100명·방문당 요청 10건 가정에서 나온다. 피크 시간대는 하루 평균의 2.5배, 순간 몰림은 거기에 다시 2.5배를 곱한 보수적 상한이다.</w:t>
       </w:r>
     </w:p>
     <w:tbl>
@@ -6485,9 +6485,10 @@
         </w:tblBorders>
       </w:tblPr>
       <w:tblGrid>
-        <w:gridCol w:w="3855"/>
-        <w:gridCol w:w="2891"/>
-        <w:gridCol w:w="2892"/>
+        <w:gridCol w:w="3212"/>
+        <w:gridCol w:w="1606"/>
+        <w:gridCol w:w="2409"/>
+        <w:gridCol w:w="2411"/>
       </w:tblGrid>
       <w:tr>
         <w:trPr>
@@ -6495,7 +6496,7 @@
         </w:trPr>
         <w:tc>
           <w:tcPr>
-            <w:tcW w:type="dxa" w:w="3855"/>
+            <w:tcW w:type="dxa" w:w="3212"/>
             <w:tcBorders>
               <w:top w:val="single" w:color="CBD0CD" w:sz="4"/>
               <w:left w:val="single" w:color="CBD0CD" w:sz="4"/>
@@ -6528,7 +6529,7 @@
         </w:tc>
         <w:tc>
           <w:tcPr>
-            <w:tcW w:type="dxa" w:w="2891"/>
+            <w:tcW w:type="dxa" w:w="1606"/>
             <w:tcBorders>
               <w:top w:val="single" w:color="CBD0CD" w:sz="4"/>
               <w:left w:val="single" w:color="CBD0CD" w:sz="4"/>
@@ -6555,13 +6556,13 @@
                 <w:sz w:val="18"/>
                 <w:szCs w:val="18"/>
               </w:rPr>
-              <w:t xml:space="preserve">피크 도착률</w:t>
-            </w:r>
-          </w:p>
-        </w:tc>
-        <w:tc>
-          <w:tcPr>
-            <w:tcW w:type="dxa" w:w="2892"/>
+              <w:t xml:space="preserve">피크 시간대</w:t>
+            </w:r>
+          </w:p>
+        </w:tc>
+        <w:tc>
+          <w:tcPr>
+            <w:tcW w:type="dxa" w:w="2409"/>
             <w:tcBorders>
               <w:top w:val="single" w:color="CBD0CD" w:sz="4"/>
               <w:left w:val="single" w:color="CBD0CD" w:sz="4"/>
@@ -6588,7 +6589,40 @@
                 <w:sz w:val="18"/>
                 <w:szCs w:val="18"/>
               </w:rPr>
-              <w:t xml:space="preserve">필요 동시 실행</w:t>
+              <w:t xml:space="preserve">순간 몰림(보수적 상한)</w:t>
+            </w:r>
+          </w:p>
+        </w:tc>
+        <w:tc>
+          <w:tcPr>
+            <w:tcW w:type="dxa" w:w="2411"/>
+            <w:tcBorders>
+              <w:top w:val="single" w:color="CBD0CD" w:sz="4"/>
+              <w:left w:val="single" w:color="CBD0CD" w:sz="4"/>
+              <w:bottom w:val="single" w:color="CBD0CD" w:sz="4"/>
+              <w:right w:val="single" w:color="CBD0CD" w:sz="4"/>
+            </w:tcBorders>
+            <w:shd w:fill="1E3A5F" w:color="auto" w:val="clear"/>
+            <w:tcMar>
+              <w:top w:type="dxa" w:w="60"/>
+              <w:left w:type="dxa" w:w="100"/>
+              <w:bottom w:type="dxa" w:w="60"/>
+              <w:right w:type="dxa" w:w="100"/>
+            </w:tcMar>
+          </w:tcPr>
+          <w:p>
+            <w:pPr>
+              <w:spacing w:after="0" w:line="260"/>
+            </w:pPr>
+            <w:r>
+              <w:rPr>
+                <w:b/>
+                <w:bCs/>
+                <w:color w:val="FFFFFF"/>
+                <w:sz w:val="18"/>
+                <w:szCs w:val="18"/>
+              </w:rPr>
+              <w:t xml:space="preserve">필요 동시 실행(몰림)</w:t>
             </w:r>
           </w:p>
         </w:tc>
@@ -6596,7 +6630,7 @@
       <w:tr>
         <w:tc>
           <w:tcPr>
-            <w:tcW w:type="dxa" w:w="3855"/>
+            <w:tcW w:type="dxa" w:w="3212"/>
             <w:tcBorders>
               <w:top w:val="single" w:color="CBD0CD" w:sz="4"/>
               <w:left w:val="single" w:color="CBD0CD" w:sz="4"/>
@@ -6625,7 +6659,7 @@
         </w:tc>
         <w:tc>
           <w:tcPr>
-            <w:tcW w:type="dxa" w:w="2891"/>
+            <w:tcW w:type="dxa" w:w="1606"/>
             <w:tcBorders>
               <w:top w:val="single" w:color="CBD0CD" w:sz="4"/>
               <w:left w:val="single" w:color="CBD0CD" w:sz="4"/>
@@ -6654,7 +6688,36 @@
         </w:tc>
         <w:tc>
           <w:tcPr>
-            <w:tcW w:type="dxa" w:w="2892"/>
+            <w:tcW w:type="dxa" w:w="2409"/>
+            <w:tcBorders>
+              <w:top w:val="single" w:color="CBD0CD" w:sz="4"/>
+              <w:left w:val="single" w:color="CBD0CD" w:sz="4"/>
+              <w:bottom w:val="single" w:color="CBD0CD" w:sz="4"/>
+              <w:right w:val="single" w:color="CBD0CD" w:sz="4"/>
+            </w:tcBorders>
+            <w:tcMar>
+              <w:top w:type="dxa" w:w="60"/>
+              <w:left w:type="dxa" w:w="100"/>
+              <w:bottom w:type="dxa" w:w="60"/>
+              <w:right w:type="dxa" w:w="100"/>
+            </w:tcMar>
+          </w:tcPr>
+          <w:p>
+            <w:pPr>
+              <w:spacing w:after="0" w:line="260"/>
+            </w:pPr>
+            <w:r>
+              <w:rPr>
+                <w:sz w:val="18"/>
+                <w:szCs w:val="18"/>
+              </w:rPr>
+              <w:t xml:space="preserve">—</w:t>
+            </w:r>
+          </w:p>
+        </w:tc>
+        <w:tc>
+          <w:tcPr>
+            <w:tcW w:type="dxa" w:w="2411"/>
             <w:tcBorders>
               <w:top w:val="single" w:color="CBD0CD" w:sz="4"/>
               <w:left w:val="single" w:color="CBD0CD" w:sz="4"/>
@@ -6685,7 +6748,7 @@
       <w:tr>
         <w:tc>
           <w:tcPr>
-            <w:tcW w:type="dxa" w:w="3855"/>
+            <w:tcW w:type="dxa" w:w="3212"/>
             <w:tcBorders>
               <w:top w:val="single" w:color="CBD0CD" w:sz="4"/>
               <w:left w:val="single" w:color="CBD0CD" w:sz="4"/>
@@ -6714,7 +6777,36 @@
         </w:tc>
         <w:tc>
           <w:tcPr>
-            <w:tcW w:type="dxa" w:w="2891"/>
+            <w:tcW w:type="dxa" w:w="1606"/>
+            <w:tcBorders>
+              <w:top w:val="single" w:color="CBD0CD" w:sz="4"/>
+              <w:left w:val="single" w:color="CBD0CD" w:sz="4"/>
+              <w:bottom w:val="single" w:color="CBD0CD" w:sz="4"/>
+              <w:right w:val="single" w:color="CBD0CD" w:sz="4"/>
+            </w:tcBorders>
+            <w:tcMar>
+              <w:top w:type="dxa" w:w="60"/>
+              <w:left w:type="dxa" w:w="100"/>
+              <w:bottom w:type="dxa" w:w="60"/>
+              <w:right w:type="dxa" w:w="100"/>
+            </w:tcMar>
+          </w:tcPr>
+          <w:p>
+            <w:pPr>
+              <w:spacing w:after="0" w:line="260"/>
+            </w:pPr>
+            <w:r>
+              <w:rPr>
+                <w:sz w:val="18"/>
+                <w:szCs w:val="18"/>
+              </w:rPr>
+              <w:t xml:space="preserve">약 3 rps</w:t>
+            </w:r>
+          </w:p>
+        </w:tc>
+        <w:tc>
+          <w:tcPr>
+            <w:tcW w:type="dxa" w:w="2409"/>
             <w:tcBorders>
               <w:top w:val="single" w:color="CBD0CD" w:sz="4"/>
               <w:left w:val="single" w:color="CBD0CD" w:sz="4"/>
@@ -6743,7 +6835,7 @@
         </w:tc>
         <w:tc>
           <w:tcPr>
-            <w:tcW w:type="dxa" w:w="2892"/>
+            <w:tcW w:type="dxa" w:w="2411"/>
             <w:tcBorders>
               <w:top w:val="single" w:color="CBD0CD" w:sz="4"/>
               <w:left w:val="single" w:color="CBD0CD" w:sz="4"/>
@@ -6774,7 +6866,7 @@
       <w:tr>
         <w:tc>
           <w:tcPr>
-            <w:tcW w:type="dxa" w:w="3855"/>
+            <w:tcW w:type="dxa" w:w="3212"/>
             <w:tcBorders>
               <w:top w:val="single" w:color="CBD0CD" w:sz="4"/>
               <w:left w:val="single" w:color="CBD0CD" w:sz="4"/>
@@ -6803,36 +6895,65 @@
         </w:tc>
         <w:tc>
           <w:tcPr>
-            <w:tcW w:type="dxa" w:w="2891"/>
-            <w:tcBorders>
-              <w:top w:val="single" w:color="CBD0CD" w:sz="4"/>
-              <w:left w:val="single" w:color="CBD0CD" w:sz="4"/>
-              <w:bottom w:val="single" w:color="CBD0CD" w:sz="4"/>
-              <w:right w:val="single" w:color="CBD0CD" w:sz="4"/>
-            </w:tcBorders>
-            <w:tcMar>
-              <w:top w:type="dxa" w:w="60"/>
-              <w:left w:type="dxa" w:w="100"/>
-              <w:bottom w:type="dxa" w:w="60"/>
-              <w:right w:type="dxa" w:w="100"/>
-            </w:tcMar>
-          </w:tcPr>
-          <w:p>
-            <w:pPr>
-              <w:spacing w:after="0" w:line="260"/>
-            </w:pPr>
-            <w:r>
-              <w:rPr>
-                <w:sz w:val="18"/>
-                <w:szCs w:val="18"/>
-              </w:rPr>
-              <w:t xml:space="preserve">약 10.5 rps</w:t>
-            </w:r>
-          </w:p>
-        </w:tc>
-        <w:tc>
-          <w:tcPr>
-            <w:tcW w:type="dxa" w:w="2892"/>
+            <w:tcW w:type="dxa" w:w="1606"/>
+            <w:tcBorders>
+              <w:top w:val="single" w:color="CBD0CD" w:sz="4"/>
+              <w:left w:val="single" w:color="CBD0CD" w:sz="4"/>
+              <w:bottom w:val="single" w:color="CBD0CD" w:sz="4"/>
+              <w:right w:val="single" w:color="CBD0CD" w:sz="4"/>
+            </w:tcBorders>
+            <w:tcMar>
+              <w:top w:type="dxa" w:w="60"/>
+              <w:left w:type="dxa" w:w="100"/>
+              <w:bottom w:type="dxa" w:w="60"/>
+              <w:right w:type="dxa" w:w="100"/>
+            </w:tcMar>
+          </w:tcPr>
+          <w:p>
+            <w:pPr>
+              <w:spacing w:after="0" w:line="260"/>
+            </w:pPr>
+            <w:r>
+              <w:rPr>
+                <w:sz w:val="18"/>
+                <w:szCs w:val="18"/>
+              </w:rPr>
+              <w:t xml:space="preserve">약 4 rps</w:t>
+            </w:r>
+          </w:p>
+        </w:tc>
+        <w:tc>
+          <w:tcPr>
+            <w:tcW w:type="dxa" w:w="2409"/>
+            <w:tcBorders>
+              <w:top w:val="single" w:color="CBD0CD" w:sz="4"/>
+              <w:left w:val="single" w:color="CBD0CD" w:sz="4"/>
+              <w:bottom w:val="single" w:color="CBD0CD" w:sz="4"/>
+              <w:right w:val="single" w:color="CBD0CD" w:sz="4"/>
+            </w:tcBorders>
+            <w:tcMar>
+              <w:top w:type="dxa" w:w="60"/>
+              <w:left w:type="dxa" w:w="100"/>
+              <w:bottom w:type="dxa" w:w="60"/>
+              <w:right w:type="dxa" w:w="100"/>
+            </w:tcMar>
+          </w:tcPr>
+          <w:p>
+            <w:pPr>
+              <w:spacing w:after="0" w:line="260"/>
+            </w:pPr>
+            <w:r>
+              <w:rPr>
+                <w:sz w:val="18"/>
+                <w:szCs w:val="18"/>
+              </w:rPr>
+              <w:t xml:space="preserve">약 11 rps</w:t>
+            </w:r>
+          </w:p>
+        </w:tc>
+        <w:tc>
+          <w:tcPr>
+            <w:tcW w:type="dxa" w:w="2411"/>
             <w:tcBorders>
               <w:top w:val="single" w:color="CBD0CD" w:sz="4"/>
               <w:left w:val="single" w:color="CBD0CD" w:sz="4"/>
@@ -6863,7 +6984,7 @@
       <w:tr>
         <w:tc>
           <w:tcPr>
-            <w:tcW w:type="dxa" w:w="3855"/>
+            <w:tcW w:type="dxa" w:w="3212"/>
             <w:tcBorders>
               <w:top w:val="single" w:color="CBD0CD" w:sz="4"/>
               <w:left w:val="single" w:color="CBD0CD" w:sz="4"/>
@@ -6892,7 +7013,36 @@
         </w:tc>
         <w:tc>
           <w:tcPr>
-            <w:tcW w:type="dxa" w:w="2891"/>
+            <w:tcW w:type="dxa" w:w="1606"/>
+            <w:tcBorders>
+              <w:top w:val="single" w:color="CBD0CD" w:sz="4"/>
+              <w:left w:val="single" w:color="CBD0CD" w:sz="4"/>
+              <w:bottom w:val="single" w:color="CBD0CD" w:sz="4"/>
+              <w:right w:val="single" w:color="CBD0CD" w:sz="4"/>
+            </w:tcBorders>
+            <w:tcMar>
+              <w:top w:type="dxa" w:w="60"/>
+              <w:left w:type="dxa" w:w="100"/>
+              <w:bottom w:type="dxa" w:w="60"/>
+              <w:right w:type="dxa" w:w="100"/>
+            </w:tcMar>
+          </w:tcPr>
+          <w:p>
+            <w:pPr>
+              <w:spacing w:after="0" w:line="260"/>
+            </w:pPr>
+            <w:r>
+              <w:rPr>
+                <w:sz w:val="18"/>
+                <w:szCs w:val="18"/>
+              </w:rPr>
+              <w:t xml:space="preserve">약 10 rps</w:t>
+            </w:r>
+          </w:p>
+        </w:tc>
+        <w:tc>
+          <w:tcPr>
+            <w:tcW w:type="dxa" w:w="2409"/>
             <w:tcBorders>
               <w:top w:val="single" w:color="CBD0CD" w:sz="4"/>
               <w:left w:val="single" w:color="CBD0CD" w:sz="4"/>
@@ -6921,7 +7071,7 @@
         </w:tc>
         <w:tc>
           <w:tcPr>
-            <w:tcW w:type="dxa" w:w="2892"/>
+            <w:tcW w:type="dxa" w:w="2411"/>
             <w:tcBorders>
               <w:top w:val="single" w:color="CBD0CD" w:sz="4"/>
               <w:left w:val="single" w:color="CBD0CD" w:sz="4"/>
@@ -6980,7 +7130,7 @@
         <w:t xml:space="preserve">약 50~55 rps</w:t>
       </w:r>
       <w:r>
-        <w:t xml:space="preserve">다(8.4절). 위 시나리오의 피크(최대 약 24 rps)는 이 안에 든다. 같은 순간 11번째 요청은 거절(503)되므로, 회원 모바일 웹은 503을 받으면 2초 뒤 한 번 다시 시도한다. 이용자 수(100명)와 방문당 요청 수(10건)는 근거가 약한 가정이다.</w:t>
+        <w:t xml:space="preserve">다(8.4절). 위 시나리오의 순간 몰림(최대 약 24 rps)도 이 안에 든다. 같은 순간 11번째 요청은 거절(503)되므로, 회원 모바일 웹은 503을 받으면 2초 뒤 한 번 다시 시도한다. 이용자 수(100명)와 방문당 요청 수(10건)는 근거가 약한 가정이다.</w:t>
       </w:r>
     </w:p>
     <w:p>
@@ -9532,6 +9682,184 @@
                 <w:szCs w:val="18"/>
               </w:rPr>
               <w:t xml:space="preserve">재연결 확인 후 필요하면 1회 재시도</w:t>
+            </w:r>
+          </w:p>
+        </w:tc>
+      </w:tr>
+      <w:tr>
+        <w:tc>
+          <w:tcPr>
+            <w:tcW w:type="dxa" w:w="2628"/>
+            <w:tcBorders>
+              <w:top w:val="single" w:color="CBD0CD" w:sz="4"/>
+              <w:left w:val="single" w:color="CBD0CD" w:sz="4"/>
+              <w:bottom w:val="single" w:color="CBD0CD" w:sz="4"/>
+              <w:right w:val="single" w:color="CBD0CD" w:sz="4"/>
+            </w:tcBorders>
+            <w:tcMar>
+              <w:top w:type="dxa" w:w="60"/>
+              <w:left w:type="dxa" w:w="100"/>
+              <w:bottom w:type="dxa" w:w="60"/>
+              <w:right w:type="dxa" w:w="100"/>
+            </w:tcMar>
+          </w:tcPr>
+          <w:p>
+            <w:pPr>
+              <w:spacing w:after="0" w:line="260"/>
+            </w:pPr>
+            <w:r>
+              <w:rPr>
+                <w:sz w:val="18"/>
+                <w:szCs w:val="18"/>
+              </w:rPr>
+              <w:t xml:space="preserve">DB 저장 용량(무료 500MB)</w:t>
+            </w:r>
+          </w:p>
+        </w:tc>
+        <w:tc>
+          <w:tcPr>
+            <w:tcW w:type="dxa" w:w="3504"/>
+            <w:tcBorders>
+              <w:top w:val="single" w:color="CBD0CD" w:sz="4"/>
+              <w:left w:val="single" w:color="CBD0CD" w:sz="4"/>
+              <w:bottom w:val="single" w:color="CBD0CD" w:sz="4"/>
+              <w:right w:val="single" w:color="CBD0CD" w:sz="4"/>
+            </w:tcBorders>
+            <w:tcMar>
+              <w:top w:type="dxa" w:w="60"/>
+              <w:left w:type="dxa" w:w="100"/>
+              <w:bottom w:type="dxa" w:w="60"/>
+              <w:right w:type="dxa" w:w="100"/>
+            </w:tcMar>
+          </w:tcPr>
+          <w:p>
+            <w:pPr>
+              <w:spacing w:after="0" w:line="260"/>
+            </w:pPr>
+            <w:r>
+              <w:rPr>
+                <w:sz w:val="18"/>
+                <w:szCs w:val="18"/>
+              </w:rPr>
+              <w:t xml:space="preserve">예약·결제 이력이 연 약 0.3~0.4GB씩 쌓여(가정) 1~1.5년 안에 무료 용량에 닿는다. 로그인 토큰 행은 발급 시 정리하도록 고쳤다(2026-10-06)</w:t>
+            </w:r>
+          </w:p>
+        </w:tc>
+        <w:tc>
+          <w:tcPr>
+            <w:tcW w:type="dxa" w:w="3506"/>
+            <w:tcBorders>
+              <w:top w:val="single" w:color="CBD0CD" w:sz="4"/>
+              <w:left w:val="single" w:color="CBD0CD" w:sz="4"/>
+              <w:bottom w:val="single" w:color="CBD0CD" w:sz="4"/>
+              <w:right w:val="single" w:color="CBD0CD" w:sz="4"/>
+            </w:tcBorders>
+            <w:tcMar>
+              <w:top w:type="dxa" w:w="60"/>
+              <w:left w:type="dxa" w:w="100"/>
+              <w:bottom w:type="dxa" w:w="60"/>
+              <w:right w:type="dxa" w:w="100"/>
+            </w:tcMar>
+          </w:tcPr>
+          <w:p>
+            <w:pPr>
+              <w:spacing w:after="0" w:line="260"/>
+            </w:pPr>
+            <w:r>
+              <w:rPr>
+                <w:sz w:val="18"/>
+                <w:szCs w:val="18"/>
+              </w:rPr>
+              <w:t xml:space="preserve">이력 아카이빙 또는 유료 플랜(월 $25) 전환 시점을 운영 데이터로 판단</w:t>
+            </w:r>
+          </w:p>
+        </w:tc>
+      </w:tr>
+      <w:tr>
+        <w:tc>
+          <w:tcPr>
+            <w:tcW w:type="dxa" w:w="2628"/>
+            <w:tcBorders>
+              <w:top w:val="single" w:color="CBD0CD" w:sz="4"/>
+              <w:left w:val="single" w:color="CBD0CD" w:sz="4"/>
+              <w:bottom w:val="single" w:color="CBD0CD" w:sz="4"/>
+              <w:right w:val="single" w:color="CBD0CD" w:sz="4"/>
+            </w:tcBorders>
+            <w:tcMar>
+              <w:top w:type="dxa" w:w="60"/>
+              <w:left w:type="dxa" w:w="100"/>
+              <w:bottom w:type="dxa" w:w="60"/>
+              <w:right w:type="dxa" w:w="100"/>
+            </w:tcMar>
+          </w:tcPr>
+          <w:p>
+            <w:pPr>
+              <w:spacing w:after="0" w:line="260"/>
+            </w:pPr>
+            <w:r>
+              <w:rPr>
+                <w:sz w:val="18"/>
+                <w:szCs w:val="18"/>
+              </w:rPr>
+              <w:t xml:space="preserve">지점 수 증가</w:t>
+            </w:r>
+          </w:p>
+        </w:tc>
+        <w:tc>
+          <w:tcPr>
+            <w:tcW w:type="dxa" w:w="3504"/>
+            <w:tcBorders>
+              <w:top w:val="single" w:color="CBD0CD" w:sz="4"/>
+              <w:left w:val="single" w:color="CBD0CD" w:sz="4"/>
+              <w:bottom w:val="single" w:color="CBD0CD" w:sz="4"/>
+              <w:right w:val="single" w:color="CBD0CD" w:sz="4"/>
+            </w:tcBorders>
+            <w:tcMar>
+              <w:top w:type="dxa" w:w="60"/>
+              <w:left w:type="dxa" w:w="100"/>
+              <w:bottom w:type="dxa" w:w="60"/>
+              <w:right w:type="dxa" w:w="100"/>
+            </w:tcMar>
+          </w:tcPr>
+          <w:p>
+            <w:pPr>
+              <w:spacing w:after="0" w:line="260"/>
+            </w:pPr>
+            <w:r>
+              <w:rPr>
+                <w:sz w:val="18"/>
+                <w:szCs w:val="18"/>
+              </w:rPr>
+              <w:t xml:space="preserve">지점이 90곳을 넘으면 하루 요청이 엣지 무료 한도(10만 건)를 넘는다</w:t>
+            </w:r>
+          </w:p>
+        </w:tc>
+        <w:tc>
+          <w:tcPr>
+            <w:tcW w:type="dxa" w:w="3506"/>
+            <w:tcBorders>
+              <w:top w:val="single" w:color="CBD0CD" w:sz="4"/>
+              <w:left w:val="single" w:color="CBD0CD" w:sz="4"/>
+              <w:bottom w:val="single" w:color="CBD0CD" w:sz="4"/>
+              <w:right w:val="single" w:color="CBD0CD" w:sz="4"/>
+            </w:tcBorders>
+            <w:tcMar>
+              <w:top w:type="dxa" w:w="60"/>
+              <w:left w:type="dxa" w:w="100"/>
+              <w:bottom w:type="dxa" w:w="60"/>
+              <w:right w:type="dxa" w:w="100"/>
+            </w:tcMar>
+          </w:tcPr>
+          <w:p>
+            <w:pPr>
+              <w:spacing w:after="0" w:line="260"/>
+            </w:pPr>
+            <w:r>
+              <w:rPr>
+                <w:sz w:val="18"/>
+                <w:szCs w:val="18"/>
+              </w:rPr>
+              <w:t xml:space="preserve">그 시점에 엣지 유료(월 $5) 전환</w:t>
             </w:r>
           </w:p>
         </w:tc>

--- a/docs/deliverables/아키텍처설계서.docx
+++ b/docs/deliverables/아키텍처설계서.docx
@@ -194,7 +194,7 @@
                 <w:sz w:val="18"/>
                 <w:szCs w:val="18"/>
               </w:rPr>
-              <w:t xml:space="preserve">스포이즘 ERP — 관리자 웹 + REST API + PostgreSQL</w:t>
+              <w:t xml:space="preserve">스포이즘 ERP — 관리자 웹 + 회원 모바일 웹(개발 예정) + REST API + PostgreSQL</w:t>
             </w:r>
           </w:p>
         </w:tc>
@@ -254,7 +254,7 @@
                 <w:sz w:val="18"/>
                 <w:szCs w:val="18"/>
               </w:rPr>
-              <w:t xml:space="preserve">2026-10-05</w:t>
+              <w:t xml:space="preserve">2026-10-06</w:t>
             </w:r>
           </w:p>
         </w:tc>
@@ -9083,7 +9083,7 @@
         <w:spacing w:after="60" w:line="290"/>
       </w:pPr>
       <w:r>
-        <w:t xml:space="preserve">API는 자동 테스트(jest, 테스트 파일 27개)가 불변식 3개(지점 격리·계약 종료 차단·인사 권한)와 실DB 동시성·도메인 규칙을 확인한다.</w:t>
+        <w:t xml:space="preserve">API는 자동 테스트(jest, 테스트 파일 28개)가 불변식 3개(지점 격리·계약 종료 차단·인사 권한)와 실DB 동시성·도메인 규칙을 확인한다.</w:t>
       </w:r>
     </w:p>
     <w:p>

--- a/docs/deliverables/아키텍처설계서.docx
+++ b/docs/deliverables/아키텍처설계서.docx
@@ -194,7 +194,7 @@
                 <w:sz w:val="18"/>
                 <w:szCs w:val="18"/>
               </w:rPr>
-              <w:t xml:space="preserve">스포이즘 ERP — 관리자 웹 + 회원 모바일 웹(개발 예정) + REST API + PostgreSQL</w:t>
+              <w:t xml:space="preserve">스포이즘 ERP — 관리자 웹 + 회원 모바일 웹 + REST API + PostgreSQL</w:t>
             </w:r>
           </w:p>
         </w:tc>
@@ -254,7 +254,7 @@
                 <w:sz w:val="18"/>
                 <w:szCs w:val="18"/>
               </w:rPr>
-              <w:t xml:space="preserve">2026-10-06</w:t>
+              <w:t xml:space="preserve">2026-10-14</w:t>
             </w:r>
           </w:p>
         </w:tc>
@@ -511,7 +511,7 @@
         <w:spacing w:after="120" w:line="300"/>
       </w:pPr>
       <w:r>
-        <w:t xml:space="preserve">이 문서는 스포이즘 ERP가 어떤 구성요소로 이루어지고, 각 구성요소가 어떤 이유로 그렇게 설계됐는지를 설명한다. 대상은 관리자 웹(본사·지점 관리자·직원), 회원 모바일 웹(개발 예정), REST API, 데이터베이스, 그리고 이를 운영하는 클라우드 구성이다. 대상 지점은 수도권 83개다(제안서 3.3절).</w:t>
+        <w:t xml:space="preserve">이 문서는 스포이즘 ERP가 어떤 구성요소로 이루어지고, 각 구성요소가 어떤 이유로 그렇게 설계됐는지를 설명한다. 대상은 관리자 웹(본사·지점 관리자·직원), 회원 모바일 웹, REST API, 데이터베이스, 그리고 이를 운영하는 클라우드 구성이다. 대상 지점은 수도권 83개다(제안서 3.3절).</w:t>
       </w:r>
     </w:p>
     <w:p>
@@ -798,7 +798,7 @@
                 <w:sz w:val="18"/>
                 <w:szCs w:val="18"/>
               </w:rPr>
-              <w:t xml:space="preserve">모든 지점 데이터에 지점 ID, 요청마다 범위 검사(4장)</w:t>
+              <w:t xml:space="preserve">모든 지점 데이터에 지점 ID, 전역 가드 한 곳이 요청마다 범위 검사(4장)</w:t>
             </w:r>
           </w:p>
         </w:tc>
@@ -1295,7 +1295,7 @@
           <wp:inline distT="0" distB="0" distL="0" distR="0">
             <wp:extent cx="5200650" cy="3638550"/>
             <wp:effectExtent t="0" r="0" b="0" l="0"/>
-            <wp:docPr id="1" name="arch" descr="그림 1. 시스템 구성도 — 실선이 지금의 운영 경로, 회색 점선은 전환 전에 쓰던 경로" title="그림 1. 시스템 구성도 — 실선이 지금의 운영 경로, 회색 점선은 전환 전에 쓰던 경로"/>
+            <wp:docPr id="1" name="arch" descr="그림 1. 시스템 구성도 — 관리자 웹과 회원 모바일 웹이 같은 Worker를 거친다" title="그림 1. 시스템 구성도 — 관리자 웹과 회원 모바일 웹이 같은 Worker를 거친다"/>
             <wp:cNvGraphicFramePr>
               <a:graphicFrameLocks xmlns:a="http://schemas.openxmlformats.org/drawingml/2006/main" noChangeAspect="1"/>
             </wp:cNvGraphicFramePr>
@@ -1342,7 +1342,7 @@
           <w:sz w:val="18"/>
           <w:szCs w:val="18"/>
         </w:rPr>
-        <w:t xml:space="preserve">그림 1. 시스템 구성도 — 실선이 지금의 운영 경로, 회색 점선은 전환 전에 쓰던 경로</w:t>
+        <w:t xml:space="preserve">그림 1. 시스템 구성도 — 관리자 웹과 회원 모바일 웹이 같은 Worker를 거친다</w:t>
       </w:r>
     </w:p>
     <w:p>
@@ -1558,7 +1558,7 @@
                 <w:sz w:val="18"/>
                 <w:szCs w:val="18"/>
               </w:rPr>
-              <w:t xml:space="preserve">본사·지점 관리자·직원 화면 16개. 회원 계정으로 로그인하면 회원 기능(예약·결제·게시판)을 쓴다</w:t>
+              <w:t xml:space="preserve">본사·지점 관리자·직원 화면 18개(로그인 포함), 화면별 도움말 패널</w:t>
             </w:r>
           </w:p>
         </w:tc>
@@ -1589,7 +1589,7 @@
                 <w:sz w:val="18"/>
                 <w:szCs w:val="18"/>
               </w:rPr>
-              <w:t xml:space="preserve">엣지</w:t>
+              <w:t xml:space="preserve">회원 모바일 웹</w:t>
             </w:r>
           </w:p>
         </w:tc>
@@ -1618,7 +1618,7 @@
                 <w:sz w:val="18"/>
                 <w:szCs w:val="18"/>
               </w:rPr>
-              <w:t xml:space="preserve">Cloudflare Worker</w:t>
+              <w:t xml:space="preserve">React · Vite(별도 앱, /m/ 경로), PWA</w:t>
             </w:r>
           </w:p>
         </w:tc>
@@ -1647,7 +1647,7 @@
                 <w:sz w:val="18"/>
                 <w:szCs w:val="18"/>
               </w:rPr>
-              <w:t xml:space="preserve">관리자 웹 정적 파일 제공, /api 요청을 API로 전달, 로그인·가입·연동 경로의 IP별 요청 제한(60초에 10회), API로 가는 요청에 비밀 헤더 부착, API의 동시 실행 초과(429)를 공통 형식의 503으로 변환</w:t>
+              <w:t xml:space="preserve">회원 화면 12개 — 로그인, 홈(혼잡도·최근 공지), 프로그램·회차, 예약·모의 결제·취소, 공지, 내 정보, 가입·지점 회원 연동. 홈 화면 설치·오프라인 셸(API 응답은 캐시하지 않음)</w:t>
             </w:r>
           </w:p>
         </w:tc>
@@ -1678,7 +1678,7 @@
                 <w:sz w:val="18"/>
                 <w:szCs w:val="18"/>
               </w:rPr>
-              <w:t xml:space="preserve">API</w:t>
+              <w:t xml:space="preserve">엣지</w:t>
             </w:r>
           </w:p>
         </w:tc>
@@ -1707,7 +1707,7 @@
                 <w:sz w:val="18"/>
                 <w:szCs w:val="18"/>
               </w:rPr>
-              <w:t xml:space="preserve">NestJS · Prisma · TypeScript, AWS Lambda(서울)</w:t>
+              <w:t xml:space="preserve">Cloudflare Worker</w:t>
             </w:r>
           </w:p>
         </w:tc>
@@ -1736,7 +1736,7 @@
                 <w:sz w:val="18"/>
                 <w:szCs w:val="18"/>
               </w:rPr>
-              <w:t xml:space="preserve">도메인 규칙 전부. Node 22, x86_64, 메모리 1,024MB, 제한 시간 10초, 동시 실행 상한 10</w:t>
+              <w:t xml:space="preserve">관리자 웹·회원 웹 정적 파일 제공, /api 요청을 API로 전달, 로그인·가입·연동 경로의 IP별 요청 제한(60초에 10회), API로 가는 요청에 비밀 헤더 부착, API의 동시 실행 초과(429)를 공통 형식의 503으로 변환</w:t>
             </w:r>
           </w:p>
         </w:tc>
@@ -1767,7 +1767,7 @@
                 <w:sz w:val="18"/>
                 <w:szCs w:val="18"/>
               </w:rPr>
-              <w:t xml:space="preserve">데이터베이스</w:t>
+              <w:t xml:space="preserve">API</w:t>
             </w:r>
           </w:p>
         </w:tc>
@@ -1796,7 +1796,7 @@
                 <w:sz w:val="18"/>
                 <w:szCs w:val="18"/>
               </w:rPr>
-              <w:t xml:space="preserve">PostgreSQL(Supabase, 서울)</w:t>
+              <w:t xml:space="preserve">NestJS · Prisma · TypeScript, AWS Lambda(서울)</w:t>
             </w:r>
           </w:p>
         </w:tc>
@@ -1825,7 +1825,7 @@
                 <w:sz w:val="18"/>
                 <w:szCs w:val="18"/>
               </w:rPr>
-              <w:t xml:space="preserve">트랜잭션 풀러(6543)로 연결, Lambda 실행 환경당 커넥션 1개</w:t>
+              <w:t xml:space="preserve">도메인 규칙 전부. Node 22, x86_64, 메모리 1,024MB, 제한 시간 10초, 동시 실행 상한 10</w:t>
             </w:r>
           </w:p>
         </w:tc>
@@ -1856,6 +1856,95 @@
                 <w:sz w:val="18"/>
                 <w:szCs w:val="18"/>
               </w:rPr>
+              <w:t xml:space="preserve">데이터베이스</w:t>
+            </w:r>
+          </w:p>
+        </w:tc>
+        <w:tc>
+          <w:tcPr>
+            <w:tcW w:type="dxa" w:w="2409"/>
+            <w:tcBorders>
+              <w:top w:val="single" w:color="CBD0CD" w:sz="4"/>
+              <w:left w:val="single" w:color="CBD0CD" w:sz="4"/>
+              <w:bottom w:val="single" w:color="CBD0CD" w:sz="4"/>
+              <w:right w:val="single" w:color="CBD0CD" w:sz="4"/>
+            </w:tcBorders>
+            <w:tcMar>
+              <w:top w:type="dxa" w:w="60"/>
+              <w:left w:type="dxa" w:w="100"/>
+              <w:bottom w:type="dxa" w:w="60"/>
+              <w:right w:type="dxa" w:w="100"/>
+            </w:tcMar>
+          </w:tcPr>
+          <w:p>
+            <w:pPr>
+              <w:spacing w:after="0" w:line="260"/>
+            </w:pPr>
+            <w:r>
+              <w:rPr>
+                <w:sz w:val="18"/>
+                <w:szCs w:val="18"/>
+              </w:rPr>
+              <w:t xml:space="preserve">PostgreSQL(Supabase, 서울)</w:t>
+            </w:r>
+          </w:p>
+        </w:tc>
+        <w:tc>
+          <w:tcPr>
+            <w:tcW w:type="dxa" w:w="5623"/>
+            <w:tcBorders>
+              <w:top w:val="single" w:color="CBD0CD" w:sz="4"/>
+              <w:left w:val="single" w:color="CBD0CD" w:sz="4"/>
+              <w:bottom w:val="single" w:color="CBD0CD" w:sz="4"/>
+              <w:right w:val="single" w:color="CBD0CD" w:sz="4"/>
+            </w:tcBorders>
+            <w:tcMar>
+              <w:top w:type="dxa" w:w="60"/>
+              <w:left w:type="dxa" w:w="100"/>
+              <w:bottom w:type="dxa" w:w="60"/>
+              <w:right w:type="dxa" w:w="100"/>
+            </w:tcMar>
+          </w:tcPr>
+          <w:p>
+            <w:pPr>
+              <w:spacing w:after="0" w:line="260"/>
+            </w:pPr>
+            <w:r>
+              <w:rPr>
+                <w:sz w:val="18"/>
+                <w:szCs w:val="18"/>
+              </w:rPr>
+              <w:t xml:space="preserve">Session pooler(5432)로 연결, Lambda 실행 환경당 커넥션 1개(세션 모드라 실행 환경 수 ≈ DB 연결 수, Pool Size 15). 쿼리 시간 상한 5초</w:t>
+            </w:r>
+          </w:p>
+        </w:tc>
+      </w:tr>
+      <w:tr>
+        <w:tc>
+          <w:tcPr>
+            <w:tcW w:type="dxa" w:w="1606"/>
+            <w:tcBorders>
+              <w:top w:val="single" w:color="CBD0CD" w:sz="4"/>
+              <w:left w:val="single" w:color="CBD0CD" w:sz="4"/>
+              <w:bottom w:val="single" w:color="CBD0CD" w:sz="4"/>
+              <w:right w:val="single" w:color="CBD0CD" w:sz="4"/>
+            </w:tcBorders>
+            <w:tcMar>
+              <w:top w:type="dxa" w:w="60"/>
+              <w:left w:type="dxa" w:w="100"/>
+              <w:bottom w:type="dxa" w:w="60"/>
+              <w:right w:type="dxa" w:w="100"/>
+            </w:tcMar>
+          </w:tcPr>
+          <w:p>
+            <w:pPr>
+              <w:spacing w:after="0" w:line="260"/>
+            </w:pPr>
+            <w:r>
+              <w:rPr>
+                <w:sz w:val="18"/>
+                <w:szCs w:val="18"/>
+              </w:rPr>
               <w:t xml:space="preserve">배포·검증</w:t>
             </w:r>
           </w:p>
@@ -1914,7 +2003,7 @@
                 <w:sz w:val="18"/>
                 <w:szCs w:val="18"/>
               </w:rPr>
-              <w:t xml:space="preserve">PR마다 lint·빌드·테스트, API는 수동 실행 워크플로로 Lambda 배포(OIDC 인증, 헬스체크 실패 시 자동 롤백)</w:t>
+              <w:t xml:space="preserve">PR마다 lint·빌드·테스트, API는 dev 브랜치 push 또는 수동 실행으로 Lambda 배포(OIDC 인증, 헬스체크 실패 시 자동 롤백)</w:t>
             </w:r>
           </w:p>
         </w:tc>
@@ -2269,6 +2358,66 @@
                 <w:szCs w:val="18"/>
               </w:rPr>
               <w:t xml:space="preserve">React 관리자 웹</w:t>
+            </w:r>
+          </w:p>
+        </w:tc>
+      </w:tr>
+      <w:tr>
+        <w:tc>
+          <w:tcPr>
+            <w:tcW w:type="dxa" w:w="2409"/>
+            <w:tcBorders>
+              <w:top w:val="single" w:color="CBD0CD" w:sz="4"/>
+              <w:left w:val="single" w:color="CBD0CD" w:sz="4"/>
+              <w:bottom w:val="single" w:color="CBD0CD" w:sz="4"/>
+              <w:right w:val="single" w:color="CBD0CD" w:sz="4"/>
+            </w:tcBorders>
+            <w:tcMar>
+              <w:top w:type="dxa" w:w="60"/>
+              <w:left w:type="dxa" w:w="100"/>
+              <w:bottom w:type="dxa" w:w="60"/>
+              <w:right w:type="dxa" w:w="100"/>
+            </w:tcMar>
+          </w:tcPr>
+          <w:p>
+            <w:pPr>
+              <w:spacing w:after="0" w:line="260"/>
+            </w:pPr>
+            <w:r>
+              <w:rPr>
+                <w:sz w:val="18"/>
+                <w:szCs w:val="18"/>
+              </w:rPr>
+              <w:t xml:space="preserve">apps/member-web</w:t>
+            </w:r>
+          </w:p>
+        </w:tc>
+        <w:tc>
+          <w:tcPr>
+            <w:tcW w:type="dxa" w:w="7229"/>
+            <w:tcBorders>
+              <w:top w:val="single" w:color="CBD0CD" w:sz="4"/>
+              <w:left w:val="single" w:color="CBD0CD" w:sz="4"/>
+              <w:bottom w:val="single" w:color="CBD0CD" w:sz="4"/>
+              <w:right w:val="single" w:color="CBD0CD" w:sz="4"/>
+            </w:tcBorders>
+            <w:tcMar>
+              <w:top w:type="dxa" w:w="60"/>
+              <w:left w:type="dxa" w:w="100"/>
+              <w:bottom w:type="dxa" w:w="60"/>
+              <w:right w:type="dxa" w:w="100"/>
+            </w:tcMar>
+          </w:tcPr>
+          <w:p>
+            <w:pPr>
+              <w:spacing w:after="0" w:line="260"/>
+            </w:pPr>
+            <w:r>
+              <w:rPr>
+                <w:sz w:val="18"/>
+                <w:szCs w:val="18"/>
+              </w:rPr>
+              <w:t xml:space="preserve">React 회원 모바일 웹(같은 Worker의 /m/)</w:t>
             </w:r>
           </w:p>
         </w:tc>
@@ -3596,7 +3745,96 @@
                 <w:sz w:val="18"/>
                 <w:szCs w:val="18"/>
               </w:rPr>
-              <w:t xml:space="preserve">지점 목록, 계약 판정(계약 종료 여부)</w:t>
+              <w:t xml:space="preserve">지점 목록, 공개 지점 목록(가입용), 계약 상태 변경, 계약 판정(계약 종료 여부)</w:t>
+            </w:r>
+          </w:p>
+        </w:tc>
+      </w:tr>
+      <w:tr>
+        <w:tc>
+          <w:tcPr>
+            <w:tcW w:type="dxa" w:w="2628"/>
+            <w:tcBorders>
+              <w:top w:val="single" w:color="CBD0CD" w:sz="4"/>
+              <w:left w:val="single" w:color="CBD0CD" w:sz="4"/>
+              <w:bottom w:val="single" w:color="CBD0CD" w:sz="4"/>
+              <w:right w:val="single" w:color="CBD0CD" w:sz="4"/>
+            </w:tcBorders>
+            <w:tcMar>
+              <w:top w:type="dxa" w:w="60"/>
+              <w:left w:type="dxa" w:w="100"/>
+              <w:bottom w:type="dxa" w:w="60"/>
+              <w:right w:type="dxa" w:w="100"/>
+            </w:tcMar>
+          </w:tcPr>
+          <w:p>
+            <w:pPr>
+              <w:spacing w:after="0" w:line="260"/>
+            </w:pPr>
+            <w:r>
+              <w:rPr>
+                <w:sz w:val="18"/>
+                <w:szCs w:val="18"/>
+              </w:rPr>
+              <w:t xml:space="preserve">audit-logs</w:t>
+            </w:r>
+          </w:p>
+        </w:tc>
+        <w:tc>
+          <w:tcPr>
+            <w:tcW w:type="dxa" w:w="1752"/>
+            <w:tcBorders>
+              <w:top w:val="single" w:color="CBD0CD" w:sz="4"/>
+              <w:left w:val="single" w:color="CBD0CD" w:sz="4"/>
+              <w:bottom w:val="single" w:color="CBD0CD" w:sz="4"/>
+              <w:right w:val="single" w:color="CBD0CD" w:sz="4"/>
+            </w:tcBorders>
+            <w:tcMar>
+              <w:top w:type="dxa" w:w="60"/>
+              <w:left w:type="dxa" w:w="100"/>
+              <w:bottom w:type="dxa" w:w="60"/>
+              <w:right w:type="dxa" w:w="100"/>
+            </w:tcMar>
+          </w:tcPr>
+          <w:p>
+            <w:pPr>
+              <w:spacing w:after="0" w:line="260"/>
+            </w:pPr>
+            <w:r>
+              <w:rPr>
+                <w:sz w:val="18"/>
+                <w:szCs w:val="18"/>
+              </w:rPr>
+              <w:t xml:space="preserve">공통</w:t>
+            </w:r>
+          </w:p>
+        </w:tc>
+        <w:tc>
+          <w:tcPr>
+            <w:tcW w:type="dxa" w:w="5258"/>
+            <w:tcBorders>
+              <w:top w:val="single" w:color="CBD0CD" w:sz="4"/>
+              <w:left w:val="single" w:color="CBD0CD" w:sz="4"/>
+              <w:bottom w:val="single" w:color="CBD0CD" w:sz="4"/>
+              <w:right w:val="single" w:color="CBD0CD" w:sz="4"/>
+            </w:tcBorders>
+            <w:tcMar>
+              <w:top w:type="dxa" w:w="60"/>
+              <w:left w:type="dxa" w:w="100"/>
+              <w:bottom w:type="dxa" w:w="60"/>
+              <w:right w:type="dxa" w:w="100"/>
+            </w:tcMar>
+          </w:tcPr>
+          <w:p>
+            <w:pPr>
+              <w:spacing w:after="0" w:line="260"/>
+            </w:pPr>
+            <w:r>
+              <w:rPr>
+                <w:sz w:val="18"/>
+                <w:szCs w:val="18"/>
+              </w:rPr>
+              <w:t xml:space="preserve">변경 이력 조회(본사 전용)</w:t>
             </w:r>
           </w:p>
         </w:tc>
@@ -3627,7 +3865,7 @@
         <w:t xml:space="preserve">가드</w:t>
       </w:r>
       <w:r>
-        <w:t xml:space="preserve"> — 로그인(JWT) 확인, 역할 확인, 지점 범위 확인 세 개를 요청마다 차례로 적용한다(4.3절).</w:t>
+        <w:t xml:space="preserve"> — 로그인(JWT) 확인, 역할 확인, 지점 범위 확인 세 개를 전역으로 등록해 요청마다 차례로 적용한다(4.3절).</w:t>
       </w:r>
     </w:p>
     <w:p>
@@ -3695,7 +3933,7 @@
         <w:pStyle w:val="Heading2"/>
       </w:pPr>
       <w:r>
-        <w:t xml:space="preserve">3.3 관리자 웹</w:t>
+        <w:t xml:space="preserve">3.3 관리자 웹·회원 모바일 웹</w:t>
       </w:r>
     </w:p>
     <w:p>
@@ -3708,7 +3946,7 @@
         <w:spacing w:after="60" w:line="290"/>
       </w:pPr>
       <w:r>
-        <w:t xml:space="preserve">화면 16개(대시보드, 지점 상세, 회원·회원 상세, 직원, 근태, 게시판·게시글, 프로그램, 강사, 예약, 시설·혼잡도, 자산, 문서, 권한, 로그인).</w:t>
+        <w:t xml:space="preserve">관리자 웹 화면 18개(대시보드, 지점 상세, 회원·회원 상세, 직원·직원 상세, 근태, 게시판·게시글, 프로그램, 강사, 예약, 시설·혼잡도, 자산, 문서, 권한, 변경 이력, 로그인). 서버 상태는 React Query로 관리하고, 액세스 토큰은 메모리에만 둔다(새로고침하면 다시 로그인).</w:t>
       </w:r>
     </w:p>
     <w:p>
@@ -3721,7 +3959,7 @@
         <w:spacing w:after="60" w:line="290"/>
       </w:pPr>
       <w:r>
-        <w:t xml:space="preserve">서버 상태는 React Query로 관리하고, 액세스 토큰은 메모리에만 둔다(새로고침하면 다시 로그인).</w:t>
+        <w:t xml:space="preserve">회원 모바일 웹은 별도 앱으로 같은 Worker의 /m/ 아래에 둔다. 휴대폰 새로고침에도 로그인이 유지되도록 리프레시 토큰을 브라우저 저장소(localStorage)에 둔다 — 화면에 스크립트 삽입 취약점이 생기면 탈취될 수 있다는 위험을 감수한 선택이다.</w:t>
       </w:r>
     </w:p>
     <w:p>
@@ -4258,7 +4496,7 @@
         <w:spacing w:after="60" w:line="290"/>
       </w:pPr>
       <w:r>
-        <w:t xml:space="preserve">액세스 토큰(JWT) 30분, 리프레시 토큰 14일. 리프레시 토큰은 한 번 쓰면 새것으로 바꾸고(1회용 교체), DB에는 원문 대신 해시를 저장한다.</w:t>
+        <w:t xml:space="preserve">액세스 토큰(JWT) 30분, 리프레시 토큰 14일. 리프레시 토큰은 쿠키가 아니라 응답 본문으로 주고받는다. 한 번 쓰면 새것으로 바꾸고(1회용 교체), DB에는 원문 대신 해시를 저장하며, 발급할 때 그 계정의 만료·폐기 토큰을 지운다.</w:t>
       </w:r>
     </w:p>
     <w:p>
@@ -4271,7 +4509,7 @@
         <w:spacing w:after="60" w:line="290"/>
       </w:pPr>
       <w:r>
-        <w:t xml:space="preserve">비밀번호는 bcrypt로 해시한다.</w:t>
+        <w:t xml:space="preserve">비밀번호는 bcrypt로 해시한다. 비밀번호를 바꾸면 그 계정의 리프레시 토큰을 전부 폐기해 다른 기기의 로그인도 끊는다. 시연용 데모 계정은 비밀번호를 바꿀 수 없다(403).</w:t>
       </w:r>
     </w:p>
     <w:p>
@@ -4309,6 +4547,26 @@
     </w:p>
     <w:p>
       <w:pPr>
+        <w:pStyle w:val="ListParagraph"/>
+        <w:numPr>
+          <w:ilvl w:val="0"/>
+          <w:numId w:val="2"/>
+        </w:numPr>
+        <w:spacing w:after="60" w:line="290"/>
+      </w:pPr>
+      <w:r>
+        <w:rPr>
+          <w:b/>
+          <w:bCs/>
+        </w:rPr>
+        <w:t xml:space="preserve">개인정보 노출 최소화</w:t>
+      </w:r>
+      <w:r>
+        <w:t xml:space="preserve"> — 목록 응답의 전화번호는 모든 역할에 가운데를 가린다(010-****-1234). 관리자가 회원·직원 상세를 열어 원문을 보면 그때마다 변경 이력에 "전화번호 열람"을 남기고, 이 기록은 본사만 본다(본인 조회는 남기지 않음).</w:t>
+      </w:r>
+    </w:p>
+    <w:p>
+      <w:pPr>
         <w:pStyle w:val="Heading2"/>
       </w:pPr>
       <w:r>
@@ -4325,7 +4583,7 @@
           <wp:inline distT="0" distB="0" distL="0" distR="0">
             <wp:extent cx="4591050" cy="3209925"/>
             <wp:effectExtent t="0" r="0" b="0" l="0"/>
-            <wp:docPr id="1" name="iso" descr="그림 2. 요청 하나가 통과해야 하는 네 관문" title="그림 2. 요청 하나가 통과해야 하는 네 관문"/>
+            <wp:docPr id="1" name="iso" descr="그림 2. 요청 하나가 통과해야 하는 네 관문 — ③④는 전역 가드 한 곳" title="그림 2. 요청 하나가 통과해야 하는 네 관문 — ③④는 전역 가드 한 곳"/>
             <wp:cNvGraphicFramePr>
               <a:graphicFrameLocks xmlns:a="http://schemas.openxmlformats.org/drawingml/2006/main" noChangeAspect="1"/>
             </wp:cNvGraphicFramePr>
@@ -4372,7 +4630,7 @@
           <w:sz w:val="18"/>
           <w:szCs w:val="18"/>
         </w:rPr>
-        <w:t xml:space="preserve">그림 2. 요청 하나가 통과해야 하는 네 관문</w:t>
+        <w:t xml:space="preserve">그림 2. 요청 하나가 통과해야 하는 네 관문 — ③④는 전역 가드 한 곳</w:t>
       </w:r>
     </w:p>
     <w:p>
@@ -4380,7 +4638,7 @@
         <w:spacing w:after="120" w:line="300"/>
       </w:pPr>
       <w:r>
-        <w:t xml:space="preserve">③ 공통 가드는 경로·쿼리에 지점 ID가 있을 때 그것이 내 지점인지 본다. 그러나 /members/:id 같은 단건 경로에는 지점 ID가 없다. 그래서 ④ 컨트롤러가 꺼낸 데이터의 지점을 직접 확인한다. 데이터의 존재 자체를 숨겨야 할 때는 404로 응답한다.</w:t>
+        <w:t xml:space="preserve">지점 검사는 전역 가드 한 곳에서 한다. 경로·쿼리에 지점 ID가 있으면 그것이 내 지점인지 보고(없으면 내 지점을 넣어 준다), /members/:id처럼 리소스 ID만 있는 경로는 라우트에 "이 경로는 회원을 다룬다"고 선언해 두면 가드가 그 회원의 지점을 조회해 확인한다(없으면 404, 남의 것이면 403). 처음에는 컨트롤러마다 따로 검사했는데, 새 경로에서 빠뜨릴 수 있어 한 곳으로 모았다.</w:t>
       </w:r>
     </w:p>
     <w:tbl>
@@ -4434,7 +4692,7 @@
               <w:spacing w:after="60" w:line="290"/>
             </w:pPr>
             <w:r>
-              <w:t xml:space="preserve">지점 단위 경로를 추가하면 격리 테스트의 공격 케이스 표에 함께 추가하는 것이 규칙이다. 다른 지점 ID로 요청해 403/404가 나오는지 자동 테스트가 매번 확인한다.</w:t>
+              <w:t xml:space="preserve">라우트 표를 훑어 리소스 ID를 받는데 선언이 없는 경로가 있으면 실패하는 테스트가 있다. 지점 단위 경로를 추가하면 격리 테스트의 공격 케이스 표에도 함께 추가하고, 다른 지점 ID로 요청해 403/404가 나오는지 자동 테스트가 매번 확인한다.</w:t>
             </w:r>
           </w:p>
         </w:tc>
@@ -5033,7 +5291,20 @@
         <w:spacing w:after="60" w:line="290"/>
       </w:pPr>
       <w:r>
-        <w:t xml:space="preserve">스키마는 Prisma로 관리하고, Prisma가 표현하지 못하는 CHECK·트리거·조건부 인덱스는 마이그레이션 SQL에 직접 쓴다(마이그레이션 6개).</w:t>
+        <w:t xml:space="preserve">스키마는 Prisma로 관리하고, Prisma가 표현하지 못하는 CHECK·트리거·조건부 인덱스는 마이그레이션 SQL에 직접 쓴다(마이그레이션 7개 — 마지막은 2026-10-09 외래키 3개·업무일지 하루 1건 유일 제약).</w:t>
+      </w:r>
+    </w:p>
+    <w:p>
+      <w:pPr>
+        <w:pStyle w:val="ListParagraph"/>
+        <w:numPr>
+          <w:ilvl w:val="0"/>
+          <w:numId w:val="2"/>
+        </w:numPr>
+        <w:spacing w:after="60" w:line="290"/>
+      </w:pPr>
+      <w:r>
+        <w:t xml:space="preserve">운영 DB의 쿼리 시간 상한은 5초다(DB 역할 설정). 잠금 대기가 길어져 연결을 오래 붙잡는 일을 막는다.</w:t>
       </w:r>
     </w:p>
     <w:p>
@@ -5179,7 +5450,7 @@
         <w:spacing w:after="60" w:line="290"/>
       </w:pPr>
       <w:r>
-        <w:t xml:space="preserve">확인 순서: 내 지점 프로그램인가(403) → 계약 종료 지점인가(409) → 정원·중복(409).</w:t>
+        <w:t xml:space="preserve">확인 순서: 내 지점 프로그램인가(403) → 계약 종료 지점인가(409) → 이미 시작했거나 지난 회차인가(409) → 중복·정원(409).</w:t>
       </w:r>
     </w:p>
     <w:p>
@@ -5226,6 +5497,14 @@
     </w:p>
     <w:p>
       <w:pPr>
+        <w:spacing w:after="120" w:line="300"/>
+      </w:pPr>
+      <w:r>
+        <w:t xml:space="preserve">계약 상태는 본사가 바꾼다(지점 상세의 "계약 상태 변경"). 종료로 바꾸면 같은 트랜잭션에서 그 지점에 진행 중인 파견을 계약 종료일로 끝내고, 그 직원의 담당 회원·강사 연결을 풀고, 변경 이력을 남긴다. 파견이 끝난 직원은 "재배치 대기"로 보인다. 종료 처리와 동시에 그 지점으로 발령이 들어와도 지점 행을 잠가 순서대로 처리하므로 종료 지점에 파견이 남지 않는다.</w:t>
+      </w:r>
+    </w:p>
+    <w:p>
+      <w:pPr>
         <w:pStyle w:val="Heading2"/>
       </w:pPr>
       <w:r>
@@ -5246,10 +5525,10 @@
           <w:b/>
           <w:bCs/>
         </w:rPr>
-        <w:t xml:space="preserve">파견 발령</w:t>
-      </w:r>
-      <w:r>
-        <w:t xml:space="preserve">(본사만) — 진행 중 파견 종료 + 새 파견 생성 + 직원의 현재 지점 갱신 + 옛 지점 담당 회원 해제를 한 트랜잭션에서 한다.</w:t>
+        <w:t xml:space="preserve">채용·파견 발령</w:t>
+      </w:r>
+      <w:r>
+        <w:t xml:space="preserve">(본사만) — 계약 종료 지점으로는 채용·발령할 수 없다(409, 종료 지점에서 빼내는 발령은 허용). 발령은 진행 중 파견 종료 + 새 파견 생성 + 직원의 현재 지점 갱신 + 옛 지점 담당 회원 해제를 한 트랜잭션에서 한다.</w:t>
       </w:r>
     </w:p>
     <w:p>
@@ -5269,15 +5548,7 @@
         <w:t xml:space="preserve">퇴사</w:t>
       </w:r>
       <w:r>
-        <w:t xml:space="preserve"> — 계정 비활성화 + 파견 종료 + 인사서류 보존기한 재계산을 한 트랜잭션에서 한다. 셋 중 하나만 반영되는 상태가 생기지 않는다.</w:t>
-      </w:r>
-    </w:p>
-    <w:p>
-      <w:pPr>
-        <w:pStyle w:val="Heading2"/>
-      </w:pPr>
-      <w:r>
-        <w:t xml:space="preserve">6.4 근태</w:t>
+        <w:t xml:space="preserve"> — 계정 비활성화 + 파견 종료 + 담당 회원 해제 + 인사서류 보존기한 재계산을 한 트랜잭션에서 한다. 일부만 반영되는 상태가 생기지 않는다. 퇴사는 지점 관리자가 하고, 계약 종료 지점의 직원은 본사도 퇴사 처리할 수 있다.</w:t>
       </w:r>
     </w:p>
     <w:p>
@@ -5290,7 +5561,35 @@
         <w:spacing w:after="60" w:line="290"/>
       </w:pPr>
       <w:r>
-        <w:t xml:space="preserve">같은 직원·같은 날 출근 기록은 1건이다(DB 유일 제약). 동시 체크인도 한 건만 남는다.</w:t>
+        <w:rPr>
+          <w:b/>
+          <w:bCs/>
+        </w:rPr>
+        <w:t xml:space="preserve">변경 이력</w:t>
+      </w:r>
+      <w:r>
+        <w:t xml:space="preserve"> — 역할 전환·퇴사·파견 발령·파견 종료는 같은 트랜잭션에서 변경 이력(누가·언제·무엇을, 전후 값)을 남긴다. 본사만 "변경 이력" 화면에서 본다.</w:t>
+      </w:r>
+    </w:p>
+    <w:p>
+      <w:pPr>
+        <w:pStyle w:val="Heading2"/>
+      </w:pPr>
+      <w:r>
+        <w:t xml:space="preserve">6.4 근태</w:t>
+      </w:r>
+    </w:p>
+    <w:p>
+      <w:pPr>
+        <w:pStyle w:val="ListParagraph"/>
+        <w:numPr>
+          <w:ilvl w:val="0"/>
+          <w:numId w:val="2"/>
+        </w:numPr>
+        <w:spacing w:after="60" w:line="290"/>
+      </w:pPr>
+      <w:r>
+        <w:t xml:space="preserve">같은 직원·같은 날 출근 기록과 업무일지는 각각 1건이다(DB 유일 제약). 동시 요청도 한 건만 남는다.</w:t>
       </w:r>
     </w:p>
     <w:p>
@@ -5808,7 +6107,7 @@
                 <w:sz w:val="18"/>
                 <w:szCs w:val="18"/>
               </w:rPr>
-              <w:t xml:space="preserve">관리자 웹 빌드 결과와 Worker 코드를 함께 배포. API 주소·비밀 헤더는 Worker 비밀값으로만 둔다</w:t>
+              <w:t xml:space="preserve">관리자 웹·회원 웹 빌드 결과와 Worker 코드를 함께 배포. API 주소·비밀 헤더는 Worker 비밀값으로만 둔다</w:t>
             </w:r>
           </w:p>
         </w:tc>
@@ -6443,7 +6742,27 @@
         <w:t xml:space="preserve">API와 DB를 같은 리전에</w:t>
       </w:r>
       <w:r>
-        <w:t xml:space="preserve"> — 요청 하나가 쿼리 4~8개를 순차로 보내므로, 싱가포르↔서울 왕복이 그대로 지연에 더해졌다. 둘 다 서울에 둔다.</w:t>
+        <w:t xml:space="preserve"> — 요청 하나가 쿼리 여러 개를 순차로 보내므로, 싱가포르↔서울 왕복이 그대로 지연에 더해졌다. 둘 다 서울에 둔다.</w:t>
+      </w:r>
+    </w:p>
+    <w:p>
+      <w:pPr>
+        <w:pStyle w:val="ListParagraph"/>
+        <w:numPr>
+          <w:ilvl w:val="0"/>
+          <w:numId w:val="3"/>
+        </w:numPr>
+        <w:spacing w:after="60" w:line="290"/>
+      </w:pPr>
+      <w:r>
+        <w:rPr>
+          <w:b/>
+          <w:bCs/>
+        </w:rPr>
+        <w:t xml:space="preserve">요청당 DB 왕복을 줄이게</w:t>
+      </w:r>
+      <w:r>
+        <w:t xml:space="preserve"> — 트랜잭션 풀러 모드에서는 쿼리 도구가 작업마다 시작·정리·종료 왕복을 덧붙여 요청당 왕복이 9~45회였다. 인증 조회를 작업 하나로 합치고 DB 접속을 Session pooler로 바꿔 왕복을 약 1/3로 줄였다(8.4절).</w:t>
       </w:r>
     </w:p>
     <w:p>
@@ -6459,7 +6778,7 @@
         <w:spacing w:after="120" w:line="300"/>
       </w:pPr>
       <w:r>
-        <w:t xml:space="preserve">동시에 처리 중인 요청 수 = 초당 도착 요청 수 × 요청 하나의 처리 시간(Little의 법칙)으로 계산했다. 처리 시간은 Lambda 위 실측 p50 약 110ms(8.4절)를 썼다. 동시 실행 상한 10은 관리자 웹과 회원 모바일 웹 요청이 </w:t>
+        <w:t xml:space="preserve">동시에 처리 중인 요청 수 = 초당 도착 요청 수 × 요청 하나의 처리 시간(Little의 법칙)으로 계산했다. 처리 시간은 운영 Lambda 실측 p50 약 40ms(8.4절, 2026-10-12)를 썼다. 로그인은 암호 해싱 때문에 약 140ms로 따로 본다. 동시 실행 상한 10은 관리자 웹과 회원 모바일 웹 요청이 </w:t>
       </w:r>
       <w:r>
         <w:rPr>
@@ -6653,7 +6972,7 @@
                 <w:sz w:val="18"/>
                 <w:szCs w:val="18"/>
               </w:rPr>
-              <w:t xml:space="preserve">지금(관리자 웹만)</w:t>
+              <w:t xml:space="preserve">지금(관리자 웹 + 회원 모바일 웹, 수도권 83개 지점)</w:t>
             </w:r>
           </w:p>
         </w:tc>
@@ -6682,7 +7001,7 @@
                 <w:sz w:val="18"/>
                 <w:szCs w:val="18"/>
               </w:rPr>
-              <w:t xml:space="preserve">수 rps 이하</w:t>
+              <w:t xml:space="preserve">약 3 rps</w:t>
             </w:r>
           </w:p>
         </w:tc>
@@ -6711,7 +7030,7 @@
                 <w:sz w:val="18"/>
                 <w:szCs w:val="18"/>
               </w:rPr>
-              <w:t xml:space="preserve">—</w:t>
+              <w:t xml:space="preserve">약 8 rps</w:t>
             </w:r>
           </w:p>
         </w:tc>
@@ -6740,7 +7059,7 @@
                 <w:sz w:val="18"/>
                 <w:szCs w:val="18"/>
               </w:rPr>
-              <w:t xml:space="preserve">1 미만</w:t>
+              <w:t xml:space="preserve">약 0.33</w:t>
             </w:r>
           </w:p>
         </w:tc>
@@ -6771,7 +7090,7 @@
                 <w:sz w:val="18"/>
                 <w:szCs w:val="18"/>
               </w:rPr>
-              <w:t xml:space="preserve">회원 모바일 웹 포함(수도권 83개 지점)</w:t>
+              <w:t xml:space="preserve">3년 후(110개 지점)</w:t>
             </w:r>
           </w:p>
         </w:tc>
@@ -6800,7 +7119,7 @@
                 <w:sz w:val="18"/>
                 <w:szCs w:val="18"/>
               </w:rPr>
-              <w:t xml:space="preserve">약 3 rps</w:t>
+              <w:t xml:space="preserve">약 4 rps</w:t>
             </w:r>
           </w:p>
         </w:tc>
@@ -6829,7 +7148,7 @@
                 <w:sz w:val="18"/>
                 <w:szCs w:val="18"/>
               </w:rPr>
-              <w:t xml:space="preserve">약 8 rps</w:t>
+              <w:t xml:space="preserve">약 11 rps</w:t>
             </w:r>
           </w:p>
         </w:tc>
@@ -6858,7 +7177,7 @@
                 <w:sz w:val="18"/>
                 <w:szCs w:val="18"/>
               </w:rPr>
-              <w:t xml:space="preserve">약 0.9</w:t>
+              <w:t xml:space="preserve">약 0.44</w:t>
             </w:r>
           </w:p>
         </w:tc>
@@ -6889,7 +7208,7 @@
                 <w:sz w:val="18"/>
                 <w:szCs w:val="18"/>
               </w:rPr>
-              <w:t xml:space="preserve">3년 후(110개 지점)</w:t>
+              <w:t xml:space="preserve">방문당 요청 30건(혼잡도 새로고침 등)</w:t>
             </w:r>
           </w:p>
         </w:tc>
@@ -6918,7 +7237,7 @@
                 <w:sz w:val="18"/>
                 <w:szCs w:val="18"/>
               </w:rPr>
-              <w:t xml:space="preserve">약 4 rps</w:t>
+              <w:t xml:space="preserve">약 10 rps</w:t>
             </w:r>
           </w:p>
         </w:tc>
@@ -6947,7 +7266,7 @@
                 <w:sz w:val="18"/>
                 <w:szCs w:val="18"/>
               </w:rPr>
-              <w:t xml:space="preserve">약 11 rps</w:t>
+              <w:t xml:space="preserve">약 24 rps</w:t>
             </w:r>
           </w:p>
         </w:tc>
@@ -6976,125 +7295,7 @@
                 <w:sz w:val="18"/>
                 <w:szCs w:val="18"/>
               </w:rPr>
-              <w:t xml:space="preserve">약 1.2</w:t>
-            </w:r>
-          </w:p>
-        </w:tc>
-      </w:tr>
-      <w:tr>
-        <w:tc>
-          <w:tcPr>
-            <w:tcW w:type="dxa" w:w="3212"/>
-            <w:tcBorders>
-              <w:top w:val="single" w:color="CBD0CD" w:sz="4"/>
-              <w:left w:val="single" w:color="CBD0CD" w:sz="4"/>
-              <w:bottom w:val="single" w:color="CBD0CD" w:sz="4"/>
-              <w:right w:val="single" w:color="CBD0CD" w:sz="4"/>
-            </w:tcBorders>
-            <w:tcMar>
-              <w:top w:type="dxa" w:w="60"/>
-              <w:left w:type="dxa" w:w="100"/>
-              <w:bottom w:type="dxa" w:w="60"/>
-              <w:right w:type="dxa" w:w="100"/>
-            </w:tcMar>
-          </w:tcPr>
-          <w:p>
-            <w:pPr>
-              <w:spacing w:after="0" w:line="260"/>
-            </w:pPr>
-            <w:r>
-              <w:rPr>
-                <w:sz w:val="18"/>
-                <w:szCs w:val="18"/>
-              </w:rPr>
-              <w:t xml:space="preserve">방문당 요청 30건(혼잡도 새로고침 등)</w:t>
-            </w:r>
-          </w:p>
-        </w:tc>
-        <w:tc>
-          <w:tcPr>
-            <w:tcW w:type="dxa" w:w="1606"/>
-            <w:tcBorders>
-              <w:top w:val="single" w:color="CBD0CD" w:sz="4"/>
-              <w:left w:val="single" w:color="CBD0CD" w:sz="4"/>
-              <w:bottom w:val="single" w:color="CBD0CD" w:sz="4"/>
-              <w:right w:val="single" w:color="CBD0CD" w:sz="4"/>
-            </w:tcBorders>
-            <w:tcMar>
-              <w:top w:type="dxa" w:w="60"/>
-              <w:left w:type="dxa" w:w="100"/>
-              <w:bottom w:type="dxa" w:w="60"/>
-              <w:right w:type="dxa" w:w="100"/>
-            </w:tcMar>
-          </w:tcPr>
-          <w:p>
-            <w:pPr>
-              <w:spacing w:after="0" w:line="260"/>
-            </w:pPr>
-            <w:r>
-              <w:rPr>
-                <w:sz w:val="18"/>
-                <w:szCs w:val="18"/>
-              </w:rPr>
-              <w:t xml:space="preserve">약 10 rps</w:t>
-            </w:r>
-          </w:p>
-        </w:tc>
-        <w:tc>
-          <w:tcPr>
-            <w:tcW w:type="dxa" w:w="2409"/>
-            <w:tcBorders>
-              <w:top w:val="single" w:color="CBD0CD" w:sz="4"/>
-              <w:left w:val="single" w:color="CBD0CD" w:sz="4"/>
-              <w:bottom w:val="single" w:color="CBD0CD" w:sz="4"/>
-              <w:right w:val="single" w:color="CBD0CD" w:sz="4"/>
-            </w:tcBorders>
-            <w:tcMar>
-              <w:top w:type="dxa" w:w="60"/>
-              <w:left w:type="dxa" w:w="100"/>
-              <w:bottom w:type="dxa" w:w="60"/>
-              <w:right w:type="dxa" w:w="100"/>
-            </w:tcMar>
-          </w:tcPr>
-          <w:p>
-            <w:pPr>
-              <w:spacing w:after="0" w:line="260"/>
-            </w:pPr>
-            <w:r>
-              <w:rPr>
-                <w:sz w:val="18"/>
-                <w:szCs w:val="18"/>
-              </w:rPr>
-              <w:t xml:space="preserve">약 24 rps</w:t>
-            </w:r>
-          </w:p>
-        </w:tc>
-        <w:tc>
-          <w:tcPr>
-            <w:tcW w:type="dxa" w:w="2411"/>
-            <w:tcBorders>
-              <w:top w:val="single" w:color="CBD0CD" w:sz="4"/>
-              <w:left w:val="single" w:color="CBD0CD" w:sz="4"/>
-              <w:bottom w:val="single" w:color="CBD0CD" w:sz="4"/>
-              <w:right w:val="single" w:color="CBD0CD" w:sz="4"/>
-            </w:tcBorders>
-            <w:tcMar>
-              <w:top w:type="dxa" w:w="60"/>
-              <w:left w:type="dxa" w:w="100"/>
-              <w:bottom w:type="dxa" w:w="60"/>
-              <w:right w:type="dxa" w:w="100"/>
-            </w:tcMar>
-          </w:tcPr>
-          <w:p>
-            <w:pPr>
-              <w:spacing w:after="0" w:line="260"/>
-            </w:pPr>
-            <w:r>
-              <w:rPr>
-                <w:sz w:val="18"/>
-                <w:szCs w:val="18"/>
-              </w:rPr>
-              <w:t xml:space="preserve">약 2.6</w:t>
+              <w:t xml:space="preserve">약 0.95</w:t>
             </w:r>
           </w:p>
         </w:tc>
@@ -7110,27 +7311,7 @@
         <w:spacing w:after="120" w:line="300"/>
       </w:pPr>
       <w:r>
-        <w:t xml:space="preserve">설계 때는 처리 시간을 50ms로 가정해 상한 10의 처리 한계를 약 200 rps로 </w:t>
-      </w:r>
-      <w:r>
-        <w:rPr>
-          <w:b/>
-          <w:bCs/>
-        </w:rPr>
-        <w:t xml:space="preserve">계산했다.</w:t>
-      </w:r>
-      <w:r>
-        <w:t xml:space="preserve"> 실측 처리 시간이 p50 약 110ms라, 실질 처리 한계는 </w:t>
-      </w:r>
-      <w:r>
-        <w:rPr>
-          <w:b/>
-          <w:bCs/>
-        </w:rPr>
-        <w:t xml:space="preserve">약 50~55 rps</w:t>
-      </w:r>
-      <w:r>
-        <w:t xml:space="preserve">다(8.4절). 위 시나리오의 순간 몰림(최대 약 24 rps)도 이 안에 든다. 같은 순간 11번째 요청은 거절(503)되므로, 회원 모바일 웹은 503을 받으면 2초 뒤 한 번 다시 시도한다. 이용자 수(100명)와 방문당 요청 수(10건)는 근거가 약한 가정이다.</w:t>
+        <w:t xml:space="preserve">설계 때는 처리 시간을 50ms로 가정했다. 첫 실측(2026-10-04)은 p50 약 110ms라 처리 한계가 약 50 rps였고, 원인을 고친 뒤 재측정(2026-10-12)에서 약 40ms, 과부하에서 실제로 처리한 양은 약 80~90 rps였다(측정 PC가 먼저 막혀 하한). 이론값(상한 10 ÷ 40ms ≈ 250 rps)은 쓰지 않는다. 위 시나리오의 순간 몰림(최대 약 24 rps)은 이 안에 든다. 같은 순간 11번째 요청은 거절(503)되므로, 회원 모바일 웹은 503을 받으면 2초 뒤 한 번 다시 시도한다. 이용자 수(100명)와 방문당 요청 수(10건)는 근거가 약한 가정이다.</w:t>
       </w:r>
     </w:p>
     <w:p>
@@ -7138,7 +7319,15 @@
         <w:pStyle w:val="Heading2"/>
       </w:pPr>
       <w:r>
-        <w:t xml:space="preserve">8.4 Lambda 위 실측(2026-10-04)</w:t>
+        <w:t xml:space="preserve">8.4 Lambda 위 실측(2026-10-04 → 2026-10-12)</w:t>
+      </w:r>
+    </w:p>
+    <w:p>
+      <w:pPr>
+        <w:spacing w:after="120" w:line="300"/>
+      </w:pPr>
+      <w:r>
+        <w:t xml:space="preserve">같은 시나리오(k6)를 두 번 쟀다. 첫 측정 뒤 처리 시간이 가정의 2배인 원인을 로컬에서 측정해(트랜잭션 풀러 모드의 작업당 왕복) DB 접속을 Session pooler로 바꾸고, 운영에서 다시 쟀다. 서버 처리 시간은 Lambda 로그(CloudWatch)에서 1분 단위로 봤다.</w:t>
       </w:r>
     </w:p>
     <w:tbl>
@@ -7155,9 +7344,9 @@
       </w:tblPr>
       <w:tblGrid>
         <w:gridCol w:w="2570"/>
+        <w:gridCol w:w="1927"/>
         <w:gridCol w:w="2570"/>
-        <w:gridCol w:w="3212"/>
-        <w:gridCol w:w="1286"/>
+        <w:gridCol w:w="2571"/>
       </w:tblGrid>
       <w:tr>
         <w:trPr>
@@ -7198,7 +7387,7 @@
         </w:tc>
         <w:tc>
           <w:tcPr>
-            <w:tcW w:type="dxa" w:w="2570"/>
+            <w:tcW w:type="dxa" w:w="1927"/>
             <w:tcBorders>
               <w:top w:val="single" w:color="CBD0CD" w:sz="4"/>
               <w:left w:val="single" w:color="CBD0CD" w:sz="4"/>
@@ -7231,7 +7420,7 @@
         </w:tc>
         <w:tc>
           <w:tcPr>
-            <w:tcW w:type="dxa" w:w="3212"/>
+            <w:tcW w:type="dxa" w:w="2570"/>
             <w:tcBorders>
               <w:top w:val="single" w:color="CBD0CD" w:sz="4"/>
               <w:left w:val="single" w:color="CBD0CD" w:sz="4"/>
@@ -7258,13 +7447,13 @@
                 <w:sz w:val="18"/>
                 <w:szCs w:val="18"/>
               </w:rPr>
-              <w:t xml:space="preserve">실측</w:t>
-            </w:r>
-          </w:p>
-        </w:tc>
-        <w:tc>
-          <w:tcPr>
-            <w:tcW w:type="dxa" w:w="1286"/>
+              <w:t xml:space="preserve">10-04(트랜잭션 풀러)</w:t>
+            </w:r>
+          </w:p>
+        </w:tc>
+        <w:tc>
+          <w:tcPr>
+            <w:tcW w:type="dxa" w:w="2571"/>
             <w:tcBorders>
               <w:top w:val="single" w:color="CBD0CD" w:sz="4"/>
               <w:left w:val="single" w:color="CBD0CD" w:sz="4"/>
@@ -7291,7 +7480,7 @@
                 <w:sz w:val="18"/>
                 <w:szCs w:val="18"/>
               </w:rPr>
-              <w:t xml:space="preserve">판정</w:t>
+              <w:t xml:space="preserve">10-12(Session pooler)</w:t>
             </w:r>
           </w:p>
         </w:tc>
@@ -7322,7 +7511,36 @@
                 <w:sz w:val="18"/>
                 <w:szCs w:val="18"/>
               </w:rPr>
-              <w:t xml:space="preserve">로그인 램핑(동시 0→40명, 1초 간격)</w:t>
+              <w:t xml:space="preserve">서버 처리 시간 p50 / p95(조회)</w:t>
+            </w:r>
+          </w:p>
+        </w:tc>
+        <w:tc>
+          <w:tcPr>
+            <w:tcW w:type="dxa" w:w="1927"/>
+            <w:tcBorders>
+              <w:top w:val="single" w:color="CBD0CD" w:sz="4"/>
+              <w:left w:val="single" w:color="CBD0CD" w:sz="4"/>
+              <w:bottom w:val="single" w:color="CBD0CD" w:sz="4"/>
+              <w:right w:val="single" w:color="CBD0CD" w:sz="4"/>
+            </w:tcBorders>
+            <w:tcMar>
+              <w:top w:type="dxa" w:w="60"/>
+              <w:left w:type="dxa" w:w="100"/>
+              <w:bottom w:type="dxa" w:w="60"/>
+              <w:right w:type="dxa" w:w="100"/>
+            </w:tcMar>
+          </w:tcPr>
+          <w:p>
+            <w:pPr>
+              <w:spacing w:after="0" w:line="260"/>
+            </w:pPr>
+            <w:r>
+              <w:rPr>
+                <w:sz w:val="18"/>
+                <w:szCs w:val="18"/>
+              </w:rPr>
+              <w:t xml:space="preserve">—</w:t>
             </w:r>
           </w:p>
         </w:tc>
@@ -7351,65 +7569,38 @@
                 <w:sz w:val="18"/>
                 <w:szCs w:val="18"/>
               </w:rPr>
-              <w:t xml:space="preserve">p95 500ms 미만, 오류 0</w:t>
-            </w:r>
-          </w:p>
-        </w:tc>
-        <w:tc>
-          <w:tcPr>
-            <w:tcW w:type="dxa" w:w="3212"/>
-            <w:tcBorders>
-              <w:top w:val="single" w:color="CBD0CD" w:sz="4"/>
-              <w:left w:val="single" w:color="CBD0CD" w:sz="4"/>
-              <w:bottom w:val="single" w:color="CBD0CD" w:sz="4"/>
-              <w:right w:val="single" w:color="CBD0CD" w:sz="4"/>
-            </w:tcBorders>
-            <w:tcMar>
-              <w:top w:type="dxa" w:w="60"/>
-              <w:left w:type="dxa" w:w="100"/>
-              <w:bottom w:type="dxa" w:w="60"/>
-              <w:right w:type="dxa" w:w="100"/>
-            </w:tcMar>
-          </w:tcPr>
-          <w:p>
-            <w:pPr>
-              <w:spacing w:after="0" w:line="260"/>
-            </w:pPr>
-            <w:r>
-              <w:rPr>
-                <w:sz w:val="18"/>
-                <w:szCs w:val="18"/>
-              </w:rPr>
-              <w:t xml:space="preserve">p95 237ms, 거절 1건(정점에서 상한 10 도달)</w:t>
-            </w:r>
-          </w:p>
-        </w:tc>
-        <w:tc>
-          <w:tcPr>
-            <w:tcW w:type="dxa" w:w="1286"/>
-            <w:tcBorders>
-              <w:top w:val="single" w:color="CBD0CD" w:sz="4"/>
-              <w:left w:val="single" w:color="CBD0CD" w:sz="4"/>
-              <w:bottom w:val="single" w:color="CBD0CD" w:sz="4"/>
-              <w:right w:val="single" w:color="CBD0CD" w:sz="4"/>
-            </w:tcBorders>
-            <w:tcMar>
-              <w:top w:type="dxa" w:w="60"/>
-              <w:left w:type="dxa" w:w="100"/>
-              <w:bottom w:type="dxa" w:w="60"/>
-              <w:right w:type="dxa" w:w="100"/>
-            </w:tcMar>
-          </w:tcPr>
-          <w:p>
-            <w:pPr>
-              <w:spacing w:after="0" w:line="260"/>
-            </w:pPr>
-            <w:r>
-              <w:rPr>
-                <w:sz w:val="18"/>
-                <w:szCs w:val="18"/>
-              </w:rPr>
-              <w:t xml:space="preserve">오류 기준 미달</w:t>
+              <w:t xml:space="preserve">약 110 / 165ms</w:t>
+            </w:r>
+          </w:p>
+        </w:tc>
+        <w:tc>
+          <w:tcPr>
+            <w:tcW w:type="dxa" w:w="2571"/>
+            <w:tcBorders>
+              <w:top w:val="single" w:color="CBD0CD" w:sz="4"/>
+              <w:left w:val="single" w:color="CBD0CD" w:sz="4"/>
+              <w:bottom w:val="single" w:color="CBD0CD" w:sz="4"/>
+              <w:right w:val="single" w:color="CBD0CD" w:sz="4"/>
+            </w:tcBorders>
+            <w:tcMar>
+              <w:top w:type="dxa" w:w="60"/>
+              <w:left w:type="dxa" w:w="100"/>
+              <w:bottom w:type="dxa" w:w="60"/>
+              <w:right w:type="dxa" w:w="100"/>
+            </w:tcMar>
+          </w:tcPr>
+          <w:p>
+            <w:pPr>
+              <w:spacing w:after="0" w:line="260"/>
+            </w:pPr>
+            <w:r>
+              <w:rPr>
+                <w:b/>
+                <w:bCs/>
+                <w:sz w:val="18"/>
+                <w:szCs w:val="18"/>
+              </w:rPr>
+              <w:t xml:space="preserve">약 40 / 51ms</w:t>
             </w:r>
           </w:p>
         </w:tc>
@@ -7440,7 +7631,36 @@
                 <w:sz w:val="18"/>
                 <w:szCs w:val="18"/>
               </w:rPr>
-              <w:t xml:space="preserve">혼합 조회(50 rps × 5분)</w:t>
+              <w:t xml:space="preserve">로그인 램핑(동시 0→40명)</w:t>
+            </w:r>
+          </w:p>
+        </w:tc>
+        <w:tc>
+          <w:tcPr>
+            <w:tcW w:type="dxa" w:w="1927"/>
+            <w:tcBorders>
+              <w:top w:val="single" w:color="CBD0CD" w:sz="4"/>
+              <w:left w:val="single" w:color="CBD0CD" w:sz="4"/>
+              <w:bottom w:val="single" w:color="CBD0CD" w:sz="4"/>
+              <w:right w:val="single" w:color="CBD0CD" w:sz="4"/>
+            </w:tcBorders>
+            <w:tcMar>
+              <w:top w:type="dxa" w:w="60"/>
+              <w:left w:type="dxa" w:w="100"/>
+              <w:bottom w:type="dxa" w:w="60"/>
+              <w:right w:type="dxa" w:w="100"/>
+            </w:tcMar>
+          </w:tcPr>
+          <w:p>
+            <w:pPr>
+              <w:spacing w:after="0" w:line="260"/>
+            </w:pPr>
+            <w:r>
+              <w:rPr>
+                <w:sz w:val="18"/>
+                <w:szCs w:val="18"/>
+              </w:rPr>
+              <w:t xml:space="preserve">p95 500ms 미만, 오류 0</w:t>
             </w:r>
           </w:p>
         </w:tc>
@@ -7469,65 +7689,36 @@
                 <w:sz w:val="18"/>
                 <w:szCs w:val="18"/>
               </w:rPr>
-              <w:t xml:space="preserve">p95 300ms 미만, 거절 0</w:t>
-            </w:r>
-          </w:p>
-        </w:tc>
-        <w:tc>
-          <w:tcPr>
-            <w:tcW w:type="dxa" w:w="3212"/>
-            <w:tcBorders>
-              <w:top w:val="single" w:color="CBD0CD" w:sz="4"/>
-              <w:left w:val="single" w:color="CBD0CD" w:sz="4"/>
-              <w:bottom w:val="single" w:color="CBD0CD" w:sz="4"/>
-              <w:right w:val="single" w:color="CBD0CD" w:sz="4"/>
-            </w:tcBorders>
-            <w:tcMar>
-              <w:top w:type="dxa" w:w="60"/>
-              <w:left w:type="dxa" w:w="100"/>
-              <w:bottom w:type="dxa" w:w="60"/>
-              <w:right w:type="dxa" w:w="100"/>
-            </w:tcMar>
-          </w:tcPr>
-          <w:p>
-            <w:pPr>
-              <w:spacing w:after="0" w:line="260"/>
-            </w:pPr>
-            <w:r>
-              <w:rPr>
-                <w:sz w:val="18"/>
-                <w:szCs w:val="18"/>
-              </w:rPr>
-              <w:t xml:space="preserve">p95 178ms, 거절 0</w:t>
-            </w:r>
-          </w:p>
-        </w:tc>
-        <w:tc>
-          <w:tcPr>
-            <w:tcW w:type="dxa" w:w="1286"/>
-            <w:tcBorders>
-              <w:top w:val="single" w:color="CBD0CD" w:sz="4"/>
-              <w:left w:val="single" w:color="CBD0CD" w:sz="4"/>
-              <w:bottom w:val="single" w:color="CBD0CD" w:sz="4"/>
-              <w:right w:val="single" w:color="CBD0CD" w:sz="4"/>
-            </w:tcBorders>
-            <w:tcMar>
-              <w:top w:type="dxa" w:w="60"/>
-              <w:left w:type="dxa" w:w="100"/>
-              <w:bottom w:type="dxa" w:w="60"/>
-              <w:right w:type="dxa" w:w="100"/>
-            </w:tcMar>
-          </w:tcPr>
-          <w:p>
-            <w:pPr>
-              <w:spacing w:after="0" w:line="260"/>
-            </w:pPr>
-            <w:r>
-              <w:rPr>
-                <w:sz w:val="18"/>
-                <w:szCs w:val="18"/>
-              </w:rPr>
-              <w:t xml:space="preserve">통과</w:t>
+              <w:t xml:space="preserve">p95 237ms, 거절 1건</w:t>
+            </w:r>
+          </w:p>
+        </w:tc>
+        <w:tc>
+          <w:tcPr>
+            <w:tcW w:type="dxa" w:w="2571"/>
+            <w:tcBorders>
+              <w:top w:val="single" w:color="CBD0CD" w:sz="4"/>
+              <w:left w:val="single" w:color="CBD0CD" w:sz="4"/>
+              <w:bottom w:val="single" w:color="CBD0CD" w:sz="4"/>
+              <w:right w:val="single" w:color="CBD0CD" w:sz="4"/>
+            </w:tcBorders>
+            <w:tcMar>
+              <w:top w:type="dxa" w:w="60"/>
+              <w:left w:type="dxa" w:w="100"/>
+              <w:bottom w:type="dxa" w:w="60"/>
+              <w:right w:type="dxa" w:w="100"/>
+            </w:tcMar>
+          </w:tcPr>
+          <w:p>
+            <w:pPr>
+              <w:spacing w:after="0" w:line="260"/>
+            </w:pPr>
+            <w:r>
+              <w:rPr>
+                <w:sz w:val="18"/>
+                <w:szCs w:val="18"/>
+              </w:rPr>
+              <w:t xml:space="preserve">p95 234ms, 거절 38건(1,866건 중 2%)</w:t>
             </w:r>
           </w:p>
         </w:tc>
@@ -7558,7 +7749,36 @@
                 <w:sz w:val="18"/>
                 <w:szCs w:val="18"/>
               </w:rPr>
-              <w:t xml:space="preserve">과부하(300 rps × 1분)</w:t>
+              <w:t xml:space="preserve">혼합 조회(50 rps × 5분)</w:t>
+            </w:r>
+          </w:p>
+        </w:tc>
+        <w:tc>
+          <w:tcPr>
+            <w:tcW w:type="dxa" w:w="1927"/>
+            <w:tcBorders>
+              <w:top w:val="single" w:color="CBD0CD" w:sz="4"/>
+              <w:left w:val="single" w:color="CBD0CD" w:sz="4"/>
+              <w:bottom w:val="single" w:color="CBD0CD" w:sz="4"/>
+              <w:right w:val="single" w:color="CBD0CD" w:sz="4"/>
+            </w:tcBorders>
+            <w:tcMar>
+              <w:top w:type="dxa" w:w="60"/>
+              <w:left w:type="dxa" w:w="100"/>
+              <w:bottom w:type="dxa" w:w="60"/>
+              <w:right w:type="dxa" w:w="100"/>
+            </w:tcMar>
+          </w:tcPr>
+          <w:p>
+            <w:pPr>
+              <w:spacing w:after="0" w:line="260"/>
+            </w:pPr>
+            <w:r>
+              <w:rPr>
+                <w:sz w:val="18"/>
+                <w:szCs w:val="18"/>
+              </w:rPr>
+              <w:t xml:space="preserve">p95 300ms 미만, 거절 0</w:t>
             </w:r>
           </w:p>
         </w:tc>
@@ -7587,65 +7807,36 @@
                 <w:sz w:val="18"/>
                 <w:szCs w:val="18"/>
               </w:rPr>
-              <w:t xml:space="preserve">거절 p95 100ms 미만, 성공 p95 500ms 미만</w:t>
-            </w:r>
-          </w:p>
-        </w:tc>
-        <w:tc>
-          <w:tcPr>
-            <w:tcW w:type="dxa" w:w="3212"/>
-            <w:tcBorders>
-              <w:top w:val="single" w:color="CBD0CD" w:sz="4"/>
-              <w:left w:val="single" w:color="CBD0CD" w:sz="4"/>
-              <w:bottom w:val="single" w:color="CBD0CD" w:sz="4"/>
-              <w:right w:val="single" w:color="CBD0CD" w:sz="4"/>
-            </w:tcBorders>
-            <w:tcMar>
-              <w:top w:type="dxa" w:w="60"/>
-              <w:left w:type="dxa" w:w="100"/>
-              <w:bottom w:type="dxa" w:w="60"/>
-              <w:right w:type="dxa" w:w="100"/>
-            </w:tcMar>
-          </w:tcPr>
-          <w:p>
-            <w:pPr>
-              <w:spacing w:after="0" w:line="260"/>
-            </w:pPr>
-            <w:r>
-              <w:rPr>
-                <w:sz w:val="18"/>
-                <w:szCs w:val="18"/>
-              </w:rPr>
-              <w:t xml:space="preserve">거절 p95 13ms, 성공 p95 182ms, 실패 0</w:t>
-            </w:r>
-          </w:p>
-        </w:tc>
-        <w:tc>
-          <w:tcPr>
-            <w:tcW w:type="dxa" w:w="1286"/>
-            <w:tcBorders>
-              <w:top w:val="single" w:color="CBD0CD" w:sz="4"/>
-              <w:left w:val="single" w:color="CBD0CD" w:sz="4"/>
-              <w:bottom w:val="single" w:color="CBD0CD" w:sz="4"/>
-              <w:right w:val="single" w:color="CBD0CD" w:sz="4"/>
-            </w:tcBorders>
-            <w:tcMar>
-              <w:top w:type="dxa" w:w="60"/>
-              <w:left w:type="dxa" w:w="100"/>
-              <w:bottom w:type="dxa" w:w="60"/>
-              <w:right w:type="dxa" w:w="100"/>
-            </w:tcMar>
-          </w:tcPr>
-          <w:p>
-            <w:pPr>
-              <w:spacing w:after="0" w:line="260"/>
-            </w:pPr>
-            <w:r>
-              <w:rPr>
-                <w:sz w:val="18"/>
-                <w:szCs w:val="18"/>
-              </w:rPr>
-              <w:t xml:space="preserve">통과</w:t>
+              <w:t xml:space="preserve">p95 178ms, 거절 0</w:t>
+            </w:r>
+          </w:p>
+        </w:tc>
+        <w:tc>
+          <w:tcPr>
+            <w:tcW w:type="dxa" w:w="2571"/>
+            <w:tcBorders>
+              <w:top w:val="single" w:color="CBD0CD" w:sz="4"/>
+              <w:left w:val="single" w:color="CBD0CD" w:sz="4"/>
+              <w:bottom w:val="single" w:color="CBD0CD" w:sz="4"/>
+              <w:right w:val="single" w:color="CBD0CD" w:sz="4"/>
+            </w:tcBorders>
+            <w:tcMar>
+              <w:top w:type="dxa" w:w="60"/>
+              <w:left w:type="dxa" w:w="100"/>
+              <w:bottom w:type="dxa" w:w="60"/>
+              <w:right w:type="dxa" w:w="100"/>
+            </w:tcMar>
+          </w:tcPr>
+          <w:p>
+            <w:pPr>
+              <w:spacing w:after="0" w:line="260"/>
+            </w:pPr>
+            <w:r>
+              <w:rPr>
+                <w:sz w:val="18"/>
+                <w:szCs w:val="18"/>
+              </w:rPr>
+              <w:t xml:space="preserve">p95 150ms, 거절 47건</w:t>
             </w:r>
           </w:p>
         </w:tc>
@@ -7676,7 +7867,36 @@
                 <w:sz w:val="18"/>
                 <w:szCs w:val="18"/>
               </w:rPr>
-              <w:t xml:space="preserve">콜드 스타트</w:t>
+              <w:t xml:space="preserve">과부하(300 rps × 1분)</w:t>
+            </w:r>
+          </w:p>
+        </w:tc>
+        <w:tc>
+          <w:tcPr>
+            <w:tcW w:type="dxa" w:w="1927"/>
+            <w:tcBorders>
+              <w:top w:val="single" w:color="CBD0CD" w:sz="4"/>
+              <w:left w:val="single" w:color="CBD0CD" w:sz="4"/>
+              <w:bottom w:val="single" w:color="CBD0CD" w:sz="4"/>
+              <w:right w:val="single" w:color="CBD0CD" w:sz="4"/>
+            </w:tcBorders>
+            <w:tcMar>
+              <w:top w:type="dxa" w:w="60"/>
+              <w:left w:type="dxa" w:w="100"/>
+              <w:bottom w:type="dxa" w:w="60"/>
+              <w:right w:type="dxa" w:w="100"/>
+            </w:tcMar>
+          </w:tcPr>
+          <w:p>
+            <w:pPr>
+              <w:spacing w:after="0" w:line="260"/>
+            </w:pPr>
+            <w:r>
+              <w:rPr>
+                <w:sz w:val="18"/>
+                <w:szCs w:val="18"/>
+              </w:rPr>
+              <w:t xml:space="preserve">넘친 요청만 빠르게 거절, 성공 p95 500ms 미만</w:t>
             </w:r>
           </w:p>
         </w:tc>
@@ -7705,65 +7925,272 @@
                 <w:sz w:val="18"/>
                 <w:szCs w:val="18"/>
               </w:rPr>
-              <w:t xml:space="preserve">초기화 1.5초 미만</w:t>
-            </w:r>
-          </w:p>
-        </w:tc>
-        <w:tc>
-          <w:tcPr>
-            <w:tcW w:type="dxa" w:w="3212"/>
-            <w:tcBorders>
-              <w:top w:val="single" w:color="CBD0CD" w:sz="4"/>
-              <w:left w:val="single" w:color="CBD0CD" w:sz="4"/>
-              <w:bottom w:val="single" w:color="CBD0CD" w:sz="4"/>
-              <w:right w:val="single" w:color="CBD0CD" w:sz="4"/>
-            </w:tcBorders>
-            <w:tcMar>
-              <w:top w:type="dxa" w:w="60"/>
-              <w:left w:type="dxa" w:w="100"/>
-              <w:bottom w:type="dxa" w:w="60"/>
-              <w:right w:type="dxa" w:w="100"/>
-            </w:tcMar>
-          </w:tcPr>
-          <w:p>
-            <w:pPr>
-              <w:spacing w:after="0" w:line="260"/>
-            </w:pPr>
-            <w:r>
-              <w:rPr>
-                <w:sz w:val="18"/>
-                <w:szCs w:val="18"/>
-              </w:rPr>
-              <w:t xml:space="preserve">1,063ms(첫 배포 직후, 30분 유휴 조건은 아님)</w:t>
-            </w:r>
-          </w:p>
-        </w:tc>
-        <w:tc>
-          <w:tcPr>
-            <w:tcW w:type="dxa" w:w="1286"/>
-            <w:tcBorders>
-              <w:top w:val="single" w:color="CBD0CD" w:sz="4"/>
-              <w:left w:val="single" w:color="CBD0CD" w:sz="4"/>
-              <w:bottom w:val="single" w:color="CBD0CD" w:sz="4"/>
-              <w:right w:val="single" w:color="CBD0CD" w:sz="4"/>
-            </w:tcBorders>
-            <w:tcMar>
-              <w:top w:type="dxa" w:w="60"/>
-              <w:left w:type="dxa" w:w="100"/>
-              <w:bottom w:type="dxa" w:w="60"/>
-              <w:right w:type="dxa" w:w="100"/>
-            </w:tcMar>
-          </w:tcPr>
-          <w:p>
-            <w:pPr>
-              <w:spacing w:after="0" w:line="260"/>
-            </w:pPr>
-            <w:r>
-              <w:rPr>
-                <w:sz w:val="18"/>
-                <w:szCs w:val="18"/>
-              </w:rPr>
-              <w:t xml:space="preserve">통과로 갈음</w:t>
+              <w:t xml:space="preserve">성공 분당 약 3,100(약 52 rps)</w:t>
+            </w:r>
+          </w:p>
+        </w:tc>
+        <w:tc>
+          <w:tcPr>
+            <w:tcW w:type="dxa" w:w="2571"/>
+            <w:tcBorders>
+              <w:top w:val="single" w:color="CBD0CD" w:sz="4"/>
+              <w:left w:val="single" w:color="CBD0CD" w:sz="4"/>
+              <w:bottom w:val="single" w:color="CBD0CD" w:sz="4"/>
+              <w:right w:val="single" w:color="CBD0CD" w:sz="4"/>
+            </w:tcBorders>
+            <w:tcMar>
+              <w:top w:type="dxa" w:w="60"/>
+              <w:left w:type="dxa" w:w="100"/>
+              <w:bottom w:type="dxa" w:w="60"/>
+              <w:right w:type="dxa" w:w="100"/>
+            </w:tcMar>
+          </w:tcPr>
+          <w:p>
+            <w:pPr>
+              <w:spacing w:after="0" w:line="260"/>
+            </w:pPr>
+            <w:r>
+              <w:rPr>
+                <w:sz w:val="18"/>
+                <w:szCs w:val="18"/>
+              </w:rPr>
+              <w:t xml:space="preserve">성공 분당 약 5,600(약 93 rps) — 측정 PC 병목으로 하한</w:t>
+            </w:r>
+          </w:p>
+        </w:tc>
+      </w:tr>
+      <w:tr>
+        <w:tc>
+          <w:tcPr>
+            <w:tcW w:type="dxa" w:w="2570"/>
+            <w:tcBorders>
+              <w:top w:val="single" w:color="CBD0CD" w:sz="4"/>
+              <w:left w:val="single" w:color="CBD0CD" w:sz="4"/>
+              <w:bottom w:val="single" w:color="CBD0CD" w:sz="4"/>
+              <w:right w:val="single" w:color="CBD0CD" w:sz="4"/>
+            </w:tcBorders>
+            <w:tcMar>
+              <w:top w:type="dxa" w:w="60"/>
+              <w:left w:type="dxa" w:w="100"/>
+              <w:bottom w:type="dxa" w:w="60"/>
+              <w:right w:type="dxa" w:w="100"/>
+            </w:tcMar>
+          </w:tcPr>
+          <w:p>
+            <w:pPr>
+              <w:spacing w:after="0" w:line="260"/>
+            </w:pPr>
+            <w:r>
+              <w:rPr>
+                <w:sz w:val="18"/>
+                <w:szCs w:val="18"/>
+              </w:rPr>
+              <w:t xml:space="preserve">콜드 스타트 초기화</w:t>
+            </w:r>
+          </w:p>
+        </w:tc>
+        <w:tc>
+          <w:tcPr>
+            <w:tcW w:type="dxa" w:w="1927"/>
+            <w:tcBorders>
+              <w:top w:val="single" w:color="CBD0CD" w:sz="4"/>
+              <w:left w:val="single" w:color="CBD0CD" w:sz="4"/>
+              <w:bottom w:val="single" w:color="CBD0CD" w:sz="4"/>
+              <w:right w:val="single" w:color="CBD0CD" w:sz="4"/>
+            </w:tcBorders>
+            <w:tcMar>
+              <w:top w:type="dxa" w:w="60"/>
+              <w:left w:type="dxa" w:w="100"/>
+              <w:bottom w:type="dxa" w:w="60"/>
+              <w:right w:type="dxa" w:w="100"/>
+            </w:tcMar>
+          </w:tcPr>
+          <w:p>
+            <w:pPr>
+              <w:spacing w:after="0" w:line="260"/>
+            </w:pPr>
+            <w:r>
+              <w:rPr>
+                <w:sz w:val="18"/>
+                <w:szCs w:val="18"/>
+              </w:rPr>
+              <w:t xml:space="preserve">1.5초 미만</w:t>
+            </w:r>
+          </w:p>
+        </w:tc>
+        <w:tc>
+          <w:tcPr>
+            <w:tcW w:type="dxa" w:w="2570"/>
+            <w:tcBorders>
+              <w:top w:val="single" w:color="CBD0CD" w:sz="4"/>
+              <w:left w:val="single" w:color="CBD0CD" w:sz="4"/>
+              <w:bottom w:val="single" w:color="CBD0CD" w:sz="4"/>
+              <w:right w:val="single" w:color="CBD0CD" w:sz="4"/>
+            </w:tcBorders>
+            <w:tcMar>
+              <w:top w:type="dxa" w:w="60"/>
+              <w:left w:type="dxa" w:w="100"/>
+              <w:bottom w:type="dxa" w:w="60"/>
+              <w:right w:type="dxa" w:w="100"/>
+            </w:tcMar>
+          </w:tcPr>
+          <w:p>
+            <w:pPr>
+              <w:spacing w:after="0" w:line="260"/>
+            </w:pPr>
+            <w:r>
+              <w:rPr>
+                <w:sz w:val="18"/>
+                <w:szCs w:val="18"/>
+              </w:rPr>
+              <w:t xml:space="preserve">1,063ms</w:t>
+            </w:r>
+          </w:p>
+        </w:tc>
+        <w:tc>
+          <w:tcPr>
+            <w:tcW w:type="dxa" w:w="2571"/>
+            <w:tcBorders>
+              <w:top w:val="single" w:color="CBD0CD" w:sz="4"/>
+              <w:left w:val="single" w:color="CBD0CD" w:sz="4"/>
+              <w:bottom w:val="single" w:color="CBD0CD" w:sz="4"/>
+              <w:right w:val="single" w:color="CBD0CD" w:sz="4"/>
+            </w:tcBorders>
+            <w:tcMar>
+              <w:top w:type="dxa" w:w="60"/>
+              <w:left w:type="dxa" w:w="100"/>
+              <w:bottom w:type="dxa" w:w="60"/>
+              <w:right w:type="dxa" w:w="100"/>
+            </w:tcMar>
+          </w:tcPr>
+          <w:p>
+            <w:pPr>
+              <w:spacing w:after="0" w:line="260"/>
+            </w:pPr>
+            <w:r>
+              <w:rPr>
+                <w:sz w:val="18"/>
+                <w:szCs w:val="18"/>
+              </w:rPr>
+              <w:t xml:space="preserve">약 1,420ms</w:t>
+            </w:r>
+          </w:p>
+        </w:tc>
+      </w:tr>
+      <w:tr>
+        <w:tc>
+          <w:tcPr>
+            <w:tcW w:type="dxa" w:w="2570"/>
+            <w:tcBorders>
+              <w:top w:val="single" w:color="CBD0CD" w:sz="4"/>
+              <w:left w:val="single" w:color="CBD0CD" w:sz="4"/>
+              <w:bottom w:val="single" w:color="CBD0CD" w:sz="4"/>
+              <w:right w:val="single" w:color="CBD0CD" w:sz="4"/>
+            </w:tcBorders>
+            <w:tcMar>
+              <w:top w:type="dxa" w:w="60"/>
+              <w:left w:type="dxa" w:w="100"/>
+              <w:bottom w:type="dxa" w:w="60"/>
+              <w:right w:type="dxa" w:w="100"/>
+            </w:tcMar>
+          </w:tcPr>
+          <w:p>
+            <w:pPr>
+              <w:spacing w:after="0" w:line="260"/>
+            </w:pPr>
+            <w:r>
+              <w:rPr>
+                <w:sz w:val="18"/>
+                <w:szCs w:val="18"/>
+              </w:rPr>
+              <w:t xml:space="preserve">서버 오류(5xx)</w:t>
+            </w:r>
+          </w:p>
+        </w:tc>
+        <w:tc>
+          <w:tcPr>
+            <w:tcW w:type="dxa" w:w="1927"/>
+            <w:tcBorders>
+              <w:top w:val="single" w:color="CBD0CD" w:sz="4"/>
+              <w:left w:val="single" w:color="CBD0CD" w:sz="4"/>
+              <w:bottom w:val="single" w:color="CBD0CD" w:sz="4"/>
+              <w:right w:val="single" w:color="CBD0CD" w:sz="4"/>
+            </w:tcBorders>
+            <w:tcMar>
+              <w:top w:type="dxa" w:w="60"/>
+              <w:left w:type="dxa" w:w="100"/>
+              <w:bottom w:type="dxa" w:w="60"/>
+              <w:right w:type="dxa" w:w="100"/>
+            </w:tcMar>
+          </w:tcPr>
+          <w:p>
+            <w:pPr>
+              <w:spacing w:after="0" w:line="260"/>
+            </w:pPr>
+            <w:r>
+              <w:rPr>
+                <w:sz w:val="18"/>
+                <w:szCs w:val="18"/>
+              </w:rPr>
+              <w:t xml:space="preserve">0</w:t>
+            </w:r>
+          </w:p>
+        </w:tc>
+        <w:tc>
+          <w:tcPr>
+            <w:tcW w:type="dxa" w:w="2570"/>
+            <w:tcBorders>
+              <w:top w:val="single" w:color="CBD0CD" w:sz="4"/>
+              <w:left w:val="single" w:color="CBD0CD" w:sz="4"/>
+              <w:bottom w:val="single" w:color="CBD0CD" w:sz="4"/>
+              <w:right w:val="single" w:color="CBD0CD" w:sz="4"/>
+            </w:tcBorders>
+            <w:tcMar>
+              <w:top w:type="dxa" w:w="60"/>
+              <w:left w:type="dxa" w:w="100"/>
+              <w:bottom w:type="dxa" w:w="60"/>
+              <w:right w:type="dxa" w:w="100"/>
+            </w:tcMar>
+          </w:tcPr>
+          <w:p>
+            <w:pPr>
+              <w:spacing w:after="0" w:line="260"/>
+            </w:pPr>
+            <w:r>
+              <w:rPr>
+                <w:sz w:val="18"/>
+                <w:szCs w:val="18"/>
+              </w:rPr>
+              <w:t xml:space="preserve">0</w:t>
+            </w:r>
+          </w:p>
+        </w:tc>
+        <w:tc>
+          <w:tcPr>
+            <w:tcW w:type="dxa" w:w="2571"/>
+            <w:tcBorders>
+              <w:top w:val="single" w:color="CBD0CD" w:sz="4"/>
+              <w:left w:val="single" w:color="CBD0CD" w:sz="4"/>
+              <w:bottom w:val="single" w:color="CBD0CD" w:sz="4"/>
+              <w:right w:val="single" w:color="CBD0CD" w:sz="4"/>
+            </w:tcBorders>
+            <w:tcMar>
+              <w:top w:type="dxa" w:w="60"/>
+              <w:left w:type="dxa" w:w="100"/>
+              <w:bottom w:type="dxa" w:w="60"/>
+              <w:right w:type="dxa" w:w="100"/>
+            </w:tcMar>
+          </w:tcPr>
+          <w:p>
+            <w:pPr>
+              <w:spacing w:after="0" w:line="260"/>
+            </w:pPr>
+            <w:r>
+              <w:rPr>
+                <w:sz w:val="18"/>
+                <w:szCs w:val="18"/>
+              </w:rPr>
+              <w:t xml:space="preserve">0</w:t>
             </w:r>
           </w:p>
         </w:tc>
@@ -7779,7 +8206,7 @@
         <w:spacing w:after="120" w:line="300"/>
       </w:pPr>
       <w:r>
-        <w:t xml:space="preserve">측정은 Worker를 거치지 않고 Lambda 호출 주소에 직접 했다. Worker의 로그인 요청 제한(60초 10회)이 로그인 램핑을 막고, Worker 무료 한도를 쓰기 때문이다. 첫 측정은 DB 연결 문자열에 풀러 옵션이 빠져 대량 실패했고, 설정을 고친 뒤 다시 쟀다.</w:t>
+        <w:t xml:space="preserve">측정은 Worker를 거치지 않고 Lambda 호출 주소에 직접 했다. Worker의 로그인 요청 제한(60초 10회)이 로그인 램핑을 막고, Worker 무료 한도를 쓰기 때문이다.</w:t>
       </w:r>
     </w:p>
     <w:tbl>
@@ -7833,17 +8260,17 @@
               <w:spacing w:after="60" w:line="290"/>
             </w:pPr>
             <w:r>
-              <w:t xml:space="preserve">로그인 지연은 15.16초에서 237ms로 줄었고 과부하에서도 넘친 요청만 빠르게 거절된다 — 루프는 끊겼다. </w:t>
+              <w:t xml:space="preserve">처리 시간은 약 1/2.7로 줄어 평균 여유는 크다. </w:t>
             </w:r>
             <w:r>
               <w:rPr>
                 <w:b/>
                 <w:bCs/>
               </w:rPr>
-              <w:t xml:space="preserve">다만 요청당 처리 시간이 가정의 2배라 상한 10의 실질 처리 한계가 약 50 rps다.</w:t>
-            </w:r>
-            <w:r>
-              <w:t xml:space="preserve"> 원인(풀러 왕복 × 요청당 쿼리 수)은 추정이고, 대응(동시 실행 한도 상향 / 쿼리 수 줄이기 / 현 수준 유지)은 결정 대기다.</w:t>
+              <w:t xml:space="preserve">대신 순간 몰림의 거절이 늘었다.</w:t>
+            </w:r>
+            <w:r>
+              <w:t xml:space="preserve"> 로그인 거절 38건은 새 실행 환경이 약 1.4초씩 뜨는 동안 자리를 잡은 것으로 설명되지만(추정), 50 rps 조회의 거절 47건은 콜드 스타트가 없는 구간이라 원인을 아직 확인하지 못했다. 세션 모드에서는 실행 환경 하나가 DB 연결 하나를 쥐므로, 상한 10을 올리려면 DB 연결 한도(Pool Size)부터 올려야 한다.</w:t>
             </w:r>
           </w:p>
         </w:tc>
@@ -7863,7 +8290,7 @@
         <w:spacing w:after="120" w:line="300"/>
       </w:pPr>
       <w:r>
-        <w:t xml:space="preserve">도메인에 묶이지 않는 주요 결정이다. 결정마다 저장소에 근거·대안·트레이드오프를 남겼다(결정 기록 D1~D40).</w:t>
+        <w:t xml:space="preserve">도메인에 묶이지 않는 주요 결정이다. 결정마다 저장소에 근거·대안·트레이드오프를 남겼다(결정 기록 D1~D50).</w:t>
       </w:r>
     </w:p>
     <w:tbl>
@@ -9055,6 +9482,807 @@
           </w:p>
         </w:tc>
       </w:tr>
+      <w:tr>
+        <w:tc>
+          <w:tcPr>
+            <w:tcW w:type="dxa" w:w="2628"/>
+            <w:tcBorders>
+              <w:top w:val="single" w:color="CBD0CD" w:sz="4"/>
+              <w:left w:val="single" w:color="CBD0CD" w:sz="4"/>
+              <w:bottom w:val="single" w:color="CBD0CD" w:sz="4"/>
+              <w:right w:val="single" w:color="CBD0CD" w:sz="4"/>
+            </w:tcBorders>
+            <w:tcMar>
+              <w:top w:type="dxa" w:w="60"/>
+              <w:left w:type="dxa" w:w="100"/>
+              <w:bottom w:type="dxa" w:w="60"/>
+              <w:right w:type="dxa" w:w="100"/>
+            </w:tcMar>
+          </w:tcPr>
+          <w:p>
+            <w:pPr>
+              <w:spacing w:after="0" w:line="260"/>
+            </w:pPr>
+            <w:r>
+              <w:rPr>
+                <w:sz w:val="18"/>
+                <w:szCs w:val="18"/>
+              </w:rPr>
+              <w:t xml:space="preserve">회원 모바일 웹</w:t>
+            </w:r>
+          </w:p>
+        </w:tc>
+        <w:tc>
+          <w:tcPr>
+            <w:tcW w:type="dxa" w:w="3504"/>
+            <w:tcBorders>
+              <w:top w:val="single" w:color="CBD0CD" w:sz="4"/>
+              <w:left w:val="single" w:color="CBD0CD" w:sz="4"/>
+              <w:bottom w:val="single" w:color="CBD0CD" w:sz="4"/>
+              <w:right w:val="single" w:color="CBD0CD" w:sz="4"/>
+            </w:tcBorders>
+            <w:tcMar>
+              <w:top w:type="dxa" w:w="60"/>
+              <w:left w:type="dxa" w:w="100"/>
+              <w:bottom w:type="dxa" w:w="60"/>
+              <w:right w:type="dxa" w:w="100"/>
+            </w:tcMar>
+          </w:tcPr>
+          <w:p>
+            <w:pPr>
+              <w:spacing w:after="0" w:line="260"/>
+            </w:pPr>
+            <w:r>
+              <w:rPr>
+                <w:sz w:val="18"/>
+                <w:szCs w:val="18"/>
+              </w:rPr>
+              <w:t xml:space="preserve">별도 앱을 같은 Worker의 /m/에, 리프레시 토큰은 브라우저 저장소</w:t>
+            </w:r>
+          </w:p>
+        </w:tc>
+        <w:tc>
+          <w:tcPr>
+            <w:tcW w:type="dxa" w:w="3506"/>
+            <w:tcBorders>
+              <w:top w:val="single" w:color="CBD0CD" w:sz="4"/>
+              <w:left w:val="single" w:color="CBD0CD" w:sz="4"/>
+              <w:bottom w:val="single" w:color="CBD0CD" w:sz="4"/>
+              <w:right w:val="single" w:color="CBD0CD" w:sz="4"/>
+            </w:tcBorders>
+            <w:tcMar>
+              <w:top w:type="dxa" w:w="60"/>
+              <w:left w:type="dxa" w:w="100"/>
+              <w:bottom w:type="dxa" w:w="60"/>
+              <w:right w:type="dxa" w:w="100"/>
+            </w:tcMar>
+          </w:tcPr>
+          <w:p>
+            <w:pPr>
+              <w:spacing w:after="0" w:line="260"/>
+            </w:pPr>
+            <w:r>
+              <w:rPr>
+                <w:sz w:val="18"/>
+                <w:szCs w:val="18"/>
+              </w:rPr>
+              <w:t xml:space="preserve">같은 스택·같은 주소, 휴대폰 새로고침에도 로그인 유지</w:t>
+            </w:r>
+          </w:p>
+        </w:tc>
+      </w:tr>
+      <w:tr>
+        <w:tc>
+          <w:tcPr>
+            <w:tcW w:type="dxa" w:w="2628"/>
+            <w:tcBorders>
+              <w:top w:val="single" w:color="CBD0CD" w:sz="4"/>
+              <w:left w:val="single" w:color="CBD0CD" w:sz="4"/>
+              <w:bottom w:val="single" w:color="CBD0CD" w:sz="4"/>
+              <w:right w:val="single" w:color="CBD0CD" w:sz="4"/>
+            </w:tcBorders>
+            <w:tcMar>
+              <w:top w:type="dxa" w:w="60"/>
+              <w:left w:type="dxa" w:w="100"/>
+              <w:bottom w:type="dxa" w:w="60"/>
+              <w:right w:type="dxa" w:w="100"/>
+            </w:tcMar>
+          </w:tcPr>
+          <w:p>
+            <w:pPr>
+              <w:spacing w:after="0" w:line="260"/>
+            </w:pPr>
+            <w:r>
+              <w:rPr>
+                <w:sz w:val="18"/>
+                <w:szCs w:val="18"/>
+              </w:rPr>
+              <w:t xml:space="preserve">처리 한계 확정</w:t>
+            </w:r>
+          </w:p>
+        </w:tc>
+        <w:tc>
+          <w:tcPr>
+            <w:tcW w:type="dxa" w:w="3504"/>
+            <w:tcBorders>
+              <w:top w:val="single" w:color="CBD0CD" w:sz="4"/>
+              <w:left w:val="single" w:color="CBD0CD" w:sz="4"/>
+              <w:bottom w:val="single" w:color="CBD0CD" w:sz="4"/>
+              <w:right w:val="single" w:color="CBD0CD" w:sz="4"/>
+            </w:tcBorders>
+            <w:tcMar>
+              <w:top w:type="dxa" w:w="60"/>
+              <w:left w:type="dxa" w:w="100"/>
+              <w:bottom w:type="dxa" w:w="60"/>
+              <w:right w:type="dxa" w:w="100"/>
+            </w:tcMar>
+          </w:tcPr>
+          <w:p>
+            <w:pPr>
+              <w:spacing w:after="0" w:line="260"/>
+            </w:pPr>
+            <w:r>
+              <w:rPr>
+                <w:sz w:val="18"/>
+                <w:szCs w:val="18"/>
+              </w:rPr>
+              <w:t xml:space="preserve">동시 실행 상한 10·메모리 1,024MB 유지</w:t>
+            </w:r>
+          </w:p>
+        </w:tc>
+        <w:tc>
+          <w:tcPr>
+            <w:tcW w:type="dxa" w:w="3506"/>
+            <w:tcBorders>
+              <w:top w:val="single" w:color="CBD0CD" w:sz="4"/>
+              <w:left w:val="single" w:color="CBD0CD" w:sz="4"/>
+              <w:bottom w:val="single" w:color="CBD0CD" w:sz="4"/>
+              <w:right w:val="single" w:color="CBD0CD" w:sz="4"/>
+            </w:tcBorders>
+            <w:tcMar>
+              <w:top w:type="dxa" w:w="60"/>
+              <w:left w:type="dxa" w:w="100"/>
+              <w:bottom w:type="dxa" w:w="60"/>
+              <w:right w:type="dxa" w:w="100"/>
+            </w:tcMar>
+          </w:tcPr>
+          <w:p>
+            <w:pPr>
+              <w:spacing w:after="0" w:line="260"/>
+            </w:pPr>
+            <w:r>
+              <w:rPr>
+                <w:sz w:val="18"/>
+                <w:szCs w:val="18"/>
+              </w:rPr>
+              <w:t xml:space="preserve">첫 실측으로 상한·메모리를 바꿀 근거가 없음을 확인</w:t>
+            </w:r>
+          </w:p>
+        </w:tc>
+      </w:tr>
+      <w:tr>
+        <w:tc>
+          <w:tcPr>
+            <w:tcW w:type="dxa" w:w="2628"/>
+            <w:tcBorders>
+              <w:top w:val="single" w:color="CBD0CD" w:sz="4"/>
+              <w:left w:val="single" w:color="CBD0CD" w:sz="4"/>
+              <w:bottom w:val="single" w:color="CBD0CD" w:sz="4"/>
+              <w:right w:val="single" w:color="CBD0CD" w:sz="4"/>
+            </w:tcBorders>
+            <w:tcMar>
+              <w:top w:type="dxa" w:w="60"/>
+              <w:left w:type="dxa" w:w="100"/>
+              <w:bottom w:type="dxa" w:w="60"/>
+              <w:right w:type="dxa" w:w="100"/>
+            </w:tcMar>
+          </w:tcPr>
+          <w:p>
+            <w:pPr>
+              <w:spacing w:after="0" w:line="260"/>
+            </w:pPr>
+            <w:r>
+              <w:rPr>
+                <w:sz w:val="18"/>
+                <w:szCs w:val="18"/>
+              </w:rPr>
+              <w:t xml:space="preserve">목록 페이지네이션</w:t>
+            </w:r>
+          </w:p>
+        </w:tc>
+        <w:tc>
+          <w:tcPr>
+            <w:tcW w:type="dxa" w:w="3504"/>
+            <w:tcBorders>
+              <w:top w:val="single" w:color="CBD0CD" w:sz="4"/>
+              <w:left w:val="single" w:color="CBD0CD" w:sz="4"/>
+              <w:bottom w:val="single" w:color="CBD0CD" w:sz="4"/>
+              <w:right w:val="single" w:color="CBD0CD" w:sz="4"/>
+            </w:tcBorders>
+            <w:tcMar>
+              <w:top w:type="dxa" w:w="60"/>
+              <w:left w:type="dxa" w:w="100"/>
+              <w:bottom w:type="dxa" w:w="60"/>
+              <w:right w:type="dxa" w:w="100"/>
+            </w:tcMar>
+          </w:tcPr>
+          <w:p>
+            <w:pPr>
+              <w:spacing w:after="0" w:line="260"/>
+            </w:pPr>
+            <w:r>
+              <w:rPr>
+                <w:sz w:val="18"/>
+                <w:szCs w:val="18"/>
+              </w:rPr>
+              <w:t xml:space="preserve">쌓이는 목록(회원·예약·결제·자산)은 서버가 쪽 단위로</w:t>
+            </w:r>
+          </w:p>
+        </w:tc>
+        <w:tc>
+          <w:tcPr>
+            <w:tcW w:type="dxa" w:w="3506"/>
+            <w:tcBorders>
+              <w:top w:val="single" w:color="CBD0CD" w:sz="4"/>
+              <w:left w:val="single" w:color="CBD0CD" w:sz="4"/>
+              <w:bottom w:val="single" w:color="CBD0CD" w:sz="4"/>
+              <w:right w:val="single" w:color="CBD0CD" w:sz="4"/>
+            </w:tcBorders>
+            <w:tcMar>
+              <w:top w:type="dxa" w:w="60"/>
+              <w:left w:type="dxa" w:w="100"/>
+              <w:bottom w:type="dxa" w:w="60"/>
+              <w:right w:type="dxa" w:w="100"/>
+            </w:tcMar>
+          </w:tcPr>
+          <w:p>
+            <w:pPr>
+              <w:spacing w:after="0" w:line="260"/>
+            </w:pPr>
+            <w:r>
+              <w:rPr>
+                <w:sz w:val="18"/>
+                <w:szCs w:val="18"/>
+              </w:rPr>
+              <w:t xml:space="preserve">이력이 늘어도 응답 크기를 일정하게</w:t>
+            </w:r>
+          </w:p>
+        </w:tc>
+      </w:tr>
+      <w:tr>
+        <w:tc>
+          <w:tcPr>
+            <w:tcW w:type="dxa" w:w="2628"/>
+            <w:tcBorders>
+              <w:top w:val="single" w:color="CBD0CD" w:sz="4"/>
+              <w:left w:val="single" w:color="CBD0CD" w:sz="4"/>
+              <w:bottom w:val="single" w:color="CBD0CD" w:sz="4"/>
+              <w:right w:val="single" w:color="CBD0CD" w:sz="4"/>
+            </w:tcBorders>
+            <w:tcMar>
+              <w:top w:type="dxa" w:w="60"/>
+              <w:left w:type="dxa" w:w="100"/>
+              <w:bottom w:type="dxa" w:w="60"/>
+              <w:right w:type="dxa" w:w="100"/>
+            </w:tcMar>
+          </w:tcPr>
+          <w:p>
+            <w:pPr>
+              <w:spacing w:after="0" w:line="260"/>
+            </w:pPr>
+            <w:r>
+              <w:rPr>
+                <w:sz w:val="18"/>
+                <w:szCs w:val="18"/>
+              </w:rPr>
+              <w:t xml:space="preserve">변경 이력</w:t>
+            </w:r>
+          </w:p>
+        </w:tc>
+        <w:tc>
+          <w:tcPr>
+            <w:tcW w:type="dxa" w:w="3504"/>
+            <w:tcBorders>
+              <w:top w:val="single" w:color="CBD0CD" w:sz="4"/>
+              <w:left w:val="single" w:color="CBD0CD" w:sz="4"/>
+              <w:bottom w:val="single" w:color="CBD0CD" w:sz="4"/>
+              <w:right w:val="single" w:color="CBD0CD" w:sz="4"/>
+            </w:tcBorders>
+            <w:tcMar>
+              <w:top w:type="dxa" w:w="60"/>
+              <w:left w:type="dxa" w:w="100"/>
+              <w:bottom w:type="dxa" w:w="60"/>
+              <w:right w:type="dxa" w:w="100"/>
+            </w:tcMar>
+          </w:tcPr>
+          <w:p>
+            <w:pPr>
+              <w:spacing w:after="0" w:line="260"/>
+            </w:pPr>
+            <w:r>
+              <w:rPr>
+                <w:sz w:val="18"/>
+                <w:szCs w:val="18"/>
+              </w:rPr>
+              <w:t xml:space="preserve">인사 변경을 같은 트랜잭션에서 기록, 본사만 조회</w:t>
+            </w:r>
+          </w:p>
+        </w:tc>
+        <w:tc>
+          <w:tcPr>
+            <w:tcW w:type="dxa" w:w="3506"/>
+            <w:tcBorders>
+              <w:top w:val="single" w:color="CBD0CD" w:sz="4"/>
+              <w:left w:val="single" w:color="CBD0CD" w:sz="4"/>
+              <w:bottom w:val="single" w:color="CBD0CD" w:sz="4"/>
+              <w:right w:val="single" w:color="CBD0CD" w:sz="4"/>
+            </w:tcBorders>
+            <w:tcMar>
+              <w:top w:type="dxa" w:w="60"/>
+              <w:left w:type="dxa" w:w="100"/>
+              <w:bottom w:type="dxa" w:w="60"/>
+              <w:right w:type="dxa" w:w="100"/>
+            </w:tcMar>
+          </w:tcPr>
+          <w:p>
+            <w:pPr>
+              <w:spacing w:after="0" w:line="260"/>
+            </w:pPr>
+            <w:r>
+              <w:rPr>
+                <w:sz w:val="18"/>
+                <w:szCs w:val="18"/>
+              </w:rPr>
+              <w:t xml:space="preserve">제안요청서 데이터관리방안(변경이력)</w:t>
+            </w:r>
+          </w:p>
+        </w:tc>
+      </w:tr>
+      <w:tr>
+        <w:tc>
+          <w:tcPr>
+            <w:tcW w:type="dxa" w:w="2628"/>
+            <w:tcBorders>
+              <w:top w:val="single" w:color="CBD0CD" w:sz="4"/>
+              <w:left w:val="single" w:color="CBD0CD" w:sz="4"/>
+              <w:bottom w:val="single" w:color="CBD0CD" w:sz="4"/>
+              <w:right w:val="single" w:color="CBD0CD" w:sz="4"/>
+            </w:tcBorders>
+            <w:tcMar>
+              <w:top w:type="dxa" w:w="60"/>
+              <w:left w:type="dxa" w:w="100"/>
+              <w:bottom w:type="dxa" w:w="60"/>
+              <w:right w:type="dxa" w:w="100"/>
+            </w:tcMar>
+          </w:tcPr>
+          <w:p>
+            <w:pPr>
+              <w:spacing w:after="0" w:line="260"/>
+            </w:pPr>
+            <w:r>
+              <w:rPr>
+                <w:sz w:val="18"/>
+                <w:szCs w:val="18"/>
+              </w:rPr>
+              <w:t xml:space="preserve">회원 웹 PWA</w:t>
+            </w:r>
+          </w:p>
+        </w:tc>
+        <w:tc>
+          <w:tcPr>
+            <w:tcW w:type="dxa" w:w="3504"/>
+            <w:tcBorders>
+              <w:top w:val="single" w:color="CBD0CD" w:sz="4"/>
+              <w:left w:val="single" w:color="CBD0CD" w:sz="4"/>
+              <w:bottom w:val="single" w:color="CBD0CD" w:sz="4"/>
+              <w:right w:val="single" w:color="CBD0CD" w:sz="4"/>
+            </w:tcBorders>
+            <w:tcMar>
+              <w:top w:type="dxa" w:w="60"/>
+              <w:left w:type="dxa" w:w="100"/>
+              <w:bottom w:type="dxa" w:w="60"/>
+              <w:right w:type="dxa" w:w="100"/>
+            </w:tcMar>
+          </w:tcPr>
+          <w:p>
+            <w:pPr>
+              <w:spacing w:after="0" w:line="260"/>
+            </w:pPr>
+            <w:r>
+              <w:rPr>
+                <w:sz w:val="18"/>
+                <w:szCs w:val="18"/>
+              </w:rPr>
+              <w:t xml:space="preserve">화면 파일만 캐시하고 API는 캐시하지 않음</w:t>
+            </w:r>
+          </w:p>
+        </w:tc>
+        <w:tc>
+          <w:tcPr>
+            <w:tcW w:type="dxa" w:w="3506"/>
+            <w:tcBorders>
+              <w:top w:val="single" w:color="CBD0CD" w:sz="4"/>
+              <w:left w:val="single" w:color="CBD0CD" w:sz="4"/>
+              <w:bottom w:val="single" w:color="CBD0CD" w:sz="4"/>
+              <w:right w:val="single" w:color="CBD0CD" w:sz="4"/>
+            </w:tcBorders>
+            <w:tcMar>
+              <w:top w:type="dxa" w:w="60"/>
+              <w:left w:type="dxa" w:w="100"/>
+              <w:bottom w:type="dxa" w:w="60"/>
+              <w:right w:type="dxa" w:w="100"/>
+            </w:tcMar>
+          </w:tcPr>
+          <w:p>
+            <w:pPr>
+              <w:spacing w:after="0" w:line="260"/>
+            </w:pPr>
+            <w:r>
+              <w:rPr>
+                <w:sz w:val="18"/>
+                <w:szCs w:val="18"/>
+              </w:rPr>
+              <w:t xml:space="preserve">홈 화면 설치·오프라인 셸, 오래된 데이터 표시 방지</w:t>
+            </w:r>
+          </w:p>
+        </w:tc>
+      </w:tr>
+      <w:tr>
+        <w:tc>
+          <w:tcPr>
+            <w:tcW w:type="dxa" w:w="2628"/>
+            <w:tcBorders>
+              <w:top w:val="single" w:color="CBD0CD" w:sz="4"/>
+              <w:left w:val="single" w:color="CBD0CD" w:sz="4"/>
+              <w:bottom w:val="single" w:color="CBD0CD" w:sz="4"/>
+              <w:right w:val="single" w:color="CBD0CD" w:sz="4"/>
+            </w:tcBorders>
+            <w:tcMar>
+              <w:top w:type="dxa" w:w="60"/>
+              <w:left w:type="dxa" w:w="100"/>
+              <w:bottom w:type="dxa" w:w="60"/>
+              <w:right w:type="dxa" w:w="100"/>
+            </w:tcMar>
+          </w:tcPr>
+          <w:p>
+            <w:pPr>
+              <w:spacing w:after="0" w:line="260"/>
+            </w:pPr>
+            <w:r>
+              <w:rPr>
+                <w:sz w:val="18"/>
+                <w:szCs w:val="18"/>
+              </w:rPr>
+              <w:t xml:space="preserve">지점 검사 중앙화</w:t>
+            </w:r>
+          </w:p>
+        </w:tc>
+        <w:tc>
+          <w:tcPr>
+            <w:tcW w:type="dxa" w:w="3504"/>
+            <w:tcBorders>
+              <w:top w:val="single" w:color="CBD0CD" w:sz="4"/>
+              <w:left w:val="single" w:color="CBD0CD" w:sz="4"/>
+              <w:bottom w:val="single" w:color="CBD0CD" w:sz="4"/>
+              <w:right w:val="single" w:color="CBD0CD" w:sz="4"/>
+            </w:tcBorders>
+            <w:tcMar>
+              <w:top w:type="dxa" w:w="60"/>
+              <w:left w:type="dxa" w:w="100"/>
+              <w:bottom w:type="dxa" w:w="60"/>
+              <w:right w:type="dxa" w:w="100"/>
+            </w:tcMar>
+          </w:tcPr>
+          <w:p>
+            <w:pPr>
+              <w:spacing w:after="0" w:line="260"/>
+            </w:pPr>
+            <w:r>
+              <w:rPr>
+                <w:sz w:val="18"/>
+                <w:szCs w:val="18"/>
+              </w:rPr>
+              <w:t xml:space="preserve">전역 가드 한 곳 + 라우트의 리소스 선언 + 선언 누락 테스트</w:t>
+            </w:r>
+          </w:p>
+        </w:tc>
+        <w:tc>
+          <w:tcPr>
+            <w:tcW w:type="dxa" w:w="3506"/>
+            <w:tcBorders>
+              <w:top w:val="single" w:color="CBD0CD" w:sz="4"/>
+              <w:left w:val="single" w:color="CBD0CD" w:sz="4"/>
+              <w:bottom w:val="single" w:color="CBD0CD" w:sz="4"/>
+              <w:right w:val="single" w:color="CBD0CD" w:sz="4"/>
+            </w:tcBorders>
+            <w:tcMar>
+              <w:top w:type="dxa" w:w="60"/>
+              <w:left w:type="dxa" w:w="100"/>
+              <w:bottom w:type="dxa" w:w="60"/>
+              <w:right w:type="dxa" w:w="100"/>
+            </w:tcMar>
+          </w:tcPr>
+          <w:p>
+            <w:pPr>
+              <w:spacing w:after="0" w:line="260"/>
+            </w:pPr>
+            <w:r>
+              <w:rPr>
+                <w:sz w:val="18"/>
+                <w:szCs w:val="18"/>
+              </w:rPr>
+              <w:t xml:space="preserve">컨트롤러마다 검사하면 새 경로에서 빠뜨린다</w:t>
+            </w:r>
+          </w:p>
+        </w:tc>
+      </w:tr>
+      <w:tr>
+        <w:tc>
+          <w:tcPr>
+            <w:tcW w:type="dxa" w:w="2628"/>
+            <w:tcBorders>
+              <w:top w:val="single" w:color="CBD0CD" w:sz="4"/>
+              <w:left w:val="single" w:color="CBD0CD" w:sz="4"/>
+              <w:bottom w:val="single" w:color="CBD0CD" w:sz="4"/>
+              <w:right w:val="single" w:color="CBD0CD" w:sz="4"/>
+            </w:tcBorders>
+            <w:tcMar>
+              <w:top w:type="dxa" w:w="60"/>
+              <w:left w:type="dxa" w:w="100"/>
+              <w:bottom w:type="dxa" w:w="60"/>
+              <w:right w:type="dxa" w:w="100"/>
+            </w:tcMar>
+          </w:tcPr>
+          <w:p>
+            <w:pPr>
+              <w:spacing w:after="0" w:line="260"/>
+            </w:pPr>
+            <w:r>
+              <w:rPr>
+                <w:sz w:val="18"/>
+                <w:szCs w:val="18"/>
+              </w:rPr>
+              <w:t xml:space="preserve">전화번호 열람 기록</w:t>
+            </w:r>
+          </w:p>
+        </w:tc>
+        <w:tc>
+          <w:tcPr>
+            <w:tcW w:type="dxa" w:w="3504"/>
+            <w:tcBorders>
+              <w:top w:val="single" w:color="CBD0CD" w:sz="4"/>
+              <w:left w:val="single" w:color="CBD0CD" w:sz="4"/>
+              <w:bottom w:val="single" w:color="CBD0CD" w:sz="4"/>
+              <w:right w:val="single" w:color="CBD0CD" w:sz="4"/>
+            </w:tcBorders>
+            <w:tcMar>
+              <w:top w:type="dxa" w:w="60"/>
+              <w:left w:type="dxa" w:w="100"/>
+              <w:bottom w:type="dxa" w:w="60"/>
+              <w:right w:type="dxa" w:w="100"/>
+            </w:tcMar>
+          </w:tcPr>
+          <w:p>
+            <w:pPr>
+              <w:spacing w:after="0" w:line="260"/>
+            </w:pPr>
+            <w:r>
+              <w:rPr>
+                <w:sz w:val="18"/>
+                <w:szCs w:val="18"/>
+              </w:rPr>
+              <w:t xml:space="preserve">관리자가 상세를 열 때마다 기록, 보존 1년</w:t>
+            </w:r>
+          </w:p>
+        </w:tc>
+        <w:tc>
+          <w:tcPr>
+            <w:tcW w:type="dxa" w:w="3506"/>
+            <w:tcBorders>
+              <w:top w:val="single" w:color="CBD0CD" w:sz="4"/>
+              <w:left w:val="single" w:color="CBD0CD" w:sz="4"/>
+              <w:bottom w:val="single" w:color="CBD0CD" w:sz="4"/>
+              <w:right w:val="single" w:color="CBD0CD" w:sz="4"/>
+            </w:tcBorders>
+            <w:tcMar>
+              <w:top w:type="dxa" w:w="60"/>
+              <w:left w:type="dxa" w:w="100"/>
+              <w:bottom w:type="dxa" w:w="60"/>
+              <w:right w:type="dxa" w:w="100"/>
+            </w:tcMar>
+          </w:tcPr>
+          <w:p>
+            <w:pPr>
+              <w:spacing w:after="0" w:line="260"/>
+            </w:pPr>
+            <w:r>
+              <w:rPr>
+                <w:sz w:val="18"/>
+                <w:szCs w:val="18"/>
+              </w:rPr>
+              <w:t xml:space="preserve">개인정보 오남용 추적</w:t>
+            </w:r>
+          </w:p>
+        </w:tc>
+      </w:tr>
+      <w:tr>
+        <w:tc>
+          <w:tcPr>
+            <w:tcW w:type="dxa" w:w="2628"/>
+            <w:tcBorders>
+              <w:top w:val="single" w:color="CBD0CD" w:sz="4"/>
+              <w:left w:val="single" w:color="CBD0CD" w:sz="4"/>
+              <w:bottom w:val="single" w:color="CBD0CD" w:sz="4"/>
+              <w:right w:val="single" w:color="CBD0CD" w:sz="4"/>
+            </w:tcBorders>
+            <w:tcMar>
+              <w:top w:type="dxa" w:w="60"/>
+              <w:left w:type="dxa" w:w="100"/>
+              <w:bottom w:type="dxa" w:w="60"/>
+              <w:right w:type="dxa" w:w="100"/>
+            </w:tcMar>
+          </w:tcPr>
+          <w:p>
+            <w:pPr>
+              <w:spacing w:after="0" w:line="260"/>
+            </w:pPr>
+            <w:r>
+              <w:rPr>
+                <w:sz w:val="18"/>
+                <w:szCs w:val="18"/>
+              </w:rPr>
+              <w:t xml:space="preserve">처리 시간 원인과 접속 방식</w:t>
+            </w:r>
+          </w:p>
+        </w:tc>
+        <w:tc>
+          <w:tcPr>
+            <w:tcW w:type="dxa" w:w="3504"/>
+            <w:tcBorders>
+              <w:top w:val="single" w:color="CBD0CD" w:sz="4"/>
+              <w:left w:val="single" w:color="CBD0CD" w:sz="4"/>
+              <w:bottom w:val="single" w:color="CBD0CD" w:sz="4"/>
+              <w:right w:val="single" w:color="CBD0CD" w:sz="4"/>
+            </w:tcBorders>
+            <w:tcMar>
+              <w:top w:type="dxa" w:w="60"/>
+              <w:left w:type="dxa" w:w="100"/>
+              <w:bottom w:type="dxa" w:w="60"/>
+              <w:right w:type="dxa" w:w="100"/>
+            </w:tcMar>
+          </w:tcPr>
+          <w:p>
+            <w:pPr>
+              <w:spacing w:after="0" w:line="260"/>
+            </w:pPr>
+            <w:r>
+              <w:rPr>
+                <w:sz w:val="18"/>
+                <w:szCs w:val="18"/>
+              </w:rPr>
+              <w:t xml:space="preserve">원인을 측정(작업당 왕복)하고 DB 접속을 Session pooler로</w:t>
+            </w:r>
+          </w:p>
+        </w:tc>
+        <w:tc>
+          <w:tcPr>
+            <w:tcW w:type="dxa" w:w="3506"/>
+            <w:tcBorders>
+              <w:top w:val="single" w:color="CBD0CD" w:sz="4"/>
+              <w:left w:val="single" w:color="CBD0CD" w:sz="4"/>
+              <w:bottom w:val="single" w:color="CBD0CD" w:sz="4"/>
+              <w:right w:val="single" w:color="CBD0CD" w:sz="4"/>
+            </w:tcBorders>
+            <w:tcMar>
+              <w:top w:type="dxa" w:w="60"/>
+              <w:left w:type="dxa" w:w="100"/>
+              <w:bottom w:type="dxa" w:w="60"/>
+              <w:right w:type="dxa" w:w="100"/>
+            </w:tcMar>
+          </w:tcPr>
+          <w:p>
+            <w:pPr>
+              <w:spacing w:after="0" w:line="260"/>
+            </w:pPr>
+            <w:r>
+              <w:rPr>
+                <w:sz w:val="18"/>
+                <w:szCs w:val="18"/>
+              </w:rPr>
+              <w:t xml:space="preserve">추정 대신 측정, 요청당 왕복 약 1/3</w:t>
+            </w:r>
+          </w:p>
+        </w:tc>
+      </w:tr>
+      <w:tr>
+        <w:tc>
+          <w:tcPr>
+            <w:tcW w:type="dxa" w:w="2628"/>
+            <w:tcBorders>
+              <w:top w:val="single" w:color="CBD0CD" w:sz="4"/>
+              <w:left w:val="single" w:color="CBD0CD" w:sz="4"/>
+              <w:bottom w:val="single" w:color="CBD0CD" w:sz="4"/>
+              <w:right w:val="single" w:color="CBD0CD" w:sz="4"/>
+            </w:tcBorders>
+            <w:tcMar>
+              <w:top w:type="dxa" w:w="60"/>
+              <w:left w:type="dxa" w:w="100"/>
+              <w:bottom w:type="dxa" w:w="60"/>
+              <w:right w:type="dxa" w:w="100"/>
+            </w:tcMar>
+          </w:tcPr>
+          <w:p>
+            <w:pPr>
+              <w:spacing w:after="0" w:line="260"/>
+            </w:pPr>
+            <w:r>
+              <w:rPr>
+                <w:sz w:val="18"/>
+                <w:szCs w:val="18"/>
+              </w:rPr>
+              <w:t xml:space="preserve">설계 계산의 처리 시간</w:t>
+            </w:r>
+          </w:p>
+        </w:tc>
+        <w:tc>
+          <w:tcPr>
+            <w:tcW w:type="dxa" w:w="3504"/>
+            <w:tcBorders>
+              <w:top w:val="single" w:color="CBD0CD" w:sz="4"/>
+              <w:left w:val="single" w:color="CBD0CD" w:sz="4"/>
+              <w:bottom w:val="single" w:color="CBD0CD" w:sz="4"/>
+              <w:right w:val="single" w:color="CBD0CD" w:sz="4"/>
+            </w:tcBorders>
+            <w:tcMar>
+              <w:top w:type="dxa" w:w="60"/>
+              <w:left w:type="dxa" w:w="100"/>
+              <w:bottom w:type="dxa" w:w="60"/>
+              <w:right w:type="dxa" w:w="100"/>
+            </w:tcMar>
+          </w:tcPr>
+          <w:p>
+            <w:pPr>
+              <w:spacing w:after="0" w:line="260"/>
+            </w:pPr>
+            <w:r>
+              <w:rPr>
+                <w:sz w:val="18"/>
+                <w:szCs w:val="18"/>
+              </w:rPr>
+              <w:t xml:space="preserve">운영 실측 약 40ms로 갱신</w:t>
+            </w:r>
+          </w:p>
+        </w:tc>
+        <w:tc>
+          <w:tcPr>
+            <w:tcW w:type="dxa" w:w="3506"/>
+            <w:tcBorders>
+              <w:top w:val="single" w:color="CBD0CD" w:sz="4"/>
+              <w:left w:val="single" w:color="CBD0CD" w:sz="4"/>
+              <w:bottom w:val="single" w:color="CBD0CD" w:sz="4"/>
+              <w:right w:val="single" w:color="CBD0CD" w:sz="4"/>
+            </w:tcBorders>
+            <w:tcMar>
+              <w:top w:type="dxa" w:w="60"/>
+              <w:left w:type="dxa" w:w="100"/>
+              <w:bottom w:type="dxa" w:w="60"/>
+              <w:right w:type="dxa" w:w="100"/>
+            </w:tcMar>
+          </w:tcPr>
+          <w:p>
+            <w:pPr>
+              <w:spacing w:after="0" w:line="260"/>
+            </w:pPr>
+            <w:r>
+              <w:rPr>
+                <w:sz w:val="18"/>
+                <w:szCs w:val="18"/>
+              </w:rPr>
+              <w:t xml:space="preserve">바뀐 접속 방식의 실제 효과를 설계 숫자에 반영</w:t>
+            </w:r>
+          </w:p>
+        </w:tc>
+      </w:tr>
     </w:tbl>
     <w:p>
       <w:pPr>
@@ -9083,7 +10311,7 @@
         <w:spacing w:after="60" w:line="290"/>
       </w:pPr>
       <w:r>
-        <w:t xml:space="preserve">API는 자동 테스트(jest, 테스트 파일 28개)가 불변식 3개(지점 격리·계약 종료 차단·인사 권한)와 실DB 동시성·도메인 규칙을 확인한다.</w:t>
+        <w:t xml:space="preserve">API는 자동 테스트(jest, 테스트 파일 35개)가 불변식 3개(지점 격리·계약 종료 차단·인사 권한)와 실DB 동시성·도메인 규칙을 확인한다.</w:t>
       </w:r>
     </w:p>
     <w:p>
@@ -9096,7 +10324,7 @@
         <w:spacing w:after="60" w:line="290"/>
       </w:pPr>
       <w:r>
-        <w:t xml:space="preserve">관리자 웹은 자동 테스트가 없다. lint·빌드(타입 검사)까지만 검증된다.</w:t>
+        <w:t xml:space="preserve">관리자 웹·회원 모바일 웹은 자동 테스트가 없다. lint·빌드(타입 검사)까지만 검증되고, 화면 동작은 수동 확인뿐이다.</w:t>
       </w:r>
     </w:p>
     <w:p>
@@ -9109,7 +10337,7 @@
         <w:spacing w:after="60" w:line="290"/>
       </w:pPr>
       <w:r>
-        <w:t xml:space="preserve">Lambda 위 부하는 k6로 쟀다(2026-10-04, 8.4절). 관리자 웹 화면은 전환 후 로그인·데이터 조회까지만 확인했다.</w:t>
+        <w:t xml:space="preserve">Lambda 위 부하는 k6로 두 번 쟀다(2026-10-04·10-12, 8.4절).</w:t>
       </w:r>
     </w:p>
     <w:p>
@@ -9267,7 +10495,7 @@
                 <w:sz w:val="18"/>
                 <w:szCs w:val="18"/>
               </w:rPr>
-              <w:t xml:space="preserve">페이지네이션 없는 회원 목록</w:t>
+              <w:t xml:space="preserve">순간 몰림의 거절</w:t>
             </w:r>
           </w:p>
         </w:tc>
@@ -9296,7 +10524,7 @@
                 <w:sz w:val="18"/>
                 <w:szCs w:val="18"/>
               </w:rPr>
-              <w:t xml:space="preserve">지금 193명은 16ms지만, 회원이 수만 명이면 느려진다</w:t>
+              <w:t xml:space="preserve">로그인 몰림 거절 38건(2%), 50 rps 조회 거절 47건 — 후자는 원인 미확인</w:t>
             </w:r>
           </w:p>
         </w:tc>
@@ -9325,7 +10553,7 @@
                 <w:sz w:val="18"/>
                 <w:szCs w:val="18"/>
               </w:rPr>
-              <w:t xml:space="preserve">회원 규모가 커지기 전에 페이지네이션</w:t>
+              <w:t xml:space="preserve">측정 PC가 아닌 곳에서 재측정, 시연 데이터 고밀도화 때 몰림 시나리오로 함께 확인</w:t>
             </w:r>
           </w:p>
         </w:tc>
@@ -9356,7 +10584,7 @@
                 <w:sz w:val="18"/>
                 <w:szCs w:val="18"/>
               </w:rPr>
-              <w:t xml:space="preserve">요청당 처리 시간이 가정의 2배</w:t>
+              <w:t xml:space="preserve">상한을 올리기 어려운 구조</w:t>
             </w:r>
           </w:p>
         </w:tc>
@@ -9385,7 +10613,7 @@
                 <w:sz w:val="18"/>
                 <w:szCs w:val="18"/>
               </w:rPr>
-              <w:t xml:space="preserve">실측 p50 약 110ms(가정 50ms) → 상한 10에서 실질 약 50 rps</w:t>
+              <w:t xml:space="preserve">Session pooler에서는 실행 환경 하나가 DB 연결 하나를 쥔다(Pool Size 15 = 상한 10 + 여유 5)</w:t>
             </w:r>
           </w:p>
         </w:tc>
@@ -9414,7 +10642,7 @@
                 <w:sz w:val="18"/>
                 <w:szCs w:val="18"/>
               </w:rPr>
-              <w:t xml:space="preserve">원인 확인 후 동시 실행 한도 상향 또는 쿼리 수 줄이기(결정 대기)</w:t>
+              <w:t xml:space="preserve">상한을 올리려면 Pool Size부터 올린다</w:t>
             </w:r>
           </w:p>
         </w:tc>
@@ -9445,7 +10673,7 @@
                 <w:sz w:val="18"/>
                 <w:szCs w:val="18"/>
               </w:rPr>
-              <w:t xml:space="preserve">요청당 쿼리 4~8개</w:t>
+              <w:t xml:space="preserve">한 회차에 예약 집중</w:t>
             </w:r>
           </w:p>
         </w:tc>
@@ -9474,7 +10702,7 @@
                 <w:sz w:val="18"/>
                 <w:szCs w:val="18"/>
               </w:rPr>
-              <w:t xml:space="preserve">풀러 왕복이 쿼리 수만큼 쌓임(처리 시간 증가의 추정 원인)</w:t>
+              <w:t xml:space="preserve">회차 잠금으로 직렬화(30건이면 마지막이 약 0.6초)</w:t>
             </w:r>
           </w:p>
         </w:tc>
@@ -9503,7 +10731,7 @@
                 <w:sz w:val="18"/>
                 <w:szCs w:val="18"/>
               </w:rPr>
-              <w:t xml:space="preserve">필요하면 조인 방식 변경</w:t>
+              <w:t xml:space="preserve">설계상 허용. 쿼리 시간 상한 5초가 걸려 있다</w:t>
             </w:r>
           </w:p>
         </w:tc>
@@ -9534,7 +10762,7 @@
                 <w:sz w:val="18"/>
                 <w:szCs w:val="18"/>
               </w:rPr>
-              <w:t xml:space="preserve">한 회차에 예약 집중</w:t>
+              <w:t xml:space="preserve">유휴 후 첫 쿼리</w:t>
             </w:r>
           </w:p>
         </w:tc>
@@ -9563,7 +10791,7 @@
                 <w:sz w:val="18"/>
                 <w:szCs w:val="18"/>
               </w:rPr>
-              <w:t xml:space="preserve">회차 잠금으로 직렬화(30건이면 마지막이 약 0.6초)</w:t>
+              <w:t xml:space="preserve">쉬는 실행 환경도 연결을 쥐고 있어, 풀러가 끊은 연결에서 첫 쿼리가 실패할 수 있음</w:t>
             </w:r>
           </w:p>
         </w:tc>
@@ -9592,7 +10820,7 @@
                 <w:sz w:val="18"/>
                 <w:szCs w:val="18"/>
               </w:rPr>
-              <w:t xml:space="preserve">설계상 허용. 쿼리 시간 상한(5초)은 DB 설정 변경이라 승인 대기</w:t>
+              <w:t xml:space="preserve">쿼리 도구의 재연결로 처리, 필요하면 1회 재시도</w:t>
             </w:r>
           </w:p>
         </w:tc>
@@ -9623,7 +10851,7 @@
                 <w:sz w:val="18"/>
                 <w:szCs w:val="18"/>
               </w:rPr>
-              <w:t xml:space="preserve">유휴 후 첫 쿼리</w:t>
+              <w:t xml:space="preserve">회원 웹 리프레시 토큰 저장</w:t>
             </w:r>
           </w:p>
         </w:tc>
@@ -9652,7 +10880,7 @@
                 <w:sz w:val="18"/>
                 <w:szCs w:val="18"/>
               </w:rPr>
-              <w:t xml:space="preserve">풀러가 끊은 연결에서 첫 쿼리가 실패할 수 있음</w:t>
+              <w:t xml:space="preserve">화면에 스크립트 삽입 취약점이 생기면 토큰을 빼낼 수 있다</w:t>
             </w:r>
           </w:p>
         </w:tc>
@@ -9681,7 +10909,7 @@
                 <w:sz w:val="18"/>
                 <w:szCs w:val="18"/>
               </w:rPr>
-              <w:t xml:space="preserve">재연결 확인 후 필요하면 1회 재시도</w:t>
+              <w:t xml:space="preserve">입력값을 화면에 그대로 넣지 않는 규칙 유지, 필요하면 쿠키 방식으로 전환</w:t>
             </w:r>
           </w:p>
         </w:tc>
@@ -9953,98 +11181,17 @@
           </w:p>
         </w:tc>
       </w:tr>
-      <w:tr>
-        <w:tc>
-          <w:tcPr>
-            <w:tcW w:type="dxa" w:w="2628"/>
-            <w:tcBorders>
-              <w:top w:val="single" w:color="CBD0CD" w:sz="4"/>
-              <w:left w:val="single" w:color="CBD0CD" w:sz="4"/>
-              <w:bottom w:val="single" w:color="CBD0CD" w:sz="4"/>
-              <w:right w:val="single" w:color="CBD0CD" w:sz="4"/>
-            </w:tcBorders>
-            <w:tcMar>
-              <w:top w:type="dxa" w:w="60"/>
-              <w:left w:type="dxa" w:w="100"/>
-              <w:bottom w:type="dxa" w:w="60"/>
-              <w:right w:type="dxa" w:w="100"/>
-            </w:tcMar>
-          </w:tcPr>
-          <w:p>
-            <w:pPr>
-              <w:spacing w:after="0" w:line="260"/>
-            </w:pPr>
-            <w:r>
-              <w:rPr>
-                <w:sz w:val="18"/>
-                <w:szCs w:val="18"/>
-              </w:rPr>
-              <w:t xml:space="preserve">지점 격리 검사 분산</w:t>
-            </w:r>
-          </w:p>
-        </w:tc>
-        <w:tc>
-          <w:tcPr>
-            <w:tcW w:type="dxa" w:w="3504"/>
-            <w:tcBorders>
-              <w:top w:val="single" w:color="CBD0CD" w:sz="4"/>
-              <w:left w:val="single" w:color="CBD0CD" w:sz="4"/>
-              <w:bottom w:val="single" w:color="CBD0CD" w:sz="4"/>
-              <w:right w:val="single" w:color="CBD0CD" w:sz="4"/>
-            </w:tcBorders>
-            <w:tcMar>
-              <w:top w:type="dxa" w:w="60"/>
-              <w:left w:type="dxa" w:w="100"/>
-              <w:bottom w:type="dxa" w:w="60"/>
-              <w:right w:type="dxa" w:w="100"/>
-            </w:tcMar>
-          </w:tcPr>
-          <w:p>
-            <w:pPr>
-              <w:spacing w:after="0" w:line="260"/>
-            </w:pPr>
-            <w:r>
-              <w:rPr>
-                <w:sz w:val="18"/>
-                <w:szCs w:val="18"/>
-              </w:rPr>
-              <w:t xml:space="preserve">가드 + 컨트롤러별 검사 조합이라 새 경로에서 누락 가능</w:t>
-            </w:r>
-          </w:p>
-        </w:tc>
-        <w:tc>
-          <w:tcPr>
-            <w:tcW w:type="dxa" w:w="3506"/>
-            <w:tcBorders>
-              <w:top w:val="single" w:color="CBD0CD" w:sz="4"/>
-              <w:left w:val="single" w:color="CBD0CD" w:sz="4"/>
-              <w:bottom w:val="single" w:color="CBD0CD" w:sz="4"/>
-              <w:right w:val="single" w:color="CBD0CD" w:sz="4"/>
-            </w:tcBorders>
-            <w:tcMar>
-              <w:top w:type="dxa" w:w="60"/>
-              <w:left w:type="dxa" w:w="100"/>
-              <w:bottom w:type="dxa" w:w="60"/>
-              <w:right w:type="dxa" w:w="100"/>
-            </w:tcMar>
-          </w:tcPr>
-          <w:p>
-            <w:pPr>
-              <w:spacing w:after="0" w:line="260"/>
-            </w:pPr>
-            <w:r>
-              <w:rPr>
-                <w:sz w:val="18"/>
-                <w:szCs w:val="18"/>
-              </w:rPr>
-              <w:t xml:space="preserve">공통 가드로 중앙화(승인 대기), 그전까지 격리 테스트로 방어</w:t>
-            </w:r>
-          </w:p>
-        </w:tc>
-      </w:tr>
     </w:tbl>
     <w:p>
       <w:pPr>
+        <w:spacing w:after="120" w:line="300"/>
+      </w:pPr>
+      <w:r>
+        <w:t xml:space="preserve">지난판(2026-10-06)에 있던 회원 목록 페이지네이션 부재, 지점 격리 검사 분산, 쿼리 시간 상한 미적용, 처리 시간이 가정의 2배인 문제는 해결했다(9장).</w:t>
+      </w:r>
+    </w:p>
+    <w:p>
+      <w:pPr>
         <w:pStyle w:val="Heading2"/>
       </w:pPr>
       <w:r>
@@ -10056,7 +11203,7 @@
         <w:spacing w:after="120" w:line="300"/>
       </w:pPr>
       <w:r>
-        <w:t xml:space="preserve">제안요청서 요구 중 아직 없는 것(변경 이력, 응답 마스킹, 인사 변경 신청, 교육자료 첨부, 공통 알림·도움말, 캘린더·지도형 화면, 개인정보처리방침)은 요구사항 정의서의 "미구현" 시트에 실측 상태와 함께 정리했다. 계약 종료 지점의 파견 직원 자동 처리와 갱신임박 자동 전환도 설계만 있다.</w:t>
+        <w:t xml:space="preserve">제안요청서 요구 중 아직 없는 것(변경 이력의 범위 확대, 인사 변경 신청, 교육자료 첨부, 업무지원 요청, 관리자의 업무일지 열람 화면, 종목·시간대·연령대별 프로그램 목록, 느린 작업의 사용자 알림, 회원용 매뉴얼, 캘린더·지도형 화면, 개인정보처리방침)은 요구사항 정의서의 "미구현" 시트에 실측 상태와 함께 정리했다. 갱신임박 자동 전환은 스케줄러가 필요해 설계만 있다.</w:t>
       </w:r>
     </w:p>
     <w:sectPr>

--- a/docs/deliverables/아키텍처설계서.docx
+++ b/docs/deliverables/아키텍처설계서.docx
@@ -254,7 +254,7 @@
                 <w:sz w:val="18"/>
                 <w:szCs w:val="18"/>
               </w:rPr>
-              <w:t xml:space="preserve">2026-10-14</w:t>
+              <w:t xml:space="preserve">2026-10-23</w:t>
             </w:r>
           </w:p>
         </w:tc>
@@ -1558,7 +1558,7 @@
                 <w:sz w:val="18"/>
                 <w:szCs w:val="18"/>
               </w:rPr>
-              <w:t xml:space="preserve">본사·지점 관리자·직원 화면 18개(로그인 포함), 화면별 도움말 패널</w:t>
+              <w:t xml:space="preserve">본사·지점 관리자·직원 화면 21개(로그인 포함, 직원 계정만 로그인), 화면별 도움말 패널, 처리 대기함, 서식 편집기</w:t>
             </w:r>
           </w:p>
         </w:tc>
@@ -1647,7 +1647,7 @@
                 <w:sz w:val="18"/>
                 <w:szCs w:val="18"/>
               </w:rPr>
-              <w:t xml:space="preserve">회원 화면 12개 — 로그인, 홈(혼잡도·최근 공지), 프로그램·회차, 예약·모의 결제·취소, 공지, 내 정보, 가입·지점 회원 연동. 홈 화면 설치·오프라인 셸(API 응답은 캐시하지 않음)</w:t>
+              <w:t xml:space="preserve">회원 화면 14개 — 로그인, 홈(혼잡도·최근 공지), 프로그램·회차, 예약·모의 결제·취소, 공지, 내 정보, 가입·지점 회원 연동, 이용 안내, 개인정보처리방침. 홈 화면 설치·오프라인 셸(API 응답은 캐시하지 않음)</w:t>
             </w:r>
           </w:p>
         </w:tc>
@@ -1796,7 +1796,7 @@
                 <w:sz w:val="18"/>
                 <w:szCs w:val="18"/>
               </w:rPr>
-              <w:t xml:space="preserve">NestJS · Prisma · TypeScript, AWS Lambda(서울)</w:t>
+              <w:t xml:space="preserve">NestJS 11 · Prisma · TypeScript, AWS Lambda(서울)</w:t>
             </w:r>
           </w:p>
         </w:tc>
@@ -1945,7 +1945,7 @@
                 <w:sz w:val="18"/>
                 <w:szCs w:val="18"/>
               </w:rPr>
-              <w:t xml:space="preserve">배포·검증</w:t>
+              <w:t xml:space="preserve">파일 저장소</w:t>
             </w:r>
           </w:p>
         </w:tc>
@@ -1974,7 +1974,7 @@
                 <w:sz w:val="18"/>
                 <w:szCs w:val="18"/>
               </w:rPr>
-              <w:t xml:space="preserve">GitHub Actions</w:t>
+              <w:t xml:space="preserve">Supabase Storage</w:t>
             </w:r>
           </w:p>
         </w:tc>
@@ -2003,7 +2003,7 @@
                 <w:sz w:val="18"/>
                 <w:szCs w:val="18"/>
               </w:rPr>
-              <w:t xml:space="preserve">PR마다 lint·빌드·테스트, API는 dev 브랜치 push 또는 수동 실행으로 Lambda 배포(OIDC 인증, 헬스체크 실패 시 자동 롤백)</w:t>
+              <w:t xml:space="preserve">게시글 첨부(공지 이미지·교육자료). 브라우저가 서명 URL로 직접 올리고 받는다(10MB·5개)</w:t>
             </w:r>
           </w:p>
         </w:tc>
@@ -2034,6 +2034,95 @@
                 <w:sz w:val="18"/>
                 <w:szCs w:val="18"/>
               </w:rPr>
+              <w:t xml:space="preserve">배포·검증</w:t>
+            </w:r>
+          </w:p>
+        </w:tc>
+        <w:tc>
+          <w:tcPr>
+            <w:tcW w:type="dxa" w:w="2409"/>
+            <w:tcBorders>
+              <w:top w:val="single" w:color="CBD0CD" w:sz="4"/>
+              <w:left w:val="single" w:color="CBD0CD" w:sz="4"/>
+              <w:bottom w:val="single" w:color="CBD0CD" w:sz="4"/>
+              <w:right w:val="single" w:color="CBD0CD" w:sz="4"/>
+            </w:tcBorders>
+            <w:tcMar>
+              <w:top w:type="dxa" w:w="60"/>
+              <w:left w:type="dxa" w:w="100"/>
+              <w:bottom w:type="dxa" w:w="60"/>
+              <w:right w:type="dxa" w:w="100"/>
+            </w:tcMar>
+          </w:tcPr>
+          <w:p>
+            <w:pPr>
+              <w:spacing w:after="0" w:line="260"/>
+            </w:pPr>
+            <w:r>
+              <w:rPr>
+                <w:sz w:val="18"/>
+                <w:szCs w:val="18"/>
+              </w:rPr>
+              <w:t xml:space="preserve">GitHub Actions</w:t>
+            </w:r>
+          </w:p>
+        </w:tc>
+        <w:tc>
+          <w:tcPr>
+            <w:tcW w:type="dxa" w:w="5623"/>
+            <w:tcBorders>
+              <w:top w:val="single" w:color="CBD0CD" w:sz="4"/>
+              <w:left w:val="single" w:color="CBD0CD" w:sz="4"/>
+              <w:bottom w:val="single" w:color="CBD0CD" w:sz="4"/>
+              <w:right w:val="single" w:color="CBD0CD" w:sz="4"/>
+            </w:tcBorders>
+            <w:tcMar>
+              <w:top w:type="dxa" w:w="60"/>
+              <w:left w:type="dxa" w:w="100"/>
+              <w:bottom w:type="dxa" w:w="60"/>
+              <w:right w:type="dxa" w:w="100"/>
+            </w:tcMar>
+          </w:tcPr>
+          <w:p>
+            <w:pPr>
+              <w:spacing w:after="0" w:line="260"/>
+            </w:pPr>
+            <w:r>
+              <w:rPr>
+                <w:sz w:val="18"/>
+                <w:szCs w:val="18"/>
+              </w:rPr>
+              <w:t xml:space="preserve">PR마다 lint·빌드·테스트·화면 자동 테스트, API는 dev 브랜치 push 또는 수동 실행으로 Lambda 배포(OIDC 인증, 헬스체크 실패 시 자동 롤백)</w:t>
+            </w:r>
+          </w:p>
+        </w:tc>
+      </w:tr>
+      <w:tr>
+        <w:tc>
+          <w:tcPr>
+            <w:tcW w:type="dxa" w:w="1606"/>
+            <w:tcBorders>
+              <w:top w:val="single" w:color="CBD0CD" w:sz="4"/>
+              <w:left w:val="single" w:color="CBD0CD" w:sz="4"/>
+              <w:bottom w:val="single" w:color="CBD0CD" w:sz="4"/>
+              <w:right w:val="single" w:color="CBD0CD" w:sz="4"/>
+            </w:tcBorders>
+            <w:tcMar>
+              <w:top w:type="dxa" w:w="60"/>
+              <w:left w:type="dxa" w:w="100"/>
+              <w:bottom w:type="dxa" w:w="60"/>
+              <w:right w:type="dxa" w:w="100"/>
+            </w:tcMar>
+          </w:tcPr>
+          <w:p>
+            <w:pPr>
+              <w:spacing w:after="0" w:line="260"/>
+            </w:pPr>
+            <w:r>
+              <w:rPr>
+                <w:sz w:val="18"/>
+                <w:szCs w:val="18"/>
+              </w:rPr>
               <w:t xml:space="preserve">운영 감시</w:t>
             </w:r>
           </w:p>
@@ -2092,7 +2181,7 @@
                 <w:sz w:val="18"/>
                 <w:szCs w:val="18"/>
               </w:rPr>
-              <w:t xml:space="preserve">로그 14일 보존, 스로틀·오류·지연 경보, 예산 경보($1/$5/$20), 5분마다 워밍 호출</w:t>
+              <w:t xml:space="preserve">로그 14일 보존, 스로틀·오류·지연·메모리 85% 경보, 예산 경보($1/$5/$20), 5분마다 워밍 호출</w:t>
             </w:r>
           </w:p>
         </w:tc>
@@ -2944,7 +3033,7 @@
                 <w:sz w:val="18"/>
                 <w:szCs w:val="18"/>
               </w:rPr>
-              <w:t xml:space="preserve">로그인·토큰 갱신·로그아웃·비밀번호 변경, 직원 역할 전환</w:t>
+              <w:t xml:space="preserve">로그인·토큰 갱신·로그아웃·비밀번호 변경(첫 로그인 변경 강제), 직원 역할 전환, 세부 권한(역할 기본값·개인 예외)</w:t>
             </w:r>
           </w:p>
         </w:tc>
@@ -3033,7 +3122,7 @@
                 <w:sz w:val="18"/>
                 <w:szCs w:val="18"/>
               </w:rPr>
-              <w:t xml:space="preserve">채용·수정·퇴사, 파견 발령·이력</w:t>
+              <w:t xml:space="preserve">채용·수정·퇴사, 파견 발령·이력, 인사 변경 신청·승인</w:t>
             </w:r>
           </w:p>
         </w:tc>
@@ -3122,7 +3211,7 @@
                 <w:sz w:val="18"/>
                 <w:szCs w:val="18"/>
               </w:rPr>
-              <w:t xml:space="preserve">출퇴근, 결근 확정, 휴가 신청·승인, 연차 잔여, 업무일지</w:t>
+              <w:t xml:space="preserve">출퇴근, 결근 확정, 관리자 정정, 휴가 신청·승인, 연차 잔여, 업무일지</w:t>
             </w:r>
           </w:p>
         </w:tc>
@@ -3153,7 +3242,7 @@
                 <w:sz w:val="18"/>
                 <w:szCs w:val="18"/>
               </w:rPr>
-              <w:t xml:space="preserve">posts</w:t>
+              <w:t xml:space="preserve">posts, storage</w:t>
             </w:r>
           </w:p>
         </w:tc>
@@ -3211,7 +3300,7 @@
                 <w:sz w:val="18"/>
                 <w:szCs w:val="18"/>
               </w:rPr>
-              <w:t xml:space="preserve">범위별 게시글, 회원 공개 여부, 페이지네이션</w:t>
+              <w:t xml:space="preserve">범위별 게시글, 시설별 공지, 서식 본문 정화, 첨부(서명 URL), 페이지네이션</w:t>
             </w:r>
           </w:p>
         </w:tc>
@@ -3567,7 +3656,7 @@
                 <w:sz w:val="18"/>
                 <w:szCs w:val="18"/>
               </w:rPr>
-              <w:t xml:space="preserve">시설, 수동 혼잡도 보정(5단계)</w:t>
+              <w:t xml:space="preserve">시설, 혼잡도 = 진행 중 강습의 예약 인원(조회 때 계산) + 예약 외 현장 인원(직원 입력), 정원 기준 5단계</w:t>
             </w:r>
           </w:p>
         </w:tc>
@@ -3835,6 +3924,95 @@
                 <w:szCs w:val="18"/>
               </w:rPr>
               <w:t xml:space="preserve">변경 이력 조회(본사 전용)</w:t>
+            </w:r>
+          </w:p>
+        </w:tc>
+      </w:tr>
+      <w:tr>
+        <w:tc>
+          <w:tcPr>
+            <w:tcW w:type="dxa" w:w="2628"/>
+            <w:tcBorders>
+              <w:top w:val="single" w:color="CBD0CD" w:sz="4"/>
+              <w:left w:val="single" w:color="CBD0CD" w:sz="4"/>
+              <w:bottom w:val="single" w:color="CBD0CD" w:sz="4"/>
+              <w:right w:val="single" w:color="CBD0CD" w:sz="4"/>
+            </w:tcBorders>
+            <w:tcMar>
+              <w:top w:type="dxa" w:w="60"/>
+              <w:left w:type="dxa" w:w="100"/>
+              <w:bottom w:type="dxa" w:w="60"/>
+              <w:right w:type="dxa" w:w="100"/>
+            </w:tcMar>
+          </w:tcPr>
+          <w:p>
+            <w:pPr>
+              <w:spacing w:after="0" w:line="260"/>
+            </w:pPr>
+            <w:r>
+              <w:rPr>
+                <w:sz w:val="18"/>
+                <w:szCs w:val="18"/>
+              </w:rPr>
+              <w:t xml:space="preserve">inbox, support-requests</w:t>
+            </w:r>
+          </w:p>
+        </w:tc>
+        <w:tc>
+          <w:tcPr>
+            <w:tcW w:type="dxa" w:w="1752"/>
+            <w:tcBorders>
+              <w:top w:val="single" w:color="CBD0CD" w:sz="4"/>
+              <w:left w:val="single" w:color="CBD0CD" w:sz="4"/>
+              <w:bottom w:val="single" w:color="CBD0CD" w:sz="4"/>
+              <w:right w:val="single" w:color="CBD0CD" w:sz="4"/>
+            </w:tcBorders>
+            <w:tcMar>
+              <w:top w:type="dxa" w:w="60"/>
+              <w:left w:type="dxa" w:w="100"/>
+              <w:bottom w:type="dxa" w:w="60"/>
+              <w:right w:type="dxa" w:w="100"/>
+            </w:tcMar>
+          </w:tcPr>
+          <w:p>
+            <w:pPr>
+              <w:spacing w:after="0" w:line="260"/>
+            </w:pPr>
+            <w:r>
+              <w:rPr>
+                <w:sz w:val="18"/>
+                <w:szCs w:val="18"/>
+              </w:rPr>
+              <w:t xml:space="preserve">공통</w:t>
+            </w:r>
+          </w:p>
+        </w:tc>
+        <w:tc>
+          <w:tcPr>
+            <w:tcW w:type="dxa" w:w="5258"/>
+            <w:tcBorders>
+              <w:top w:val="single" w:color="CBD0CD" w:sz="4"/>
+              <w:left w:val="single" w:color="CBD0CD" w:sz="4"/>
+              <w:bottom w:val="single" w:color="CBD0CD" w:sz="4"/>
+              <w:right w:val="single" w:color="CBD0CD" w:sz="4"/>
+            </w:tcBorders>
+            <w:tcMar>
+              <w:top w:type="dxa" w:w="60"/>
+              <w:left w:type="dxa" w:w="100"/>
+              <w:bottom w:type="dxa" w:w="60"/>
+              <w:right w:type="dxa" w:w="100"/>
+            </w:tcMar>
+          </w:tcPr>
+          <w:p>
+            <w:pPr>
+              <w:spacing w:after="0" w:line="260"/>
+            </w:pPr>
+            <w:r>
+              <w:rPr>
+                <w:sz w:val="18"/>
+                <w:szCs w:val="18"/>
+              </w:rPr>
+              <w:t xml:space="preserve">역할별 처리 대기 건수, 현장→본사 업무지원 요청</w:t>
             </w:r>
           </w:p>
         </w:tc>
@@ -3865,7 +4043,7 @@
         <w:t xml:space="preserve">가드</w:t>
       </w:r>
       <w:r>
-        <w:t xml:space="preserve"> — 로그인(JWT) 확인, 역할 확인, 지점 범위 확인 세 개를 전역으로 등록해 요청마다 차례로 적용한다(4.3절).</w:t>
+        <w:t xml:space="preserve"> — 로그인(JWT) 확인, 역할 확인, 지점 범위 확인, 세부 권한 확인 네 개를 전역으로 등록해 요청마다 차례로 적용한다(4.3·4.4절).</w:t>
       </w:r>
     </w:p>
     <w:p>
@@ -3946,7 +4124,7 @@
         <w:spacing w:after="60" w:line="290"/>
       </w:pPr>
       <w:r>
-        <w:t xml:space="preserve">관리자 웹 화면 18개(대시보드, 지점 상세, 회원·회원 상세, 직원·직원 상세, 근태, 게시판·게시글, 프로그램, 강사, 예약, 시설·혼잡도, 자산, 문서, 권한, 변경 이력, 로그인). 서버 상태는 React Query로 관리하고, 액세스 토큰은 메모리에만 둔다(새로고침하면 다시 로그인).</w:t>
+        <w:t xml:space="preserve">관리자 웹 화면 21개(대시보드, 지점 상세, 회원·회원 상세, 직원·직원 상세, 근태, 게시판·게시글·작성·수정, 프로그램, 강사, 예약, 시설·혼잡도, 자산, 문서, 권한, 변경 이력, 업무지원 요청, 로그인). 서버 상태는 React Query로 관리하고, 액세스 토큰은 메모리에만 둔다(새로고침하면 다시 로그인).</w:t>
       </w:r>
     </w:p>
     <w:p>
@@ -3959,7 +4137,17 @@
         <w:spacing w:after="60" w:line="290"/>
       </w:pPr>
       <w:r>
-        <w:t xml:space="preserve">회원 모바일 웹은 별도 앱으로 같은 Worker의 /m/ 아래에 둔다. 휴대폰 새로고침에도 로그인이 유지되도록 리프레시 토큰을 브라우저 저장소(localStorage)에 둔다 — 화면에 스크립트 삽입 취약점이 생기면 탈취될 수 있다는 위험을 감수한 선택이다.</w:t>
+        <w:t xml:space="preserve">관리자 웹은 </w:t>
+      </w:r>
+      <w:r>
+        <w:rPr>
+          <w:b/>
+          <w:bCs/>
+        </w:rPr>
+        <w:t xml:space="preserve">직원 계정만</w:t>
+      </w:r>
+      <w:r>
+        <w:t xml:space="preserve"> 쓴다. 회원 계정으로 로그인하면 발급된 토큰을 바로 폐기하고 회원 모바일 웹으로 안내한다.</w:t>
       </w:r>
     </w:p>
     <w:p>
@@ -3972,7 +4160,33 @@
         <w:spacing w:after="60" w:line="290"/>
       </w:pPr>
       <w:r>
-        <w:t xml:space="preserve">같은 화면이라도 역할에 따라 메뉴와 버튼을 다르게 보여준다. 다만 실제 차단은 화면이 아니라 API가 한다.</w:t>
+        <w:t xml:space="preserve">회원 모바일 웹은 별도 앱으로 같은 Worker의 /m/ 아래에 둔다. 휴대폰 새로고침에도 로그인이 유지되도록 리프레시 토큰을 브라우저 저장소(localStorage)에 둔다 — 화면에 스크립트 삽입 취약점이 생기면 탈취될 수 있다는 위험을 감수한 선택이다.</w:t>
+      </w:r>
+    </w:p>
+    <w:p>
+      <w:pPr>
+        <w:pStyle w:val="ListParagraph"/>
+        <w:numPr>
+          <w:ilvl w:val="0"/>
+          <w:numId w:val="2"/>
+        </w:numPr>
+        <w:spacing w:after="60" w:line="290"/>
+      </w:pPr>
+      <w:r>
+        <w:t xml:space="preserve">같은 화면이라도 역할과 세부 권한에 따라 메뉴·버튼·CSV 출력을 다르게 보여준다. 다만 실제 차단은 화면이 아니라 API가 한다.</w:t>
+      </w:r>
+    </w:p>
+    <w:p>
+      <w:pPr>
+        <w:pStyle w:val="ListParagraph"/>
+        <w:numPr>
+          <w:ilvl w:val="0"/>
+          <w:numId w:val="2"/>
+        </w:numPr>
+        <w:spacing w:after="60" w:line="290"/>
+      </w:pPr>
+      <w:r>
+        <w:t xml:space="preserve">게시글 본문은 서식 HTML이다. API가 허용 목록으로 정화해 저장하고, 두 웹이 보여줄 때 한 번 더 정화한다(두 겹).</w:t>
       </w:r>
     </w:p>
     <w:p>
@@ -3997,7 +4211,17 @@
         <w:spacing w:after="120" w:line="300"/>
       </w:pPr>
       <w:r>
-        <w:t xml:space="preserve">로그인 주체는 계정 하나로 통합하고, 역할별 상세 정보는 직원·회원 프로필로 분리한다(계정 1 : 프로필 1). 역할은 4개로 고정했다 — 제안요청서의 세부 권한 목록(입력·수정·삭제·조회·출력 단위)을 그대로 만들지 않고, 역할 4개 + 지점 격리로 같은 의도를 구현했다.</w:t>
+        <w:t xml:space="preserve">로그인 주체는 계정 하나로 통합하고, 역할별 상세 정보는 직원·회원 프로필로 분리한다(계정 1 : 프로필 1). 역할 4개는 </w:t>
+      </w:r>
+      <w:r>
+        <w:rPr>
+          <w:b/>
+          <w:bCs/>
+        </w:rPr>
+        <w:t xml:space="preserve">할 수 있는 일의 상한</w:t>
+      </w:r>
+      <w:r>
+        <w:t xml:space="preserve">이고, 그 안에서 기능별 세부 권한(4.4절)을 둔다.</w:t>
       </w:r>
     </w:p>
     <w:tbl>
@@ -4509,7 +4733,7 @@
         <w:spacing w:after="60" w:line="290"/>
       </w:pPr>
       <w:r>
-        <w:t xml:space="preserve">비밀번호는 bcrypt로 해시한다. 비밀번호를 바꾸면 그 계정의 리프레시 토큰을 전부 폐기해 다른 기기의 로그인도 끊는다. 시연용 데모 계정은 비밀번호를 바꿀 수 없다(403).</w:t>
+        <w:t xml:space="preserve">비밀번호는 bcrypt로 해시하고 영문·숫자를 섞은 8~72자로 받는다. 비밀번호를 바꾸면 그 계정의 리프레시 토큰을 전부 폐기해 다른 기기의 로그인도 끊는다. 채용한 직원은 무작위 임시 비밀번호를 받고 첫 로그인에서 바꿔야 한다. 시연용 데모 계정은 비밀번호를 바꿀 수 없다(403).</w:t>
       </w:r>
     </w:p>
     <w:p>
@@ -4583,7 +4807,7 @@
           <wp:inline distT="0" distB="0" distL="0" distR="0">
             <wp:extent cx="4591050" cy="3209925"/>
             <wp:effectExtent t="0" r="0" b="0" l="0"/>
-            <wp:docPr id="1" name="iso" descr="그림 2. 요청 하나가 통과해야 하는 네 관문 — ③④는 전역 가드 한 곳" title="그림 2. 요청 하나가 통과해야 하는 네 관문 — ③④는 전역 가드 한 곳"/>
+            <wp:docPr id="1" name="iso" descr="그림 2. 요청 하나가 통과해야 하는 다섯 관문 — ③④는 지점 범위 가드, ⑤는 세부 권한 가드" title="그림 2. 요청 하나가 통과해야 하는 다섯 관문 — ③④는 지점 범위 가드, ⑤는 세부 권한 가드"/>
             <wp:cNvGraphicFramePr>
               <a:graphicFrameLocks xmlns:a="http://schemas.openxmlformats.org/drawingml/2006/main" noChangeAspect="1"/>
             </wp:cNvGraphicFramePr>
@@ -4630,7 +4854,7 @@
           <w:sz w:val="18"/>
           <w:szCs w:val="18"/>
         </w:rPr>
-        <w:t xml:space="preserve">그림 2. 요청 하나가 통과해야 하는 네 관문 — ③④는 전역 가드 한 곳</w:t>
+        <w:t xml:space="preserve">그림 2. 요청 하나가 통과해야 하는 다섯 관문 — ③④는 지점 범위 가드, ⑤는 세부 권한 가드</w:t>
       </w:r>
     </w:p>
     <w:p>
@@ -4700,6 +4924,56 @@
     </w:tbl>
     <w:p>
       <w:pPr>
+        <w:spacing w:after="120" w:line="300"/>
+      </w:pPr>
+      <w:r>
+        <w:t xml:space="preserve">NestJS 11로 올린 직후 이 테스트가 실제 결함을 잡았다. 새 웹 서버(Express 5)는 요청의 쿼리 객체를 읽을 때마다 새로 만들어, 가드가 넣어 준 "내 지점" 값이 사라지고 지점 관리자에게 다른 지점 목록이 보였다. 기대값을 바꾸지 않고 앱 설정 한 곳에서 쿼리를 고정해 고쳤다.</w:t>
+      </w:r>
+    </w:p>
+    <w:p>
+      <w:pPr>
+        <w:pStyle w:val="Heading2"/>
+      </w:pPr>
+      <w:r>
+        <w:t xml:space="preserve">4.4 세부 권한</w:t>
+      </w:r>
+    </w:p>
+    <w:p>
+      <w:pPr>
+        <w:spacing w:after="120" w:line="300"/>
+      </w:pPr>
+      <w:r>
+        <w:t xml:space="preserve">제안요청서는 사용자별·프로그램별로 입력·수정·삭제·조회·출력 권한을 나누라고 한다. 역할 상한 안에서 기능 15개 × 동작 5개를 역할 기본값으로 두고, 본사가 사람마다 예외를 줄 수 있게 했다. 개인 예외도 역할 상한을 넘지 못한다. 본사 관리자·회원·인사 권한과 본인 업무(출퇴근·본인 휴가)는 표 밖에 둔다.</w:t>
+      </w:r>
+    </w:p>
+    <w:p>
+      <w:pPr>
+        <w:pStyle w:val="ListParagraph"/>
+        <w:numPr>
+          <w:ilvl w:val="0"/>
+          <w:numId w:val="2"/>
+        </w:numPr>
+        <w:spacing w:after="60" w:line="290"/>
+      </w:pPr>
+      <w:r>
+        <w:t xml:space="preserve">API의 전역 권한 가드가 라우트마다 "이 경로는 어느 기능의 어느 동작인가" 선언을 보고 판정한다. 선언이 없는 경로가 있으면 실패하는 테스트가 있다.</w:t>
+      </w:r>
+    </w:p>
+    <w:p>
+      <w:pPr>
+        <w:pStyle w:val="ListParagraph"/>
+        <w:numPr>
+          <w:ilvl w:val="0"/>
+          <w:numId w:val="2"/>
+        </w:numPr>
+        <w:spacing w:after="60" w:line="290"/>
+      </w:pPr>
+      <w:r>
+        <w:t xml:space="preserve">관리자 웹은 같은 판정 결과로 메뉴·버튼·CSV 출력을 숨긴다. 권한 변경은 변경 이력에 남는다.</w:t>
+      </w:r>
+    </w:p>
+    <w:p>
+      <w:pPr>
         <w:pStyle w:val="Heading1"/>
         <w:pageBreakBefore/>
       </w:pPr>
@@ -4717,7 +4991,7 @@
           <wp:inline distT="0" distB="0" distL="0" distR="0">
             <wp:extent cx="4895850" cy="3429000"/>
             <wp:effectExtent t="0" r="0" b="0" l="0"/>
-            <wp:docPr id="1" name="erd" descr="그림 3. 핵심 엔티티 — 전체 31개 테이블 중 7개(전체는 데이터 정의서)" title="그림 3. 핵심 엔티티 — 전체 31개 테이블 중 7개(전체는 데이터 정의서)"/>
+            <wp:docPr id="1" name="erd" descr="그림 3. 핵심 엔티티 — 전체 34개 테이블 중 7개(전체는 데이터 정의서)" title="그림 3. 핵심 엔티티 — 전체 34개 테이블 중 7개(전체는 데이터 정의서)"/>
             <wp:cNvGraphicFramePr>
               <a:graphicFrameLocks xmlns:a="http://schemas.openxmlformats.org/drawingml/2006/main" noChangeAspect="1"/>
             </wp:cNvGraphicFramePr>
@@ -4764,7 +5038,7 @@
           <w:sz w:val="18"/>
           <w:szCs w:val="18"/>
         </w:rPr>
-        <w:t xml:space="preserve">그림 3. 핵심 엔티티 — 전체 31개 테이블 중 7개(전체는 데이터 정의서)</w:t>
+        <w:t xml:space="preserve">그림 3. 핵심 엔티티 — 전체 34개 테이블 중 7개(전체는 데이터 정의서)</w:t>
       </w:r>
     </w:p>
     <w:p>
@@ -5047,7 +5321,7 @@
                 <w:sz w:val="18"/>
                 <w:szCs w:val="18"/>
               </w:rPr>
-              <w:t xml:space="preserve">18</w:t>
+              <w:t xml:space="preserve">20</w:t>
             </w:r>
           </w:p>
         </w:tc>
@@ -5076,7 +5350,7 @@
                 <w:sz w:val="18"/>
                 <w:szCs w:val="18"/>
               </w:rPr>
-              <w:t xml:space="preserve">공급가액 + 부가세 = 결제금액, PT 사용 횟수 ≤ 총 횟수, 혼잡도 1~5단계, 계약서는 보존기한 필수</w:t>
+              <w:t xml:space="preserve">공급가액 + 부가세 = 결제금액, PT 사용 횟수 ≤ 총 횟수, 혼잡도 1~5단계, 계약서는 보존기한 필수, 업무지원 반려는 답변 필수</w:t>
             </w:r>
           </w:p>
         </w:tc>
@@ -5136,7 +5410,7 @@
                 <w:sz w:val="18"/>
                 <w:szCs w:val="18"/>
               </w:rPr>
-              <w:t xml:space="preserve">7</w:t>
+              <w:t xml:space="preserve">8</w:t>
             </w:r>
           </w:p>
         </w:tc>
@@ -5165,7 +5439,7 @@
                 <w:sz w:val="18"/>
                 <w:szCs w:val="18"/>
               </w:rPr>
-              <w:t xml:space="preserve">프로그램의 시설·강사, 회원의 담당 직원, 예약의 회차가 같은 지점인지</w:t>
+              <w:t xml:space="preserve">프로그램의 시설·강사, 회원의 담당 직원, 예약의 회차, 공지의 대상 시설이 같은 지점인지</w:t>
             </w:r>
           </w:p>
         </w:tc>
@@ -5291,7 +5565,7 @@
         <w:spacing w:after="60" w:line="290"/>
       </w:pPr>
       <w:r>
-        <w:t xml:space="preserve">스키마는 Prisma로 관리하고, Prisma가 표현하지 못하는 CHECK·트리거·조건부 인덱스는 마이그레이션 SQL에 직접 쓴다(마이그레이션 7개 — 마지막은 2026-10-09 외래키 3개·업무일지 하루 1건 유일 제약).</w:t>
+        <w:t xml:space="preserve">스키마는 Prisma로 관리하고, Prisma가 표현하지 못하는 CHECK·트리거·조건부 인덱스는 마이그레이션 SQL에 직접 쓴다(마이그레이션 11개 — 마지막은 2026-10-22 첫 로그인 비밀번호 변경 필요 표시).</w:t>
       </w:r>
     </w:p>
     <w:p>
@@ -5568,7 +5842,7 @@
         <w:t xml:space="preserve">변경 이력</w:t>
       </w:r>
       <w:r>
-        <w:t xml:space="preserve"> — 역할 전환·퇴사·파견 발령·파견 종료는 같은 트랜잭션에서 변경 이력(누가·언제·무엇을, 전후 값)을 남긴다. 본사만 "변경 이력" 화면에서 본다.</w:t>
+        <w:t xml:space="preserve"> — 역할 전환·퇴사·파견 발령·파견 종료는 같은 트랜잭션에서 변경 이력(누가·언제·무엇을, 전후 값)을 남긴다. 근태 정정·회원 상태·자산 상태·세부 권한 변경·인사 변경 신청 처리도 남긴다. 본사만 "변경 이력" 화면에서 본다.</w:t>
       </w:r>
     </w:p>
     <w:p>
@@ -5616,6 +5890,53 @@
       </w:pPr>
       <w:r>
         <w:t xml:space="preserve">결근은 배치로 자동 확정하지 않는다. 관리자가 미리보기로 확인한 뒤 명시적으로 확정한다(정기휴무·파트타임 제외).</w:t>
+      </w:r>
+    </w:p>
+    <w:p>
+      <w:pPr>
+        <w:pStyle w:val="Heading2"/>
+      </w:pPr>
+      <w:r>
+        <w:t xml:space="preserve">6.5 혼잡도</w:t>
+      </w:r>
+    </w:p>
+    <w:p>
+      <w:pPr>
+        <w:pStyle w:val="ListParagraph"/>
+        <w:numPr>
+          <w:ilvl w:val="0"/>
+          <w:numId w:val="2"/>
+        </w:numPr>
+        <w:spacing w:after="60" w:line="290"/>
+      </w:pPr>
+      <w:r>
+        <w:t xml:space="preserve">혼잡도 = 지금 진행 중인 강습 회차의 예약 인원(확정·체크인) + 예약 외 현장 인원. 예약 인원은 저장하지 않고 조회할 때마다 센다 — 회원이 예약하거나 취소하면 다음 조회에 바로 반영된다.</w:t>
+      </w:r>
+    </w:p>
+    <w:p>
+      <w:pPr>
+        <w:pStyle w:val="ListParagraph"/>
+        <w:numPr>
+          <w:ilvl w:val="0"/>
+          <w:numId w:val="2"/>
+        </w:numPr>
+        <w:spacing w:after="60" w:line="290"/>
+      </w:pPr>
+      <w:r>
+        <w:t xml:space="preserve">예약 없이 이용하는 현장 인원은 지점 직원이 입력한다. 단계(1~5)는 합계를 정원으로 나눠 매긴다. 입력이 30분을 넘으면 오래된 값이라고 표시한다.</w:t>
+      </w:r>
+    </w:p>
+    <w:p>
+      <w:pPr>
+        <w:pStyle w:val="ListParagraph"/>
+        <w:numPr>
+          <w:ilvl w:val="0"/>
+          <w:numId w:val="2"/>
+        </w:numPr>
+        <w:spacing w:after="60" w:line="290"/>
+      </w:pPr>
+      <w:r>
+        <w:t xml:space="preserve">입장을 기록하는 키오스크 방식은 설계했지만 제안요청서 요구를 넘어서 보류했다.</w:t>
       </w:r>
     </w:p>
     <w:p>
@@ -5929,7 +6250,7 @@
                 <w:sz w:val="18"/>
                 <w:szCs w:val="18"/>
               </w:rPr>
-              <w:t xml:space="preserve">API: 테스트용 PostgreSQL에 마이그레이션·시드 후 lint·빌드·jest / 웹: lint·빌드 / 문서 검사</w:t>
+              <w:t xml:space="preserve">API: 테스트용 PostgreSQL에 마이그레이션·시드 후 lint·빌드·jest / 웹: lint·빌드 / 화면 자동 테스트(빌드 결과를 운영과 같은 구조로 띄워 역할별 핵심 경로 14건) / 문서 검사</w:t>
             </w:r>
           </w:p>
         </w:tc>
@@ -6205,7 +6526,27 @@
         <w:t xml:space="preserve">경보</w:t>
       </w:r>
       <w:r>
-        <w:t xml:space="preserve"> — 스로틀 &gt; 0, 오류 &gt; 0, 응답 지연(p95) 경보를 이메일로 받는다. 로그는 14일 보존한다.</w:t>
+        <w:t xml:space="preserve"> — 스로틀 &gt; 0, 오류 &gt; 0, 응답 지연(p95), 메모리 85% 경보를 이메일로 받는다(메모리 실측 최대 약 16%). 로그는 14일 보존한다.</w:t>
+      </w:r>
+    </w:p>
+    <w:p>
+      <w:pPr>
+        <w:pStyle w:val="ListParagraph"/>
+        <w:numPr>
+          <w:ilvl w:val="0"/>
+          <w:numId w:val="2"/>
+        </w:numPr>
+        <w:spacing w:after="60" w:line="290"/>
+      </w:pPr>
+      <w:r>
+        <w:rPr>
+          <w:b/>
+          <w:bCs/>
+        </w:rPr>
+        <w:t xml:space="preserve">의존성 취약점</w:t>
+      </w:r>
+      <w:r>
+        <w:t xml:space="preserve"> — 운영 의존성의 알려진 취약점은 0건이다(NestJS 11·react-router 7로 올림). 운영 의존성은 모두 허용형 라이선스다.</w:t>
       </w:r>
     </w:p>
     <w:p>
@@ -8290,7 +8631,7 @@
         <w:spacing w:after="120" w:line="300"/>
       </w:pPr>
       <w:r>
-        <w:t xml:space="preserve">도메인에 묶이지 않는 주요 결정이다. 결정마다 저장소에 근거·대안·트레이드오프를 남겼다(결정 기록 D1~D50).</w:t>
+        <w:t xml:space="preserve">도메인에 묶이지 않는 주요 결정이다. 결정마다 저장소에 근거·대안·트레이드오프를 남겼다(결정 기록 D1~D67).</w:t>
       </w:r>
     </w:p>
     <w:tbl>
@@ -8440,7 +8781,7 @@
                 <w:sz w:val="18"/>
                 <w:szCs w:val="18"/>
               </w:rPr>
-              <w:t xml:space="preserve">역할 4개 고정</w:t>
+              <w:t xml:space="preserve">역할 상한 + 세부 권한</w:t>
             </w:r>
           </w:p>
         </w:tc>
@@ -8469,7 +8810,7 @@
                 <w:sz w:val="18"/>
                 <w:szCs w:val="18"/>
               </w:rPr>
-              <w:t xml:space="preserve">세부 권한 목록 대신 역할 + 지점 격리</w:t>
+              <w:t xml:space="preserve">역할 4개 안에서 기능×동작 권한을 역할 기본값·개인 예외로(처음의 역할 고정을 대체)</w:t>
             </w:r>
           </w:p>
         </w:tc>
@@ -8498,7 +8839,7 @@
                 <w:sz w:val="18"/>
                 <w:szCs w:val="18"/>
               </w:rPr>
-              <w:t xml:space="preserve">1인 개발 범위에서 같은 의도를 단순하게</w:t>
+              <w:t xml:space="preserve">제안요청서의 입력·수정·삭제·조회·출력 권한 요구</w:t>
             </w:r>
           </w:p>
         </w:tc>
@@ -10279,6 +10620,718 @@
                 <w:szCs w:val="18"/>
               </w:rPr>
               <w:t xml:space="preserve">바뀐 접속 방식의 실제 효과를 설계 숫자에 반영</w:t>
+            </w:r>
+          </w:p>
+        </w:tc>
+      </w:tr>
+      <w:tr>
+        <w:tc>
+          <w:tcPr>
+            <w:tcW w:type="dxa" w:w="2628"/>
+            <w:tcBorders>
+              <w:top w:val="single" w:color="CBD0CD" w:sz="4"/>
+              <w:left w:val="single" w:color="CBD0CD" w:sz="4"/>
+              <w:bottom w:val="single" w:color="CBD0CD" w:sz="4"/>
+              <w:right w:val="single" w:color="CBD0CD" w:sz="4"/>
+            </w:tcBorders>
+            <w:tcMar>
+              <w:top w:type="dxa" w:w="60"/>
+              <w:left w:type="dxa" w:w="100"/>
+              <w:bottom w:type="dxa" w:w="60"/>
+              <w:right w:type="dxa" w:w="100"/>
+            </w:tcMar>
+          </w:tcPr>
+          <w:p>
+            <w:pPr>
+              <w:spacing w:after="0" w:line="260"/>
+            </w:pPr>
+            <w:r>
+              <w:rPr>
+                <w:sz w:val="18"/>
+                <w:szCs w:val="18"/>
+              </w:rPr>
+              <w:t xml:space="preserve">목록 CSV·느린 요청 안내</w:t>
+            </w:r>
+          </w:p>
+        </w:tc>
+        <w:tc>
+          <w:tcPr>
+            <w:tcW w:type="dxa" w:w="3504"/>
+            <w:tcBorders>
+              <w:top w:val="single" w:color="CBD0CD" w:sz="4"/>
+              <w:left w:val="single" w:color="CBD0CD" w:sz="4"/>
+              <w:bottom w:val="single" w:color="CBD0CD" w:sz="4"/>
+              <w:right w:val="single" w:color="CBD0CD" w:sz="4"/>
+            </w:tcBorders>
+            <w:tcMar>
+              <w:top w:type="dxa" w:w="60"/>
+              <w:left w:type="dxa" w:w="100"/>
+              <w:bottom w:type="dxa" w:w="60"/>
+              <w:right w:type="dxa" w:w="100"/>
+            </w:tcMar>
+          </w:tcPr>
+          <w:p>
+            <w:pPr>
+              <w:spacing w:after="0" w:line="260"/>
+            </w:pPr>
+            <w:r>
+              <w:rPr>
+                <w:sz w:val="18"/>
+                <w:szCs w:val="18"/>
+              </w:rPr>
+              <w:t xml:space="preserve">화면 그대로 CSV(마스킹 유지), 3초·15초 안내</w:t>
+            </w:r>
+          </w:p>
+        </w:tc>
+        <w:tc>
+          <w:tcPr>
+            <w:tcW w:type="dxa" w:w="3506"/>
+            <w:tcBorders>
+              <w:top w:val="single" w:color="CBD0CD" w:sz="4"/>
+              <w:left w:val="single" w:color="CBD0CD" w:sz="4"/>
+              <w:bottom w:val="single" w:color="CBD0CD" w:sz="4"/>
+              <w:right w:val="single" w:color="CBD0CD" w:sz="4"/>
+            </w:tcBorders>
+            <w:tcMar>
+              <w:top w:type="dxa" w:w="60"/>
+              <w:left w:type="dxa" w:w="100"/>
+              <w:bottom w:type="dxa" w:w="60"/>
+              <w:right w:type="dxa" w:w="100"/>
+            </w:tcMar>
+          </w:tcPr>
+          <w:p>
+            <w:pPr>
+              <w:spacing w:after="0" w:line="260"/>
+            </w:pPr>
+            <w:r>
+              <w:rPr>
+                <w:sz w:val="18"/>
+                <w:szCs w:val="18"/>
+              </w:rPr>
+              <w:t xml:space="preserve">제안요청서 출력 권한·느린 작업 사전 알림</w:t>
+            </w:r>
+          </w:p>
+        </w:tc>
+      </w:tr>
+      <w:tr>
+        <w:tc>
+          <w:tcPr>
+            <w:tcW w:type="dxa" w:w="2628"/>
+            <w:tcBorders>
+              <w:top w:val="single" w:color="CBD0CD" w:sz="4"/>
+              <w:left w:val="single" w:color="CBD0CD" w:sz="4"/>
+              <w:bottom w:val="single" w:color="CBD0CD" w:sz="4"/>
+              <w:right w:val="single" w:color="CBD0CD" w:sz="4"/>
+            </w:tcBorders>
+            <w:tcMar>
+              <w:top w:type="dxa" w:w="60"/>
+              <w:left w:type="dxa" w:w="100"/>
+              <w:bottom w:type="dxa" w:w="60"/>
+              <w:right w:type="dxa" w:w="100"/>
+            </w:tcMar>
+          </w:tcPr>
+          <w:p>
+            <w:pPr>
+              <w:spacing w:after="0" w:line="260"/>
+            </w:pPr>
+            <w:r>
+              <w:rPr>
+                <w:sz w:val="18"/>
+                <w:szCs w:val="18"/>
+              </w:rPr>
+              <w:t xml:space="preserve">업무지원 요청·첨부 저장소</w:t>
+            </w:r>
+          </w:p>
+        </w:tc>
+        <w:tc>
+          <w:tcPr>
+            <w:tcW w:type="dxa" w:w="3504"/>
+            <w:tcBorders>
+              <w:top w:val="single" w:color="CBD0CD" w:sz="4"/>
+              <w:left w:val="single" w:color="CBD0CD" w:sz="4"/>
+              <w:bottom w:val="single" w:color="CBD0CD" w:sz="4"/>
+              <w:right w:val="single" w:color="CBD0CD" w:sz="4"/>
+            </w:tcBorders>
+            <w:tcMar>
+              <w:top w:type="dxa" w:w="60"/>
+              <w:left w:type="dxa" w:w="100"/>
+              <w:bottom w:type="dxa" w:w="60"/>
+              <w:right w:type="dxa" w:w="100"/>
+            </w:tcMar>
+          </w:tcPr>
+          <w:p>
+            <w:pPr>
+              <w:spacing w:after="0" w:line="260"/>
+            </w:pPr>
+            <w:r>
+              <w:rPr>
+                <w:sz w:val="18"/>
+                <w:szCs w:val="18"/>
+              </w:rPr>
+              <w:t xml:space="preserve">현장→본사 요청 4상태, 첨부는 서명 URL로 직접 업로드</w:t>
+            </w:r>
+          </w:p>
+        </w:tc>
+        <w:tc>
+          <w:tcPr>
+            <w:tcW w:type="dxa" w:w="3506"/>
+            <w:tcBorders>
+              <w:top w:val="single" w:color="CBD0CD" w:sz="4"/>
+              <w:left w:val="single" w:color="CBD0CD" w:sz="4"/>
+              <w:bottom w:val="single" w:color="CBD0CD" w:sz="4"/>
+              <w:right w:val="single" w:color="CBD0CD" w:sz="4"/>
+            </w:tcBorders>
+            <w:tcMar>
+              <w:top w:type="dxa" w:w="60"/>
+              <w:left w:type="dxa" w:w="100"/>
+              <w:bottom w:type="dxa" w:w="60"/>
+              <w:right w:type="dxa" w:w="100"/>
+            </w:tcMar>
+          </w:tcPr>
+          <w:p>
+            <w:pPr>
+              <w:spacing w:after="0" w:line="260"/>
+            </w:pPr>
+            <w:r>
+              <w:rPr>
+                <w:sz w:val="18"/>
+                <w:szCs w:val="18"/>
+              </w:rPr>
+              <w:t xml:space="preserve">개념도의 현장→본사 흐름, 교육자료 첨부</w:t>
+            </w:r>
+          </w:p>
+        </w:tc>
+      </w:tr>
+      <w:tr>
+        <w:tc>
+          <w:tcPr>
+            <w:tcW w:type="dxa" w:w="2628"/>
+            <w:tcBorders>
+              <w:top w:val="single" w:color="CBD0CD" w:sz="4"/>
+              <w:left w:val="single" w:color="CBD0CD" w:sz="4"/>
+              <w:bottom w:val="single" w:color="CBD0CD" w:sz="4"/>
+              <w:right w:val="single" w:color="CBD0CD" w:sz="4"/>
+            </w:tcBorders>
+            <w:tcMar>
+              <w:top w:type="dxa" w:w="60"/>
+              <w:left w:type="dxa" w:w="100"/>
+              <w:bottom w:type="dxa" w:w="60"/>
+              <w:right w:type="dxa" w:w="100"/>
+            </w:tcMar>
+          </w:tcPr>
+          <w:p>
+            <w:pPr>
+              <w:spacing w:after="0" w:line="260"/>
+            </w:pPr>
+            <w:r>
+              <w:rPr>
+                <w:sz w:val="18"/>
+                <w:szCs w:val="18"/>
+              </w:rPr>
+              <w:t xml:space="preserve">시연 데이터 고밀도화</w:t>
+            </w:r>
+          </w:p>
+        </w:tc>
+        <w:tc>
+          <w:tcPr>
+            <w:tcW w:type="dxa" w:w="3504"/>
+            <w:tcBorders>
+              <w:top w:val="single" w:color="CBD0CD" w:sz="4"/>
+              <w:left w:val="single" w:color="CBD0CD" w:sz="4"/>
+              <w:bottom w:val="single" w:color="CBD0CD" w:sz="4"/>
+              <w:right w:val="single" w:color="CBD0CD" w:sz="4"/>
+            </w:tcBorders>
+            <w:tcMar>
+              <w:top w:type="dxa" w:w="60"/>
+              <w:left w:type="dxa" w:w="100"/>
+              <w:bottom w:type="dxa" w:w="60"/>
+              <w:right w:type="dxa" w:w="100"/>
+            </w:tcMar>
+          </w:tcPr>
+          <w:p>
+            <w:pPr>
+              <w:spacing w:after="0" w:line="260"/>
+            </w:pPr>
+            <w:r>
+              <w:rPr>
+                <w:sz w:val="18"/>
+                <w:szCs w:val="18"/>
+              </w:rPr>
+              <w:t xml:space="preserve">지점 5곳에 실행일 기준 운영 이력</w:t>
+            </w:r>
+          </w:p>
+        </w:tc>
+        <w:tc>
+          <w:tcPr>
+            <w:tcW w:type="dxa" w:w="3506"/>
+            <w:tcBorders>
+              <w:top w:val="single" w:color="CBD0CD" w:sz="4"/>
+              <w:left w:val="single" w:color="CBD0CD" w:sz="4"/>
+              <w:bottom w:val="single" w:color="CBD0CD" w:sz="4"/>
+              <w:right w:val="single" w:color="CBD0CD" w:sz="4"/>
+            </w:tcBorders>
+            <w:tcMar>
+              <w:top w:type="dxa" w:w="60"/>
+              <w:left w:type="dxa" w:w="100"/>
+              <w:bottom w:type="dxa" w:w="60"/>
+              <w:right w:type="dxa" w:w="100"/>
+            </w:tcMar>
+          </w:tcPr>
+          <w:p>
+            <w:pPr>
+              <w:spacing w:after="0" w:line="260"/>
+            </w:pPr>
+            <w:r>
+              <w:rPr>
+                <w:sz w:val="18"/>
+                <w:szCs w:val="18"/>
+              </w:rPr>
+              <w:t xml:space="preserve">현장 사용자 관점의 사용성·속도 확인</w:t>
+            </w:r>
+          </w:p>
+        </w:tc>
+      </w:tr>
+      <w:tr>
+        <w:tc>
+          <w:tcPr>
+            <w:tcW w:type="dxa" w:w="2628"/>
+            <w:tcBorders>
+              <w:top w:val="single" w:color="CBD0CD" w:sz="4"/>
+              <w:left w:val="single" w:color="CBD0CD" w:sz="4"/>
+              <w:bottom w:val="single" w:color="CBD0CD" w:sz="4"/>
+              <w:right w:val="single" w:color="CBD0CD" w:sz="4"/>
+            </w:tcBorders>
+            <w:tcMar>
+              <w:top w:type="dxa" w:w="60"/>
+              <w:left w:type="dxa" w:w="100"/>
+              <w:bottom w:type="dxa" w:w="60"/>
+              <w:right w:type="dxa" w:w="100"/>
+            </w:tcMar>
+          </w:tcPr>
+          <w:p>
+            <w:pPr>
+              <w:spacing w:after="0" w:line="260"/>
+            </w:pPr>
+            <w:r>
+              <w:rPr>
+                <w:sz w:val="18"/>
+                <w:szCs w:val="18"/>
+              </w:rPr>
+              <w:t xml:space="preserve">화면 자동 테스트</w:t>
+            </w:r>
+          </w:p>
+        </w:tc>
+        <w:tc>
+          <w:tcPr>
+            <w:tcW w:type="dxa" w:w="3504"/>
+            <w:tcBorders>
+              <w:top w:val="single" w:color="CBD0CD" w:sz="4"/>
+              <w:left w:val="single" w:color="CBD0CD" w:sz="4"/>
+              <w:bottom w:val="single" w:color="CBD0CD" w:sz="4"/>
+              <w:right w:val="single" w:color="CBD0CD" w:sz="4"/>
+            </w:tcBorders>
+            <w:tcMar>
+              <w:top w:type="dxa" w:w="60"/>
+              <w:left w:type="dxa" w:w="100"/>
+              <w:bottom w:type="dxa" w:w="60"/>
+              <w:right w:type="dxa" w:w="100"/>
+            </w:tcMar>
+          </w:tcPr>
+          <w:p>
+            <w:pPr>
+              <w:spacing w:after="0" w:line="260"/>
+            </w:pPr>
+            <w:r>
+              <w:rPr>
+                <w:sz w:val="18"/>
+                <w:szCs w:val="18"/>
+              </w:rPr>
+              <w:t xml:space="preserve">빌드 결과를 운영 구조로 띄워 역할별 핵심 경로</w:t>
+            </w:r>
+          </w:p>
+        </w:tc>
+        <w:tc>
+          <w:tcPr>
+            <w:tcW w:type="dxa" w:w="3506"/>
+            <w:tcBorders>
+              <w:top w:val="single" w:color="CBD0CD" w:sz="4"/>
+              <w:left w:val="single" w:color="CBD0CD" w:sz="4"/>
+              <w:bottom w:val="single" w:color="CBD0CD" w:sz="4"/>
+              <w:right w:val="single" w:color="CBD0CD" w:sz="4"/>
+            </w:tcBorders>
+            <w:tcMar>
+              <w:top w:type="dxa" w:w="60"/>
+              <w:left w:type="dxa" w:w="100"/>
+              <w:bottom w:type="dxa" w:w="60"/>
+              <w:right w:type="dxa" w:w="100"/>
+            </w:tcMar>
+          </w:tcPr>
+          <w:p>
+            <w:pPr>
+              <w:spacing w:after="0" w:line="260"/>
+            </w:pPr>
+            <w:r>
+              <w:rPr>
+                <w:sz w:val="18"/>
+                <w:szCs w:val="18"/>
+              </w:rPr>
+              <w:t xml:space="preserve">화면은 lint·빌드만 보던 공백</w:t>
+            </w:r>
+          </w:p>
+        </w:tc>
+      </w:tr>
+      <w:tr>
+        <w:tc>
+          <w:tcPr>
+            <w:tcW w:type="dxa" w:w="2628"/>
+            <w:tcBorders>
+              <w:top w:val="single" w:color="CBD0CD" w:sz="4"/>
+              <w:left w:val="single" w:color="CBD0CD" w:sz="4"/>
+              <w:bottom w:val="single" w:color="CBD0CD" w:sz="4"/>
+              <w:right w:val="single" w:color="CBD0CD" w:sz="4"/>
+            </w:tcBorders>
+            <w:tcMar>
+              <w:top w:type="dxa" w:w="60"/>
+              <w:left w:type="dxa" w:w="100"/>
+              <w:bottom w:type="dxa" w:w="60"/>
+              <w:right w:type="dxa" w:w="100"/>
+            </w:tcMar>
+          </w:tcPr>
+          <w:p>
+            <w:pPr>
+              <w:spacing w:after="0" w:line="260"/>
+            </w:pPr>
+            <w:r>
+              <w:rPr>
+                <w:sz w:val="18"/>
+                <w:szCs w:val="18"/>
+              </w:rPr>
+              <w:t xml:space="preserve">처리 대기함·서식 편집기</w:t>
+            </w:r>
+          </w:p>
+        </w:tc>
+        <w:tc>
+          <w:tcPr>
+            <w:tcW w:type="dxa" w:w="3504"/>
+            <w:tcBorders>
+              <w:top w:val="single" w:color="CBD0CD" w:sz="4"/>
+              <w:left w:val="single" w:color="CBD0CD" w:sz="4"/>
+              <w:bottom w:val="single" w:color="CBD0CD" w:sz="4"/>
+              <w:right w:val="single" w:color="CBD0CD" w:sz="4"/>
+            </w:tcBorders>
+            <w:tcMar>
+              <w:top w:type="dxa" w:w="60"/>
+              <w:left w:type="dxa" w:w="100"/>
+              <w:bottom w:type="dxa" w:w="60"/>
+              <w:right w:type="dxa" w:w="100"/>
+            </w:tcMar>
+          </w:tcPr>
+          <w:p>
+            <w:pPr>
+              <w:spacing w:after="0" w:line="260"/>
+            </w:pPr>
+            <w:r>
+              <w:rPr>
+                <w:sz w:val="18"/>
+                <w:szCs w:val="18"/>
+              </w:rPr>
+              <w:t xml:space="preserve">역할별 지금 처리할 일 건수, 게시글 서식 본문 + 두 겹 정화</w:t>
+            </w:r>
+          </w:p>
+        </w:tc>
+        <w:tc>
+          <w:tcPr>
+            <w:tcW w:type="dxa" w:w="3506"/>
+            <w:tcBorders>
+              <w:top w:val="single" w:color="CBD0CD" w:sz="4"/>
+              <w:left w:val="single" w:color="CBD0CD" w:sz="4"/>
+              <w:bottom w:val="single" w:color="CBD0CD" w:sz="4"/>
+              <w:right w:val="single" w:color="CBD0CD" w:sz="4"/>
+            </w:tcBorders>
+            <w:tcMar>
+              <w:top w:type="dxa" w:w="60"/>
+              <w:left w:type="dxa" w:w="100"/>
+              <w:bottom w:type="dxa" w:w="60"/>
+              <w:right w:type="dxa" w:w="100"/>
+            </w:tcMar>
+          </w:tcPr>
+          <w:p>
+            <w:pPr>
+              <w:spacing w:after="0" w:line="260"/>
+            </w:pPr>
+            <w:r>
+              <w:rPr>
+                <w:sz w:val="18"/>
+                <w:szCs w:val="18"/>
+              </w:rPr>
+              <w:t xml:space="preserve">현장 사용감, 교육 자료 작성</w:t>
+            </w:r>
+          </w:p>
+        </w:tc>
+      </w:tr>
+      <w:tr>
+        <w:tc>
+          <w:tcPr>
+            <w:tcW w:type="dxa" w:w="2628"/>
+            <w:tcBorders>
+              <w:top w:val="single" w:color="CBD0CD" w:sz="4"/>
+              <w:left w:val="single" w:color="CBD0CD" w:sz="4"/>
+              <w:bottom w:val="single" w:color="CBD0CD" w:sz="4"/>
+              <w:right w:val="single" w:color="CBD0CD" w:sz="4"/>
+            </w:tcBorders>
+            <w:tcMar>
+              <w:top w:type="dxa" w:w="60"/>
+              <w:left w:type="dxa" w:w="100"/>
+              <w:bottom w:type="dxa" w:w="60"/>
+              <w:right w:type="dxa" w:w="100"/>
+            </w:tcMar>
+          </w:tcPr>
+          <w:p>
+            <w:pPr>
+              <w:spacing w:after="0" w:line="260"/>
+            </w:pPr>
+            <w:r>
+              <w:rPr>
+                <w:sz w:val="18"/>
+                <w:szCs w:val="18"/>
+              </w:rPr>
+              <w:t xml:space="preserve">의존성 취약점·메이저 업그레이드</w:t>
+            </w:r>
+          </w:p>
+        </w:tc>
+        <w:tc>
+          <w:tcPr>
+            <w:tcW w:type="dxa" w:w="3504"/>
+            <w:tcBorders>
+              <w:top w:val="single" w:color="CBD0CD" w:sz="4"/>
+              <w:left w:val="single" w:color="CBD0CD" w:sz="4"/>
+              <w:bottom w:val="single" w:color="CBD0CD" w:sz="4"/>
+              <w:right w:val="single" w:color="CBD0CD" w:sz="4"/>
+            </w:tcBorders>
+            <w:tcMar>
+              <w:top w:type="dxa" w:w="60"/>
+              <w:left w:type="dxa" w:w="100"/>
+              <w:bottom w:type="dxa" w:w="60"/>
+              <w:right w:type="dxa" w:w="100"/>
+            </w:tcMar>
+          </w:tcPr>
+          <w:p>
+            <w:pPr>
+              <w:spacing w:after="0" w:line="260"/>
+            </w:pPr>
+            <w:r>
+              <w:rPr>
+                <w:sz w:val="18"/>
+                <w:szCs w:val="18"/>
+              </w:rPr>
+              <w:t xml:space="preserve">NestJS 11·react-router 7로 운영 취약점 0</w:t>
+            </w:r>
+          </w:p>
+        </w:tc>
+        <w:tc>
+          <w:tcPr>
+            <w:tcW w:type="dxa" w:w="3506"/>
+            <w:tcBorders>
+              <w:top w:val="single" w:color="CBD0CD" w:sz="4"/>
+              <w:left w:val="single" w:color="CBD0CD" w:sz="4"/>
+              <w:bottom w:val="single" w:color="CBD0CD" w:sz="4"/>
+              <w:right w:val="single" w:color="CBD0CD" w:sz="4"/>
+            </w:tcBorders>
+            <w:tcMar>
+              <w:top w:type="dxa" w:w="60"/>
+              <w:left w:type="dxa" w:w="100"/>
+              <w:bottom w:type="dxa" w:w="60"/>
+              <w:right w:type="dxa" w:w="100"/>
+            </w:tcMar>
+          </w:tcPr>
+          <w:p>
+            <w:pPr>
+              <w:spacing w:after="0" w:line="260"/>
+            </w:pPr>
+            <w:r>
+              <w:rPr>
+                <w:sz w:val="18"/>
+                <w:szCs w:val="18"/>
+              </w:rPr>
+              <w:t xml:space="preserve">알려진 취약점 제거, 격리 결함은 테스트가 잡음</w:t>
+            </w:r>
+          </w:p>
+        </w:tc>
+      </w:tr>
+      <w:tr>
+        <w:tc>
+          <w:tcPr>
+            <w:tcW w:type="dxa" w:w="2628"/>
+            <w:tcBorders>
+              <w:top w:val="single" w:color="CBD0CD" w:sz="4"/>
+              <w:left w:val="single" w:color="CBD0CD" w:sz="4"/>
+              <w:bottom w:val="single" w:color="CBD0CD" w:sz="4"/>
+              <w:right w:val="single" w:color="CBD0CD" w:sz="4"/>
+            </w:tcBorders>
+            <w:tcMar>
+              <w:top w:type="dxa" w:w="60"/>
+              <w:left w:type="dxa" w:w="100"/>
+              <w:bottom w:type="dxa" w:w="60"/>
+              <w:right w:type="dxa" w:w="100"/>
+            </w:tcMar>
+          </w:tcPr>
+          <w:p>
+            <w:pPr>
+              <w:spacing w:after="0" w:line="260"/>
+            </w:pPr>
+            <w:r>
+              <w:rPr>
+                <w:sz w:val="18"/>
+                <w:szCs w:val="18"/>
+              </w:rPr>
+              <w:t xml:space="preserve">관리자 웹은 직원 계정만</w:t>
+            </w:r>
+          </w:p>
+        </w:tc>
+        <w:tc>
+          <w:tcPr>
+            <w:tcW w:type="dxa" w:w="3504"/>
+            <w:tcBorders>
+              <w:top w:val="single" w:color="CBD0CD" w:sz="4"/>
+              <w:left w:val="single" w:color="CBD0CD" w:sz="4"/>
+              <w:bottom w:val="single" w:color="CBD0CD" w:sz="4"/>
+              <w:right w:val="single" w:color="CBD0CD" w:sz="4"/>
+            </w:tcBorders>
+            <w:tcMar>
+              <w:top w:type="dxa" w:w="60"/>
+              <w:left w:type="dxa" w:w="100"/>
+              <w:bottom w:type="dxa" w:w="60"/>
+              <w:right w:type="dxa" w:w="100"/>
+            </w:tcMar>
+          </w:tcPr>
+          <w:p>
+            <w:pPr>
+              <w:spacing w:after="0" w:line="260"/>
+            </w:pPr>
+            <w:r>
+              <w:rPr>
+                <w:sz w:val="18"/>
+                <w:szCs w:val="18"/>
+              </w:rPr>
+              <w:t xml:space="preserve">회원은 회원 모바일 웹으로 안내</w:t>
+            </w:r>
+          </w:p>
+        </w:tc>
+        <w:tc>
+          <w:tcPr>
+            <w:tcW w:type="dxa" w:w="3506"/>
+            <w:tcBorders>
+              <w:top w:val="single" w:color="CBD0CD" w:sz="4"/>
+              <w:left w:val="single" w:color="CBD0CD" w:sz="4"/>
+              <w:bottom w:val="single" w:color="CBD0CD" w:sz="4"/>
+              <w:right w:val="single" w:color="CBD0CD" w:sz="4"/>
+            </w:tcBorders>
+            <w:tcMar>
+              <w:top w:type="dxa" w:w="60"/>
+              <w:left w:type="dxa" w:w="100"/>
+              <w:bottom w:type="dxa" w:w="60"/>
+              <w:right w:type="dxa" w:w="100"/>
+            </w:tcMar>
+          </w:tcPr>
+          <w:p>
+            <w:pPr>
+              <w:spacing w:after="0" w:line="260"/>
+            </w:pPr>
+            <w:r>
+              <w:rPr>
+                <w:sz w:val="18"/>
+                <w:szCs w:val="18"/>
+              </w:rPr>
+              <w:t xml:space="preserve">두 앱의 역할 구분</w:t>
+            </w:r>
+          </w:p>
+        </w:tc>
+      </w:tr>
+      <w:tr>
+        <w:tc>
+          <w:tcPr>
+            <w:tcW w:type="dxa" w:w="2628"/>
+            <w:tcBorders>
+              <w:top w:val="single" w:color="CBD0CD" w:sz="4"/>
+              <w:left w:val="single" w:color="CBD0CD" w:sz="4"/>
+              <w:bottom w:val="single" w:color="CBD0CD" w:sz="4"/>
+              <w:right w:val="single" w:color="CBD0CD" w:sz="4"/>
+            </w:tcBorders>
+            <w:tcMar>
+              <w:top w:type="dxa" w:w="60"/>
+              <w:left w:type="dxa" w:w="100"/>
+              <w:bottom w:type="dxa" w:w="60"/>
+              <w:right w:type="dxa" w:w="100"/>
+            </w:tcMar>
+          </w:tcPr>
+          <w:p>
+            <w:pPr>
+              <w:spacing w:after="0" w:line="260"/>
+            </w:pPr>
+            <w:r>
+              <w:rPr>
+                <w:sz w:val="18"/>
+                <w:szCs w:val="18"/>
+              </w:rPr>
+              <w:t xml:space="preserve">중간 제출·실운영 안 함</w:t>
+            </w:r>
+          </w:p>
+        </w:tc>
+        <w:tc>
+          <w:tcPr>
+            <w:tcW w:type="dxa" w:w="3504"/>
+            <w:tcBorders>
+              <w:top w:val="single" w:color="CBD0CD" w:sz="4"/>
+              <w:left w:val="single" w:color="CBD0CD" w:sz="4"/>
+              <w:bottom w:val="single" w:color="CBD0CD" w:sz="4"/>
+              <w:right w:val="single" w:color="CBD0CD" w:sz="4"/>
+            </w:tcBorders>
+            <w:tcMar>
+              <w:top w:type="dxa" w:w="60"/>
+              <w:left w:type="dxa" w:w="100"/>
+              <w:bottom w:type="dxa" w:w="60"/>
+              <w:right w:type="dxa" w:w="100"/>
+            </w:tcMar>
+          </w:tcPr>
+          <w:p>
+            <w:pPr>
+              <w:spacing w:after="0" w:line="260"/>
+            </w:pPr>
+            <w:r>
+              <w:rPr>
+                <w:sz w:val="18"/>
+                <w:szCs w:val="18"/>
+              </w:rPr>
+              <w:t xml:space="preserve">실운영이 필요한 부분 조항은 범위 밖</w:t>
+            </w:r>
+          </w:p>
+        </w:tc>
+        <w:tc>
+          <w:tcPr>
+            <w:tcW w:type="dxa" w:w="3506"/>
+            <w:tcBorders>
+              <w:top w:val="single" w:color="CBD0CD" w:sz="4"/>
+              <w:left w:val="single" w:color="CBD0CD" w:sz="4"/>
+              <w:bottom w:val="single" w:color="CBD0CD" w:sz="4"/>
+              <w:right w:val="single" w:color="CBD0CD" w:sz="4"/>
+            </w:tcBorders>
+            <w:tcMar>
+              <w:top w:type="dxa" w:w="60"/>
+              <w:left w:type="dxa" w:w="100"/>
+              <w:bottom w:type="dxa" w:w="60"/>
+              <w:right w:type="dxa" w:w="100"/>
+            </w:tcMar>
+          </w:tcPr>
+          <w:p>
+            <w:pPr>
+              <w:spacing w:after="0" w:line="260"/>
+            </w:pPr>
+            <w:r>
+              <w:rPr>
+                <w:sz w:val="18"/>
+                <w:szCs w:val="18"/>
+              </w:rPr>
+              <w:t xml:space="preserve">다음은 사용감 확보·계약서 OCR 검토·회원 앱 형태 재검토</w:t>
             </w:r>
           </w:p>
         </w:tc>
@@ -10311,7 +11364,7 @@
         <w:spacing w:after="60" w:line="290"/>
       </w:pPr>
       <w:r>
-        <w:t xml:space="preserve">API는 자동 테스트(jest, 테스트 파일 35개)가 불변식 3개(지점 격리·계약 종료 차단·인사 권한)와 실DB 동시성·도메인 규칙을 확인한다.</w:t>
+        <w:t xml:space="preserve">API는 자동 테스트(jest, 52개 파일 556건)가 불변식 3개(지점 격리·계약 종료 차단·인사 권한)와 실DB 동시성·도메인 규칙·세부 권한을 확인한다.</w:t>
       </w:r>
     </w:p>
     <w:p>
@@ -10324,7 +11377,7 @@
         <w:spacing w:after="60" w:line="290"/>
       </w:pPr>
       <w:r>
-        <w:t xml:space="preserve">관리자 웹·회원 모바일 웹은 자동 테스트가 없다. lint·빌드(타입 검사)까지만 검증되고, 화면 동작은 수동 확인뿐이다.</w:t>
+        <w:t xml:space="preserve">관리자 웹·회원 모바일 웹은 역할별 핵심 경로만 화면 자동 테스트(14건)가 본다. 나머지 화면은 lint·빌드(타입 검사)까지만 검증되고, 동작은 수동 확인뿐이다.</w:t>
       </w:r>
     </w:p>
     <w:p>
@@ -11195,7 +12248,7 @@
         <w:pStyle w:val="Heading2"/>
       </w:pPr>
       <w:r>
-        <w:t xml:space="preserve">10.3 미구현</w:t>
+        <w:t xml:space="preserve">10.3 남은 것</w:t>
       </w:r>
     </w:p>
     <w:p>
@@ -11203,7 +12256,15 @@
         <w:spacing w:after="120" w:line="300"/>
       </w:pPr>
       <w:r>
-        <w:t xml:space="preserve">제안요청서 요구 중 아직 없는 것(변경 이력의 범위 확대, 인사 변경 신청, 교육자료 첨부, 업무지원 요청, 관리자의 업무일지 열람 화면, 종목·시간대·연령대별 프로그램 목록, 느린 작업의 사용자 알림, 회원용 매뉴얼, 캘린더·지도형 화면, 개인정보처리방침)은 요구사항 정의서의 "미구현" 시트에 실측 상태와 함께 정리했다. 갱신임박 자동 전환은 스케줄러가 필요해 설계만 있다.</w:t>
+        <w:t xml:space="preserve">제안요청서의 기능·성능 요구는 모두 구현 또는 근거 있는 조정으로 충족했다(72개 조항 중 구현+조정 58/64 = 91%). 남은 부분 조항 3개(결제 금융기관 연계 확인, 개인정보 업무위탁, 검수·도입)는 실운영이 있어야 끝나는데, 실운영은 하지 않기로 해 범위 밖으로 둔다. 조항별 판정은 요구사항 정의서의 "충족 판정" 시트에 있다. 갱신임박 자동 전환은 스케줄러가 필요해 설계만 있다.</w:t>
+      </w:r>
+    </w:p>
+    <w:p>
+      <w:pPr>
+        <w:spacing w:after="120" w:line="300"/>
+      </w:pPr>
+      <w:r>
+        <w:t xml:space="preserve">다음 계획은 기능 추가보다 사용감이다 — 목록 쪽 나누기·검색·정렬, 수치 시각화, 작업 단계 줄이기. 그다음 위탁계약서 OCR·AI 분석 검토(계획 수준)와 회원 앱 형태(하이브리드·네이티브) 재검토다.</w:t>
       </w:r>
     </w:p>
     <w:sectPr>

--- a/docs/deliverables/아키텍처설계서.docx
+++ b/docs/deliverables/아키텍처설계서.docx
@@ -12256,7 +12256,7 @@
         <w:spacing w:after="120" w:line="300"/>
       </w:pPr>
       <w:r>
-        <w:t xml:space="preserve">제안요청서의 기능·성능 요구는 모두 구현 또는 근거 있는 조정으로 충족했다(72개 조항 중 구현+조정 58/64 = 91%). 남은 부분 조항 3개(결제 금융기관 연계 확인, 개인정보 업무위탁, 검수·도입)는 실운영이 있어야 끝나는데, 실운영은 하지 않기로 해 범위 밖으로 둔다. 조항별 판정은 요구사항 정의서의 "충족 판정" 시트에 있다. 갱신임박 자동 전환은 스케줄러가 필요해 설계만 있다.</w:t>
+        <w:t xml:space="preserve">제안요청서의 기능·성능 요구는 원문이 "추후 논의"로 남긴 1개를 빼면 모두 구현 또는 근거 있는 조정으로 충족했다(72개 조항 중 구현+조정 58/72 = 81%). 남은 부분 조항 3개(결제 금융기관 연계 확인, 개인정보 업무위탁, 검수·도입)는 실운영이 있어야 끝나는데, 실운영은 하지 않기로 해 범위 밖으로 둔다. 조항별 판정은 요구사항 정의서의 "충족 판정" 시트에 있다. 갱신임박 자동 전환은 스케줄러가 필요해 설계만 있다.</w:t>
       </w:r>
     </w:p>
     <w:p>
